--- a/CACR2026EA16XZ-作品设计报告.docx
+++ b/CACR2026EA16XZ-作品设计报告.docx
@@ -391,7 +391,8 @@
         <w:adjustRightInd w:val="0"/>
         <w:snapToGrid w:val="0"/>
         <w:spacing w:line="700" w:lineRule="exact"/>
-        <w:ind w:firstLineChars="600" w:firstLine="1680"/>
+        <w:ind w:firstLineChars="600" w:firstLine="0"/>
+        <w:jc w:val="center"/>
         <w:rPr>
           <w:rFonts w:ascii="华文中宋" w:eastAsia="华文中宋" w:hAnsi="华文中宋"/>
           <w:bCs/>
@@ -407,17 +408,9 @@
           <w:sz w:val="28"/>
           <w:szCs w:val="28"/>
         </w:rPr>
-        <w:t>作品题目：</w:t>
-      </w:r>
-      <w:r>
-        <w:rPr>
-          <w:rFonts w:ascii="华文中宋" w:eastAsia="华文中宋" w:hAnsi="华文中宋" w:hint="eastAsia"/>
-          <w:bCs/>
-          <w:sz w:val="28"/>
-          <w:szCs w:val="28"/>
-          <w:u w:val="single"/>
-        </w:rPr>
-        <w:t>ML-KEM 解封装实现的时间侧信道检测与常数时间防护</w:t>
+        <w:t>作品题目：ML-KEM 解封装实现的时间侧信道检测</w:t>
+        <w:br/>
+        <w:t>与常数时间防护（暂定题名）</w:t>
       </w:r>
     </w:p>
     <w:p>
@@ -531,7 +524,7 @@
           <w:sz w:val="28"/>
           <w:szCs w:val="28"/>
         </w:rPr>
-        <w:t>2026 年 10 月 12 日</w:t>
+        <w:t>2026 年 10 月 14 日</w:t>
       </w:r>
     </w:p>
     <w:p>
@@ -842,301 +835,7 @@
                 <w:rFonts w:hint="eastAsia"/>
                 <w:sz w:val="30"/>
               </w:rPr>
-              <w:t>针对</w:t>
-            </w:r>
-            <w:r>
-              <w:rPr>
-                <w:rFonts w:hint="eastAsia"/>
-                <w:sz w:val="30"/>
-              </w:rPr>
-              <w:t xml:space="preserve"> ML-KEM </w:t>
-            </w:r>
-            <w:r>
-              <w:rPr>
-                <w:rFonts w:hint="eastAsia"/>
-                <w:sz w:val="30"/>
-              </w:rPr>
-              <w:t>解封装的时间侧信道审计需求，本作品以固定</w:t>
-            </w:r>
-            <w:r>
-              <w:rPr>
-                <w:rFonts w:hint="eastAsia"/>
-                <w:sz w:val="30"/>
-              </w:rPr>
-              <w:t xml:space="preserve"> ML-KEM-768 </w:t>
-            </w:r>
-            <w:r>
-              <w:rPr>
-                <w:rFonts w:hint="eastAsia"/>
-                <w:sz w:val="30"/>
-              </w:rPr>
-              <w:t>便携</w:t>
-            </w:r>
-            <w:r>
-              <w:rPr>
-                <w:rFonts w:hint="eastAsia"/>
-                <w:sz w:val="30"/>
-              </w:rPr>
-              <w:t xml:space="preserve"> C </w:t>
-            </w:r>
-            <w:r>
-              <w:rPr>
-                <w:rFonts w:hint="eastAsia"/>
-                <w:sz w:val="30"/>
-              </w:rPr>
-              <w:t>实现为对象，构建功能验证、完整调用测量、会话统计与函数诊断相结合的</w:t>
-            </w:r>
-            <w:r>
-              <w:rPr>
-                <w:rFonts w:hint="eastAsia"/>
-                <w:sz w:val="30"/>
-              </w:rPr>
-              <w:t xml:space="preserve"> C11 </w:t>
-            </w:r>
-            <w:r>
-              <w:rPr>
-                <w:rFonts w:hint="eastAsia"/>
-                <w:sz w:val="30"/>
-              </w:rPr>
-              <w:t>工具。独立</w:t>
-            </w:r>
-            <w:r>
-              <w:rPr>
-                <w:rFonts w:hint="eastAsia"/>
-                <w:sz w:val="30"/>
-              </w:rPr>
-              <w:t xml:space="preserve"> NIST </w:t>
-            </w:r>
-            <w:r>
-              <w:rPr>
-                <w:rFonts w:hint="eastAsia"/>
-                <w:sz w:val="30"/>
-              </w:rPr>
-              <w:t>向量和接口检查用于确认被测程序，原始记录与构建摘要用于追溯结果。在</w:t>
-            </w:r>
-            <w:r>
-              <w:rPr>
-                <w:rFonts w:hint="eastAsia"/>
-                <w:sz w:val="30"/>
-              </w:rPr>
-              <w:t xml:space="preserve"> Ryzen 9 9950X </w:t>
-            </w:r>
-            <w:r>
-              <w:rPr>
-                <w:rFonts w:hint="eastAsia"/>
-                <w:sz w:val="30"/>
-              </w:rPr>
-              <w:t>上，冻结</w:t>
-            </w:r>
-            <w:r>
-              <w:rPr>
-                <w:rFonts w:hint="eastAsia"/>
-                <w:sz w:val="30"/>
-              </w:rPr>
-              <w:t xml:space="preserve"> v3 </w:t>
-            </w:r>
-            <w:r>
-              <w:rPr>
-                <w:rFonts w:hint="eastAsia"/>
-                <w:sz w:val="30"/>
-              </w:rPr>
-              <w:t>协议以</w:t>
-            </w:r>
-            <w:r>
-              <w:rPr>
-                <w:rFonts w:hint="eastAsia"/>
-                <w:sz w:val="30"/>
-              </w:rPr>
-              <w:t xml:space="preserve"> 20 </w:t>
-            </w:r>
-            <w:r>
-              <w:rPr>
-                <w:rFonts w:hint="eastAsia"/>
-                <w:sz w:val="30"/>
-              </w:rPr>
-              <w:t>个会话、每类</w:t>
-            </w:r>
-            <w:r>
-              <w:rPr>
-                <w:rFonts w:hint="eastAsia"/>
-                <w:sz w:val="30"/>
-              </w:rPr>
-              <w:t xml:space="preserve"> 5000 </w:t>
-            </w:r>
-            <w:r>
-              <w:rPr>
-                <w:rFonts w:hint="eastAsia"/>
-                <w:sz w:val="30"/>
-              </w:rPr>
-              <w:t>次为预算，经</w:t>
-            </w:r>
-            <w:r>
-              <w:rPr>
-                <w:rFonts w:hint="eastAsia"/>
-                <w:sz w:val="30"/>
-              </w:rPr>
-              <w:t xml:space="preserve"> Holm </w:t>
-            </w:r>
-            <w:r>
-              <w:rPr>
-                <w:rFonts w:hint="eastAsia"/>
-                <w:sz w:val="30"/>
-              </w:rPr>
-              <w:t>校正拒绝主比较的零均值差原假设，效应为</w:t>
-            </w:r>
-            <w:r>
-              <w:rPr>
-                <w:rFonts w:hint="eastAsia"/>
-                <w:sz w:val="30"/>
-              </w:rPr>
-              <w:t xml:space="preserve"> </w:t>
-            </w:r>
-            <w:r>
-              <w:rPr>
-                <w:rFonts w:hint="eastAsia"/>
-                <w:sz w:val="30"/>
-              </w:rPr>
-              <w:t>−</w:t>
-            </w:r>
-            <w:r>
-              <w:rPr>
-                <w:rFonts w:hint="eastAsia"/>
-                <w:sz w:val="30"/>
-              </w:rPr>
-              <w:t xml:space="preserve">5.467 </w:t>
-            </w:r>
-            <w:r>
-              <w:rPr>
-                <w:rFonts w:hint="eastAsia"/>
-                <w:sz w:val="30"/>
-              </w:rPr>
-              <w:t>个时钟计数；重加密与消息编码在</w:t>
-            </w:r>
-            <w:r>
-              <w:rPr>
-                <w:rFonts w:hint="eastAsia"/>
-                <w:sz w:val="30"/>
-              </w:rPr>
-              <w:t xml:space="preserve"> 20 </w:t>
-            </w:r>
-            <w:r>
-              <w:rPr>
-                <w:rFonts w:hint="eastAsia"/>
-                <w:sz w:val="30"/>
-              </w:rPr>
-              <w:t>次诊断中均进入前三候选。掩码后不再拒绝，但两次回滚均未恢复拒绝，防护因果解释仍待补充。作品另完成</w:t>
-            </w:r>
-            <w:r>
-              <w:rPr>
-                <w:rFonts w:hint="eastAsia"/>
-                <w:sz w:val="30"/>
-              </w:rPr>
-              <w:t xml:space="preserve"> 24 </w:t>
-            </w:r>
-            <w:r>
-              <w:rPr>
-                <w:rFonts w:hint="eastAsia"/>
-                <w:sz w:val="30"/>
-              </w:rPr>
-              <w:t>个编译配置的功能检查和探索性测量、</w:t>
-            </w:r>
-            <w:r>
-              <w:rPr>
-                <w:rFonts w:hint="eastAsia"/>
-                <w:sz w:val="30"/>
-              </w:rPr>
-              <w:t xml:space="preserve">80 </w:t>
-            </w:r>
-            <w:r>
-              <w:rPr>
-                <w:rFonts w:hint="eastAsia"/>
-                <w:sz w:val="30"/>
-              </w:rPr>
-              <w:t>次</w:t>
-            </w:r>
-            <w:r>
-              <w:rPr>
-                <w:rFonts w:hint="eastAsia"/>
-                <w:sz w:val="30"/>
-              </w:rPr>
-              <w:t xml:space="preserve"> Mac </w:t>
-            </w:r>
-            <w:r>
-              <w:rPr>
-                <w:rFonts w:hint="eastAsia"/>
-                <w:sz w:val="30"/>
-              </w:rPr>
-              <w:t>到</w:t>
-            </w:r>
-            <w:r>
-              <w:rPr>
-                <w:rFonts w:hint="eastAsia"/>
-                <w:sz w:val="30"/>
-              </w:rPr>
-              <w:t xml:space="preserve"> Ryzen </w:t>
-            </w:r>
-            <w:r>
-              <w:rPr>
-                <w:rFonts w:hint="eastAsia"/>
-                <w:sz w:val="30"/>
-              </w:rPr>
-              <w:t>的直接</w:t>
-            </w:r>
-            <w:r>
-              <w:rPr>
-                <w:rFonts w:hint="eastAsia"/>
-                <w:sz w:val="30"/>
-              </w:rPr>
-              <w:t xml:space="preserve"> TCP </w:t>
-            </w:r>
-            <w:r>
-              <w:rPr>
-                <w:rFonts w:hint="eastAsia"/>
-                <w:sz w:val="30"/>
-              </w:rPr>
-              <w:t>往返记录，并在</w:t>
-            </w:r>
-            <w:r>
-              <w:rPr>
-                <w:rFonts w:hint="eastAsia"/>
-                <w:sz w:val="30"/>
-              </w:rPr>
-              <w:t xml:space="preserve"> 8 </w:t>
-            </w:r>
-            <w:r>
-              <w:rPr>
-                <w:rFonts w:hint="eastAsia"/>
-                <w:sz w:val="30"/>
-              </w:rPr>
-              <w:t>个固定无秘密任务上验证</w:t>
-            </w:r>
-            <w:r>
-              <w:rPr>
-                <w:rFonts w:hint="eastAsia"/>
-                <w:sz w:val="30"/>
-              </w:rPr>
-              <w:t xml:space="preserve"> C </w:t>
-            </w:r>
-            <w:r>
-              <w:rPr>
-                <w:rFonts w:hint="eastAsia"/>
-                <w:sz w:val="30"/>
-              </w:rPr>
-              <w:t>与</w:t>
-            </w:r>
-            <w:r>
-              <w:rPr>
-                <w:rFonts w:hint="eastAsia"/>
-                <w:sz w:val="30"/>
-              </w:rPr>
-              <w:t xml:space="preserve"> SciPy </w:t>
-            </w:r>
-            <w:r>
-              <w:rPr>
-                <w:rFonts w:hint="eastAsia"/>
-                <w:sz w:val="30"/>
-              </w:rPr>
-              <w:t>精确复算结果一致。现有结果支持限定条件下的检测、定位和高效复核，不构成物理纳秒精度、恒时实现或远程安全认证。</w:t>
+              <w:t>本作品面向固定 ML-KEM-768 便携 C 实现，提供功能验证、完整解封装计时、条件化统计复算与函数候选诊断。公开 NIST 向量、源码及产物摘要使结果可追溯；有限无秘密任务中 C 与 SciPy 的精确尾计数一致。当前主确认实验 v4 在首会话频率采样覆盖率为 0 时停止，主令牌为 not_run，交替构建对照未开始。v1 至 v3 已作为开发历史保留，其中 v3 曾报告族内 Holm 拒绝和 20/20 候选出现，但单密文对、效应反号与回滚未恢复使一般类别效应和防护因果仍未闭合。新版同步冻结抽签的条件标签计数，并将编译器及跨平台记录限定为探索、网络记录限定为可行性。已完成的是可运行工具及其限定验证；现有证据不构成物理纳秒精度、真实总体误报保证、恒时安全或完整竞赛签收。</w:t>
             </w:r>
           </w:p>
         </w:tc>
@@ -1244,17 +943,14 @@
         <w:tabs>
           <w:tab w:val="right" w:leader="dot" w:pos="9298"/>
         </w:tabs>
-        <w:spacing w:after="80" w:line="276" w:lineRule="auto"/>
-      </w:pPr>
-      <w:hyperlink w:anchor="refined_heading_0">
-        <w:r>
-          <w:t xml:space="preserve">1 </w:t>
-        </w:r>
-        <w:r>
-          <w:t>作品功能与性能说明</w:t>
-        </w:r>
-      </w:hyperlink>
-      <w:r>
+        <w:spacing w:after="0" w:line="320" w:lineRule="exact" w:before="0"/>
+        <w:snapToGrid w:val="0"/>
+      </w:pPr>
+      <w:r>
+        <w:rPr>
+          <w:sz w:val="21"/>
+        </w:rPr>
+        <w:t>1 作品功能与性能说明</w:t>
         <w:tab/>
         <w:t>4</w:t>
       </w:r>
@@ -1264,17 +960,14 @@
         <w:tabs>
           <w:tab w:val="right" w:leader="dot" w:pos="9298"/>
         </w:tabs>
-        <w:spacing w:after="80" w:line="276" w:lineRule="auto"/>
-      </w:pPr>
-      <w:hyperlink w:anchor="refined_heading_1">
-        <w:r>
-          <w:t xml:space="preserve">2 </w:t>
-        </w:r>
-        <w:r>
-          <w:t>设计与实现方案</w:t>
-        </w:r>
-      </w:hyperlink>
-      <w:r>
+        <w:spacing w:after="0" w:line="320" w:lineRule="exact" w:before="0"/>
+        <w:snapToGrid w:val="0"/>
+      </w:pPr>
+      <w:r>
+        <w:rPr>
+          <w:sz w:val="21"/>
+        </w:rPr>
+        <w:t>2 设计与实现方案</w:t>
         <w:tab/>
         <w:t>4</w:t>
       </w:r>
@@ -1284,18 +977,15 @@
         <w:tabs>
           <w:tab w:val="right" w:leader="dot" w:pos="9298"/>
         </w:tabs>
-        <w:spacing w:after="80" w:line="276" w:lineRule="auto"/>
+        <w:spacing w:after="0" w:line="320" w:lineRule="exact" w:before="0"/>
         <w:ind w:left="255"/>
-      </w:pPr>
-      <w:hyperlink w:anchor="refined_heading_2">
-        <w:r>
-          <w:t xml:space="preserve">2.1 </w:t>
-        </w:r>
-        <w:r>
-          <w:t>实现原理</w:t>
-        </w:r>
-      </w:hyperlink>
-      <w:r>
+        <w:snapToGrid w:val="0"/>
+      </w:pPr>
+      <w:r>
+        <w:rPr>
+          <w:sz w:val="21"/>
+        </w:rPr>
+        <w:t>2.1 实现原理</w:t>
         <w:tab/>
         <w:t>4</w:t>
       </w:r>
@@ -1305,18 +995,15 @@
         <w:tabs>
           <w:tab w:val="right" w:leader="dot" w:pos="9298"/>
         </w:tabs>
-        <w:spacing w:after="80" w:line="276" w:lineRule="auto"/>
+        <w:spacing w:after="0" w:line="320" w:lineRule="exact" w:before="0"/>
         <w:ind w:left="255"/>
-      </w:pPr>
-      <w:hyperlink w:anchor="refined_heading_3">
-        <w:r>
-          <w:t xml:space="preserve">2.2 </w:t>
-        </w:r>
-        <w:r>
-          <w:t>运行结果</w:t>
-        </w:r>
-      </w:hyperlink>
-      <w:r>
+        <w:snapToGrid w:val="0"/>
+      </w:pPr>
+      <w:r>
+        <w:rPr>
+          <w:sz w:val="21"/>
+        </w:rPr>
+        <w:t>2.2 运行结果</w:t>
         <w:tab/>
         <w:t>6</w:t>
       </w:r>
@@ -1326,18 +1013,15 @@
         <w:tabs>
           <w:tab w:val="right" w:leader="dot" w:pos="9298"/>
         </w:tabs>
-        <w:spacing w:after="80" w:line="276" w:lineRule="auto"/>
+        <w:spacing w:after="0" w:line="320" w:lineRule="exact" w:before="0"/>
         <w:ind w:left="255"/>
-      </w:pPr>
-      <w:hyperlink w:anchor="refined_heading_4">
-        <w:r>
-          <w:t xml:space="preserve">2.3 </w:t>
-        </w:r>
-        <w:r>
-          <w:t>技术指标</w:t>
-        </w:r>
-      </w:hyperlink>
-      <w:r>
+        <w:snapToGrid w:val="0"/>
+      </w:pPr>
+      <w:r>
+        <w:rPr>
+          <w:sz w:val="21"/>
+        </w:rPr>
+        <w:t>2.3 技术指标</w:t>
         <w:tab/>
         <w:t>7</w:t>
       </w:r>
@@ -1347,17 +1031,14 @@
         <w:tabs>
           <w:tab w:val="right" w:leader="dot" w:pos="9298"/>
         </w:tabs>
-        <w:spacing w:after="80" w:line="276" w:lineRule="auto"/>
-      </w:pPr>
-      <w:hyperlink w:anchor="refined_heading_5">
-        <w:r>
-          <w:t xml:space="preserve">3 </w:t>
-        </w:r>
-        <w:r>
-          <w:t>系统测试与结果</w:t>
-        </w:r>
-      </w:hyperlink>
-      <w:r>
+        <w:spacing w:after="0" w:line="320" w:lineRule="exact" w:before="0"/>
+        <w:snapToGrid w:val="0"/>
+      </w:pPr>
+      <w:r>
+        <w:rPr>
+          <w:sz w:val="21"/>
+        </w:rPr>
+        <w:t>3 系统测试与结果</w:t>
         <w:tab/>
         <w:t>7</w:t>
       </w:r>
@@ -1367,18 +1048,15 @@
         <w:tabs>
           <w:tab w:val="right" w:leader="dot" w:pos="9298"/>
         </w:tabs>
-        <w:spacing w:after="80" w:line="276" w:lineRule="auto"/>
+        <w:spacing w:after="0" w:line="320" w:lineRule="exact" w:before="0"/>
         <w:ind w:left="255"/>
-      </w:pPr>
-      <w:hyperlink w:anchor="refined_heading_6">
-        <w:r>
-          <w:t xml:space="preserve">3.1 </w:t>
-        </w:r>
-        <w:r>
-          <w:t>测试方案</w:t>
-        </w:r>
-      </w:hyperlink>
-      <w:r>
+        <w:snapToGrid w:val="0"/>
+      </w:pPr>
+      <w:r>
+        <w:rPr>
+          <w:sz w:val="21"/>
+        </w:rPr>
+        <w:t>3.1 测试方案</w:t>
         <w:tab/>
         <w:t>7</w:t>
       </w:r>
@@ -1388,18 +1066,15 @@
         <w:tabs>
           <w:tab w:val="right" w:leader="dot" w:pos="9298"/>
         </w:tabs>
-        <w:spacing w:after="80" w:line="276" w:lineRule="auto"/>
+        <w:spacing w:after="0" w:line="320" w:lineRule="exact" w:before="0"/>
         <w:ind w:left="255"/>
-      </w:pPr>
-      <w:hyperlink w:anchor="refined_heading_7">
-        <w:r>
-          <w:t xml:space="preserve">3.2 </w:t>
-        </w:r>
-        <w:r>
-          <w:t>功能测试</w:t>
-        </w:r>
-      </w:hyperlink>
-      <w:r>
+        <w:snapToGrid w:val="0"/>
+      </w:pPr>
+      <w:r>
+        <w:rPr>
+          <w:sz w:val="21"/>
+        </w:rPr>
+        <w:t>3.2 功能测试</w:t>
         <w:tab/>
         <w:t>8</w:t>
       </w:r>
@@ -1409,20 +1084,17 @@
         <w:tabs>
           <w:tab w:val="right" w:leader="dot" w:pos="9298"/>
         </w:tabs>
-        <w:spacing w:after="80" w:line="276" w:lineRule="auto"/>
+        <w:spacing w:after="0" w:line="320" w:lineRule="exact" w:before="0"/>
         <w:ind w:left="255"/>
-      </w:pPr>
-      <w:hyperlink w:anchor="refined_heading_8">
-        <w:r>
-          <w:t xml:space="preserve">3.3 </w:t>
-        </w:r>
-        <w:r>
-          <w:t>性能测试</w:t>
-        </w:r>
-      </w:hyperlink>
-      <w:r>
+        <w:snapToGrid w:val="0"/>
+      </w:pPr>
+      <w:r>
+        <w:rPr>
+          <w:sz w:val="21"/>
+        </w:rPr>
+        <w:t>3.3 性能测试</w:t>
         <w:tab/>
-        <w:t>8</w:t>
+        <w:t>9</w:t>
       </w:r>
     </w:p>
     <w:p>
@@ -1430,20 +1102,17 @@
         <w:tabs>
           <w:tab w:val="right" w:leader="dot" w:pos="9298"/>
         </w:tabs>
-        <w:spacing w:after="80" w:line="276" w:lineRule="auto"/>
+        <w:spacing w:after="0" w:line="320" w:lineRule="exact" w:before="0"/>
         <w:ind w:left="255"/>
-      </w:pPr>
-      <w:hyperlink w:anchor="refined_heading_9">
-        <w:r>
-          <w:t xml:space="preserve">3.4 </w:t>
-        </w:r>
-        <w:r>
-          <w:t>测试数据与结果</w:t>
-        </w:r>
-      </w:hyperlink>
-      <w:r>
+        <w:snapToGrid w:val="0"/>
+      </w:pPr>
+      <w:r>
+        <w:rPr>
+          <w:sz w:val="21"/>
+        </w:rPr>
+        <w:t>3.4 测试数据与结果</w:t>
         <w:tab/>
-        <w:t>10</w:t>
+        <w:t>11</w:t>
       </w:r>
     </w:p>
     <w:p>
@@ -1451,20 +1120,17 @@
         <w:tabs>
           <w:tab w:val="right" w:leader="dot" w:pos="9298"/>
         </w:tabs>
-        <w:spacing w:after="80" w:line="276" w:lineRule="auto"/>
+        <w:spacing w:after="0" w:line="320" w:lineRule="exact" w:before="0"/>
         <w:ind w:left="255"/>
-      </w:pPr>
-      <w:hyperlink w:anchor="refined_heading_10">
-        <w:r>
-          <w:t xml:space="preserve">3.5 </w:t>
-        </w:r>
-        <w:r>
-          <w:t>有限模型统计校准</w:t>
-        </w:r>
-      </w:hyperlink>
-      <w:r>
+        <w:snapToGrid w:val="0"/>
+      </w:pPr>
+      <w:r>
+        <w:rPr>
+          <w:sz w:val="21"/>
+        </w:rPr>
+        <w:t>3.5 有限模型统计校准</w:t>
         <w:tab/>
-        <w:t>12</w:t>
+        <w:t>13</w:t>
       </w:r>
     </w:p>
     <w:p>
@@ -1472,20 +1138,17 @@
         <w:tabs>
           <w:tab w:val="right" w:leader="dot" w:pos="9298"/>
         </w:tabs>
-        <w:spacing w:after="80" w:line="276" w:lineRule="auto"/>
+        <w:spacing w:after="0" w:line="320" w:lineRule="exact" w:before="0"/>
         <w:ind w:left="255"/>
-      </w:pPr>
-      <w:hyperlink w:anchor="refined_heading_11">
-        <w:r>
-          <w:t xml:space="preserve">3.6 </w:t>
-        </w:r>
-        <w:r>
-          <w:t>真实参考时间的标签置换校验</w:t>
-        </w:r>
-      </w:hyperlink>
-      <w:r>
+        <w:snapToGrid w:val="0"/>
+      </w:pPr>
+      <w:r>
+        <w:rPr>
+          <w:sz w:val="21"/>
+        </w:rPr>
+        <w:t>3.6 真实参考时间的标签置换校验</w:t>
         <w:tab/>
-        <w:t>13</w:t>
+        <w:t>14</w:t>
       </w:r>
     </w:p>
     <w:p>
@@ -1493,20 +1156,17 @@
         <w:tabs>
           <w:tab w:val="right" w:leader="dot" w:pos="9298"/>
         </w:tabs>
-        <w:spacing w:after="80" w:line="276" w:lineRule="auto"/>
+        <w:spacing w:after="0" w:line="320" w:lineRule="exact" w:before="0"/>
         <w:ind w:left="255"/>
-      </w:pPr>
-      <w:hyperlink w:anchor="refined_heading_12">
-        <w:r>
-          <w:t xml:space="preserve">3.7 </w:t>
-        </w:r>
-        <w:r>
-          <w:t>时间侧信道检测定位与跨环境验证</w:t>
-        </w:r>
-      </w:hyperlink>
-      <w:r>
+        <w:snapToGrid w:val="0"/>
+      </w:pPr>
+      <w:r>
+        <w:rPr>
+          <w:sz w:val="21"/>
+        </w:rPr>
+        <w:t>3.7 时间测量与诊断的证据边界</w:t>
         <w:tab/>
-        <w:t>14</w:t>
+        <w:t>15</w:t>
       </w:r>
     </w:p>
     <w:p>
@@ -1514,20 +1174,17 @@
         <w:tabs>
           <w:tab w:val="right" w:leader="dot" w:pos="9298"/>
         </w:tabs>
-        <w:spacing w:after="80" w:line="276" w:lineRule="auto"/>
+        <w:spacing w:after="0" w:line="320" w:lineRule="exact" w:before="0"/>
         <w:ind w:left="510"/>
-      </w:pPr>
-      <w:hyperlink w:anchor="refined_heading_13">
-        <w:r>
-          <w:t xml:space="preserve">3.7.1 </w:t>
-        </w:r>
-        <w:r>
-          <w:t>本地高精度计时与明显时间泄露检测</w:t>
-        </w:r>
-      </w:hyperlink>
-      <w:r>
+        <w:snapToGrid w:val="0"/>
+      </w:pPr>
+      <w:r>
+        <w:rPr>
+          <w:sz w:val="21"/>
+        </w:rPr>
+        <w:t>3.7.1 完整调用计时与输入范围</w:t>
         <w:tab/>
-        <w:t>15</w:t>
+        <w:t>16</w:t>
       </w:r>
     </w:p>
     <w:p>
@@ -1535,20 +1192,17 @@
         <w:tabs>
           <w:tab w:val="right" w:leader="dot" w:pos="9298"/>
         </w:tabs>
-        <w:spacing w:after="80" w:line="276" w:lineRule="auto"/>
+        <w:spacing w:after="0" w:line="320" w:lineRule="exact" w:before="0"/>
         <w:ind w:left="510"/>
-      </w:pPr>
-      <w:hyperlink w:anchor="refined_heading_14">
-        <w:r>
-          <w:t xml:space="preserve">3.7.2 </w:t>
-        </w:r>
-        <w:r>
-          <w:t>解封装过程的函数级插桩与时序分析</w:t>
-        </w:r>
-      </w:hyperlink>
-      <w:r>
+        <w:snapToGrid w:val="0"/>
+      </w:pPr>
+      <w:r>
+        <w:rPr>
+          <w:sz w:val="21"/>
+        </w:rPr>
+        <w:t>3.7.2 解封装过程的函数级插桩与时序分析</w:t>
         <w:tab/>
-        <w:t>16</w:t>
+        <w:t>17</w:t>
       </w:r>
     </w:p>
     <w:p>
@@ -1556,20 +1210,17 @@
         <w:tabs>
           <w:tab w:val="right" w:leader="dot" w:pos="9298"/>
         </w:tabs>
-        <w:spacing w:after="80" w:line="276" w:lineRule="auto"/>
+        <w:spacing w:after="0" w:line="320" w:lineRule="exact" w:before="0"/>
         <w:ind w:left="510"/>
-      </w:pPr>
-      <w:hyperlink w:anchor="refined_heading_15">
-        <w:r>
-          <w:t xml:space="preserve">3.7.3 </w:t>
-        </w:r>
-        <w:r>
-          <w:t>时间差异的统计显著性与检测能力分析</w:t>
-        </w:r>
-      </w:hyperlink>
-      <w:r>
+        <w:snapToGrid w:val="0"/>
+      </w:pPr>
+      <w:r>
+        <w:rPr>
+          <w:sz w:val="21"/>
+        </w:rPr>
+        <w:t>3.7.3 会话统计与确认停止</w:t>
         <w:tab/>
-        <w:t>16</w:t>
+        <w:t>18</w:t>
       </w:r>
     </w:p>
     <w:p>
@@ -1577,20 +1228,17 @@
         <w:tabs>
           <w:tab w:val="right" w:leader="dot" w:pos="9298"/>
         </w:tabs>
-        <w:spacing w:after="80" w:line="276" w:lineRule="auto"/>
+        <w:spacing w:after="0" w:line="320" w:lineRule="exact" w:before="0"/>
         <w:ind w:left="510"/>
-      </w:pPr>
-      <w:hyperlink w:anchor="refined_heading_16">
-        <w:r>
-          <w:t xml:space="preserve">3.7.4 </w:t>
-        </w:r>
-        <w:r>
-          <w:t>潜在泄露源的自动化定位与防护验证</w:t>
-        </w:r>
-      </w:hyperlink>
-      <w:r>
+        <w:snapToGrid w:val="0"/>
+      </w:pPr>
+      <w:r>
+        <w:rPr>
+          <w:sz w:val="21"/>
+        </w:rPr>
+        <w:t>3.7.4 诊断候选与防护对照边界</w:t>
         <w:tab/>
-        <w:t>17</w:t>
+        <w:t>19</w:t>
       </w:r>
     </w:p>
     <w:p>
@@ -1598,20 +1246,17 @@
         <w:tabs>
           <w:tab w:val="right" w:leader="dot" w:pos="9298"/>
         </w:tabs>
-        <w:spacing w:after="80" w:line="276" w:lineRule="auto"/>
+        <w:spacing w:after="0" w:line="320" w:lineRule="exact" w:before="0"/>
         <w:ind w:left="510"/>
-      </w:pPr>
-      <w:hyperlink w:anchor="refined_heading_17">
-        <w:r>
-          <w:t xml:space="preserve">3.7.5 </w:t>
-        </w:r>
-        <w:r>
-          <w:t>网络噪声环境下的时间侧信道检测</w:t>
-        </w:r>
-      </w:hyperlink>
-      <w:r>
+        <w:snapToGrid w:val="0"/>
+      </w:pPr>
+      <w:r>
+        <w:rPr>
+          <w:sz w:val="21"/>
+        </w:rPr>
+        <w:t>3.7.5 固定长度网络交互的可行性记录</w:t>
         <w:tab/>
-        <w:t>18</w:t>
+        <w:t>20</w:t>
       </w:r>
     </w:p>
     <w:p>
@@ -1619,20 +1264,17 @@
         <w:tabs>
           <w:tab w:val="right" w:leader="dot" w:pos="9298"/>
         </w:tabs>
-        <w:spacing w:after="80" w:line="276" w:lineRule="auto"/>
+        <w:spacing w:after="0" w:line="320" w:lineRule="exact" w:before="0"/>
         <w:ind w:left="510"/>
-      </w:pPr>
-      <w:hyperlink w:anchor="refined_heading_18">
-        <w:r>
-          <w:t xml:space="preserve">3.7.6 </w:t>
-        </w:r>
-        <w:r>
-          <w:t>编译器优化对时序行为及防护效果的影响</w:t>
-        </w:r>
-      </w:hyperlink>
-      <w:r>
+        <w:snapToGrid w:val="0"/>
+      </w:pPr>
+      <w:r>
+        <w:rPr>
+          <w:sz w:val="21"/>
+        </w:rPr>
+        <w:t>3.7.6 编译配置的探索性比较</w:t>
         <w:tab/>
-        <w:t>19</w:t>
+        <w:t>21</w:t>
       </w:r>
     </w:p>
     <w:p>
@@ -1640,20 +1282,17 @@
         <w:tabs>
           <w:tab w:val="right" w:leader="dot" w:pos="9298"/>
         </w:tabs>
-        <w:spacing w:after="80" w:line="276" w:lineRule="auto"/>
+        <w:spacing w:after="0" w:line="320" w:lineRule="exact" w:before="0"/>
         <w:ind w:left="510"/>
-      </w:pPr>
-      <w:hyperlink w:anchor="refined_heading_19">
-        <w:r>
-          <w:t xml:space="preserve">3.7.7 </w:t>
-        </w:r>
-        <w:r>
-          <w:t>不同处理器平台上的检测与防护稳定性</w:t>
-        </w:r>
-      </w:hyperlink>
-      <w:r>
+        <w:snapToGrid w:val="0"/>
+      </w:pPr>
+      <w:r>
+        <w:rPr>
+          <w:sz w:val="21"/>
+        </w:rPr>
+        <w:t>3.7.7 v1 协议下的跨环境复测</w:t>
         <w:tab/>
-        <w:t>20</w:t>
+        <w:t>22</w:t>
       </w:r>
     </w:p>
     <w:p>
@@ -1661,19 +1300,16 @@
         <w:tabs>
           <w:tab w:val="right" w:leader="dot" w:pos="9298"/>
         </w:tabs>
-        <w:spacing w:after="80" w:line="276" w:lineRule="auto"/>
-      </w:pPr>
-      <w:hyperlink w:anchor="refined_heading_20">
-        <w:r>
-          <w:t xml:space="preserve">4 </w:t>
-        </w:r>
-        <w:r>
-          <w:t>应用前景</w:t>
-        </w:r>
-      </w:hyperlink>
-      <w:r>
+        <w:spacing w:after="0" w:line="320" w:lineRule="exact" w:before="0"/>
+        <w:snapToGrid w:val="0"/>
+      </w:pPr>
+      <w:r>
+        <w:rPr>
+          <w:sz w:val="21"/>
+        </w:rPr>
+        <w:t>4 应用前景</w:t>
         <w:tab/>
-        <w:t>20</w:t>
+        <w:t>23</w:t>
       </w:r>
     </w:p>
     <w:p>
@@ -1681,19 +1317,16 @@
         <w:tabs>
           <w:tab w:val="right" w:leader="dot" w:pos="9298"/>
         </w:tabs>
-        <w:spacing w:after="80" w:line="276" w:lineRule="auto"/>
-      </w:pPr>
-      <w:hyperlink w:anchor="refined_heading_21">
-        <w:r>
-          <w:t xml:space="preserve">5 </w:t>
-        </w:r>
-        <w:r>
-          <w:t>结论</w:t>
-        </w:r>
-      </w:hyperlink>
-      <w:r>
+        <w:spacing w:after="0" w:line="320" w:lineRule="exact" w:before="0"/>
+        <w:snapToGrid w:val="0"/>
+      </w:pPr>
+      <w:r>
+        <w:rPr>
+          <w:sz w:val="21"/>
+        </w:rPr>
+        <w:t>5 结论</w:t>
         <w:tab/>
-        <w:t>21</w:t>
+        <w:t>23</w:t>
       </w:r>
     </w:p>
     <w:p>
@@ -1701,19 +1334,16 @@
         <w:tabs>
           <w:tab w:val="right" w:leader="dot" w:pos="9298"/>
         </w:tabs>
-        <w:spacing w:after="80" w:line="276" w:lineRule="auto"/>
-      </w:pPr>
-      <w:hyperlink w:anchor="refined_heading_22">
-        <w:r>
-          <w:t xml:space="preserve">6 </w:t>
-        </w:r>
-        <w:r>
-          <w:t>来源与复现材料</w:t>
-        </w:r>
-      </w:hyperlink>
-      <w:r>
+        <w:spacing w:after="0" w:line="320" w:lineRule="exact" w:before="0"/>
+        <w:snapToGrid w:val="0"/>
+      </w:pPr>
+      <w:r>
+        <w:rPr>
+          <w:sz w:val="21"/>
+        </w:rPr>
+        <w:t>6 来源与复现材料</w:t>
         <w:tab/>
-        <w:t>21</w:t>
+        <w:t>23</w:t>
       </w:r>
     </w:p>
     <w:p>
@@ -1831,6 +1461,7 @@
         <w:adjustRightInd w:val="0"/>
         <w:snapToGrid w:val="0"/>
         <w:spacing w:line="480" w:lineRule="exact"/>
+        <w:jc w:val="left"/>
         <w:rPr>
           <w:rFonts w:ascii="楷体_GB2312" w:eastAsia="楷体_GB2312" w:hAnsi="Times New Roman"/>
           <w:bCs/>
@@ -1845,7 +1476,7 @@
           <w:sz w:val="28"/>
           <w:szCs w:val="28"/>
         </w:rPr>
-        <w:t>截至本稿，已完成独立功能验证、真实 x86_64 Linux 普通测量、历史人工分支防护比较及有限精确复算效率验证。最新会话实验在 Ryzen 上按冻结 v3 协议检出主比较差异，20 次诊断均将重加密与消息编码列入前三候选；掩码构建未再拒绝，但两次回滚未恢复拒绝。因此，报告分别评价已实现的能力、实际观察到的结果及仍待验证的解释，不以流程完成代替防护效果确认。</w:t>
+        <w:t>截至本稿，作品已实现功能验证、完整调用测量、统计复算和候选诊断，并保存了真实 x86_64 Linux 普通测量及人工分支对照记录。当前主确认实验 v4 在首会话的频率采样覆盖率门停止，primary_token=not_run；交替构建对照没有开始。v1 至 v3 已归入开发历史，不能用其中一次拒绝补足当前确认。报告据此区分软件可运行、历史观察和仍未完成的科学结论。</w:t>
       </w:r>
     </w:p>
     <w:p>
@@ -1904,6 +1535,7 @@
         <w:adjustRightInd w:val="0"/>
         <w:snapToGrid w:val="0"/>
         <w:spacing w:line="480" w:lineRule="exact"/>
+        <w:jc w:val="left"/>
         <w:rPr>
           <w:rFonts w:ascii="楷体_GB2312" w:eastAsia="楷体_GB2312" w:hAnsi="Times New Roman"/>
           <w:bCs/>
@@ -1918,27 +1550,7 @@
           <w:sz w:val="28"/>
           <w:szCs w:val="28"/>
         </w:rPr>
-        <w:t xml:space="preserve">被测内核采用 </w:t>
-      </w:r>
-      <w:proofErr w:type="spellStart"/>
-      <w:r>
-        <w:rPr>
-          <w:rFonts w:ascii="楷体_GB2312" w:eastAsia="楷体_GB2312" w:hAnsi="Times New Roman" w:hint="eastAsia"/>
-          <w:bCs/>
-          <w:sz w:val="28"/>
-          <w:szCs w:val="28"/>
-        </w:rPr>
-        <w:t>mlkem</w:t>
-      </w:r>
-      <w:proofErr w:type="spellEnd"/>
-      <w:r>
-        <w:rPr>
-          <w:rFonts w:ascii="楷体_GB2312" w:eastAsia="楷体_GB2312" w:hAnsi="Times New Roman" w:hint="eastAsia"/>
-          <w:bCs/>
-          <w:sz w:val="28"/>
-          <w:szCs w:val="28"/>
-        </w:rPr>
-        <w:t>-native 的固定便携 C 版本，遵循 FIPS 203 中 ML-KEM-768 的参数定义：封装公钥 1184 字节、解封装私钥 2400 字节、密文 1088 字节、共享密钥 32 字节。固定版本及许可证完整保留，便于将实验结果限定到明确的实现对象。标准符合性测试与 FIPS 密码模块认证含义不同，本文只报告已执行的功能验证。[1][2]</w:t>
+        <w:t>被测内核为 mlkem-native 固定提交 b3ba7b32773e657dd37f6f87bce82528459ad8a4 的 ML-KEM-768 便携 C 后端，许可证随快照保留。选择单参数集、单后端是为了在有限工程范围内固定语义、构建与审计对象；结论不覆盖其他实现或优化后端。FIPS 203 参数为公钥 1184 字节、私钥 2400 字节、密文 1088 字节、共享密钥 32 字节。公开向量验证属于功能检查，不等同于 FIPS 密码模块认证。[1][2]</w:t>
       </w:r>
     </w:p>
     <w:p>
@@ -1947,6 +1559,7 @@
         <w:adjustRightInd w:val="0"/>
         <w:snapToGrid w:val="0"/>
         <w:spacing w:line="480" w:lineRule="exact"/>
+        <w:jc w:val="left"/>
         <w:rPr>
           <w:rFonts w:ascii="楷体_GB2312" w:eastAsia="楷体_GB2312" w:hAnsi="Times New Roman"/>
           <w:bCs/>
@@ -1961,17 +1574,7 @@
           <w:sz w:val="28"/>
           <w:szCs w:val="28"/>
         </w:rPr>
-        <w:t>外部封装先检查指针和精确长度，防止短缓冲区进入固定长度内核。对于长度正确但验证未通过的密文，内核保持隐式拒绝流程，命令行不暴露重加密比较</w:t>
-      </w:r>
-      <w:r>
-        <w:rPr>
-          <w:rFonts w:ascii="楷体_GB2312" w:eastAsia="楷体_GB2312" w:hAnsi="Times New Roman" w:hint="eastAsia"/>
-          <w:bCs/>
-          <w:sz w:val="28"/>
-          <w:szCs w:val="28"/>
-        </w:rPr>
-        <w:lastRenderedPageBreak/>
-        <w:t>结果。普通运行从系统安全随机源取得随机数并传播失败；公开种子的确定性入口仅服务于标记清楚的测试，不用于保护业务密钥。</w:t>
+        <w:t>封装函数 mlkem_decapsulate 先检查三个指针非空及 32、1088、2400 字节的精确长度，错误返回 MLKEM_ERROR_ARGUMENT，不进入内核。长度正确的密文调用 baseline_native_dec，重加密比较失败仍沿用内核的隐式拒绝选择。随机源 system_random_bytes 使用 /dev/urandom：每次最多读 256 字节，EINTR 重试；打开、非正读取或关闭失败返回 MLKEM_ERROR_RANDOM，读取或关闭失败还擦除输出。密钥生成与封装仅在取随机数成功后调用内核；公开错误不编码内部密文接受状态。读取和关闭失败的故障注入仍未覆盖。</w:t>
       </w:r>
     </w:p>
     <w:p>
@@ -1980,6 +1583,7 @@
         <w:adjustRightInd w:val="0"/>
         <w:snapToGrid w:val="0"/>
         <w:spacing w:line="480" w:lineRule="exact"/>
+        <w:jc w:val="left"/>
         <w:rPr>
           <w:rFonts w:ascii="楷体_GB2312" w:eastAsia="楷体_GB2312" w:hAnsi="Times New Roman"/>
           <w:bCs/>
@@ -1994,67 +1598,7 @@
           <w:sz w:val="28"/>
           <w:szCs w:val="28"/>
         </w:rPr>
-        <w:t>实现审查区分旧 Kyber 与最终 ML-KEM，也区分不同架构后端和编译条件。固定便携版本已有值屏障与相应清理措施；既有路径记录修正仅补齐构建来源，不改变密码运算。2026 年 10 月 11 日的补充产物检查在指定 Ryzen、GCC 13.3.0、</w:t>
-      </w:r>
-      <w:proofErr w:type="spellStart"/>
-      <w:r>
-        <w:rPr>
-          <w:rFonts w:ascii="楷体_GB2312" w:eastAsia="楷体_GB2312" w:hAnsi="Times New Roman" w:hint="eastAsia"/>
-          <w:bCs/>
-          <w:sz w:val="28"/>
-          <w:szCs w:val="28"/>
-        </w:rPr>
-        <w:t>RelWithDebInfo</w:t>
-      </w:r>
-      <w:proofErr w:type="spellEnd"/>
-      <w:r>
-        <w:rPr>
-          <w:rFonts w:ascii="楷体_GB2312" w:eastAsia="楷体_GB2312" w:hAnsi="Times New Roman" w:hint="eastAsia"/>
-          <w:bCs/>
-          <w:sz w:val="28"/>
-          <w:szCs w:val="28"/>
-        </w:rPr>
-        <w:t xml:space="preserve"> 参考内核中未发现所检查的 </w:t>
-      </w:r>
-      <w:proofErr w:type="spellStart"/>
-      <w:r>
-        <w:rPr>
-          <w:rFonts w:ascii="楷体_GB2312" w:eastAsia="楷体_GB2312" w:hAnsi="Times New Roman" w:hint="eastAsia"/>
-          <w:bCs/>
-          <w:sz w:val="28"/>
-          <w:szCs w:val="28"/>
-        </w:rPr>
-        <w:t>KyberSlash</w:t>
-      </w:r>
-      <w:proofErr w:type="spellEnd"/>
-      <w:r>
-        <w:rPr>
-          <w:rFonts w:ascii="楷体_GB2312" w:eastAsia="楷体_GB2312" w:hAnsi="Times New Roman" w:hint="eastAsia"/>
-          <w:bCs/>
-          <w:sz w:val="28"/>
-          <w:szCs w:val="28"/>
-        </w:rPr>
-        <w:t xml:space="preserve"> 类除法、</w:t>
-      </w:r>
-      <w:proofErr w:type="spellStart"/>
-      <w:r>
-        <w:rPr>
-          <w:rFonts w:ascii="楷体_GB2312" w:eastAsia="楷体_GB2312" w:hAnsi="Times New Roman" w:hint="eastAsia"/>
-          <w:bCs/>
-          <w:sz w:val="28"/>
-          <w:szCs w:val="28"/>
-        </w:rPr>
-        <w:t>clangover</w:t>
-      </w:r>
-      <w:proofErr w:type="spellEnd"/>
-      <w:r>
-        <w:rPr>
-          <w:rFonts w:ascii="楷体_GB2312" w:eastAsia="楷体_GB2312" w:hAnsi="Times New Roman" w:hint="eastAsia"/>
-          <w:bCs/>
-          <w:sz w:val="28"/>
-          <w:szCs w:val="28"/>
-        </w:rPr>
-        <w:t xml:space="preserve"> 类消息分支或 FO 比较与拒绝选择分支。这一结论限于三类目标机制及该产物，不等同于完整恒时证明；人工分支案例仍作为对照材料单独解释。[2][6]</w:t>
+        <w:t>2026 年 10 月 11 日的产物审计限定于 Ryzen、GCC 13.3.0、RelWithDebInfo 参考内核。mechanism_audit 调用 objdump，按指定符号和已实现的指令模式归类除法及条件分支，并核对源码位置；自检包含目标机制的正例。目标文件摘要为 3ce202eebcc590f02b401dadd09f81fa79eb6d74da820f5ef701a4543d649224。该次未命中 KyberSlash 类除法、clangover 类消息分支或 FO 比较与拒绝选择分支。它是有限模式审计，未量化全路径覆盖率，也不排除其他秘密相关机制。详见来源索引 M01。[2][6]</w:t>
       </w:r>
     </w:p>
     <w:p>
@@ -2077,7 +1621,7 @@
           <w:sz w:val="28"/>
           <w:szCs w:val="28"/>
         </w:rPr>
-        <w:t>普通性能测量采用有效、翻位和随机三类密文，比例为 1∶1∶1，长度均为 1088 字节，标签由生成规则确定。输入生成、内存分配、结果消费及文件写入位于窗口之外，计时覆盖完整封装层与内核解封装。原始顺序和普通长尾全部保留，公开种子用于重建类别乱序。第 3.7 节的机制实验在此基础上增加全 0、全 1 封装硬币两类输入，其确定性及重复密文范围另行说明。</w:t>
+        <w:t>普通性能使用有效、翻位和随机三类等长密文，按 1∶1∶1 等额分配，以便各类都有描述记录；该比例不是实际流量模型，也未证明检测最优。标签由输入生成规则给出，分析程序需要读取标签，故本实验不是盲法。输入生成、分配、结果消费和 I/O 均在窗口外，原始顺序及普通长尾保留。历史机制比较每类只有一条固定密文，其重复次数不得解释为不同密文的样本量；v4 的输入设计另见 3.7.1。</w:t>
       </w:r>
     </w:p>
     <w:p>
@@ -2100,7 +1644,7 @@
           <w:sz w:val="28"/>
           <w:szCs w:val="28"/>
         </w:rPr>
-        <w:t>每次采集同时保存时钟及单位、读钟与空窗口检查、完成状态、可执行文件摘要、源码版本和编译条件。只有记录结构与完成声明一致时，统一入口才导出描述页面；失败时保留部分输出供排查。历史分析、实时采集与合成校验分别展示，使读者能够识别结论来自哪一种材料，而不把旧记录重放当作新的现场实验。</w:t>
+        <w:t>普通记录将运行、实现、类别、序号、时间值和单位写入 CSV，并用同名 meta/cost 记录绑定源码、产物、编译选项、调用预算、完成状态与成本。读取器核对必需字段、行数、身份、时钟及成本的一致性；不完整或矛盾记录不作为完整运行发布。会话入口另保存 calls.csv、meta.txt、empty.csv，v4 确认还需 coverage.txt、smt-sibling-stat.txt 和 binary.sha256。具体字段与拒绝条件见来源索引 M02。此类一致性核验不能替代独立物理时钟校准。</w:t>
       </w:r>
     </w:p>
     <w:p>
@@ -2150,6 +1694,7 @@
     </w:p>
     <w:p>
       <w:pPr>
+        <w:keepNext w:val="0"/>
         <w:widowControl/>
         <w:adjustRightInd w:val="0"/>
         <w:snapToGrid w:val="0"/>
@@ -2206,6 +1751,7 @@
         <w:adjustRightInd w:val="0"/>
         <w:snapToGrid w:val="0"/>
         <w:spacing w:line="480" w:lineRule="exact"/>
+        <w:jc w:val="left"/>
         <w:rPr>
           <w:rFonts w:ascii="楷体_GB2312" w:eastAsia="楷体_GB2312" w:hAnsi="Times New Roman"/>
           <w:bCs/>
@@ -2220,27 +1766,7 @@
           <w:sz w:val="28"/>
           <w:szCs w:val="28"/>
         </w:rPr>
-        <w:t>本节普通性能数据来自 Ubuntu 24.04.4、Linux 6.8.0-138 的 x86_64 KVM 客户机，实例为 4 个 vCPU。其 CPU 型号字符串为 AMD EPYC 9K65 192-Core Processor，型号中的核数不代表实例拥有的资源。正式程序使用 GCC 13.3.0、</w:t>
-      </w:r>
-      <w:proofErr w:type="spellStart"/>
-      <w:r>
-        <w:rPr>
-          <w:rFonts w:ascii="楷体_GB2312" w:eastAsia="楷体_GB2312" w:hAnsi="Times New Roman" w:hint="eastAsia"/>
-          <w:bCs/>
-          <w:sz w:val="28"/>
-          <w:szCs w:val="28"/>
-        </w:rPr>
-        <w:t>RelWithDebInfo</w:t>
-      </w:r>
-      <w:proofErr w:type="spellEnd"/>
-      <w:r>
-        <w:rPr>
-          <w:rFonts w:ascii="楷体_GB2312" w:eastAsia="楷体_GB2312" w:hAnsi="Times New Roman" w:hint="eastAsia"/>
-          <w:bCs/>
-          <w:sz w:val="28"/>
-          <w:szCs w:val="28"/>
-        </w:rPr>
-        <w:t xml:space="preserve"> 和 O2 优化，无 LTO、无动态检查插桩，进程固定到逻辑 CPU2。宿主频率与调度无法由客户机控制，因此本节结果按该虚拟化环境解释，与第 3.7 节 Ryzen 裸金属测量分列。</w:t>
+        <w:t>本节普通性能来自 Ubuntu 24.04.4、Linux 6.8.0-138 的 x86_64 KVM 客户机，实例为 4 个 vCPU。CPU 型号字符串 AMD EPYC 9K65 192-Core Processor 不代表实例拥有该核数。程序使用 GCC 13.3.0、RelWithDebInfo/O2，无 LTO 或动态检查插桩，固定到逻辑 CPU2。客户机不能控制宿主频率、宿主调度及物理 SMT 邻居负载，因此这里只报告该共享虚拟化条件下的耗时，不据此估计裸金属性能或纳秒级检测能力。</w:t>
       </w:r>
     </w:p>
     <w:p>
@@ -2249,6 +1775,7 @@
         <w:adjustRightInd w:val="0"/>
         <w:snapToGrid w:val="0"/>
         <w:spacing w:line="480" w:lineRule="exact"/>
+        <w:jc w:val="left"/>
         <w:rPr>
           <w:rFonts w:ascii="楷体_GB2312" w:eastAsia="楷体_GB2312" w:hAnsi="Times New Roman"/>
           <w:bCs/>
@@ -2263,7 +1790,7 @@
           <w:sz w:val="28"/>
           <w:szCs w:val="28"/>
         </w:rPr>
-        <w:t>前置参考三次各3000条，共9000条完整记录，均值分别47075.037、46237.526、46121.981ns。CLOCK_MONOTONIC报告分辨率1ns，观察最小正读钟增量19ns；表示单位和报告分辨率不能替代实际精度。每次保存10000个读钟增量及1000个空窗值，未扣开销。源、产物与数据见证据E01。</w:t>
+        <w:t>前置参考三次各 3000 条，共 9000 条完整记录，均值约为 47.075、46.238、46.122 微秒。3000 是这轮描述性采集预算，没有预先精度或功效保证。CLOCK_MONOTONIC 报告分辨率 1 ns，最小正读钟增量观察为 19 ns；每次另存 10000 个读钟增量和 1000 个空窗值。结果保留读钟开销，未把空窗当作可逐次扣除的固定偏置。均值的小数表示汇总运算结果，不表示等位数的物理测量精度。源、产物与数据见 E01。</w:t>
       </w:r>
     </w:p>
     <w:p>
@@ -2339,7 +1866,7 @@
           <w:sz w:val="28"/>
           <w:szCs w:val="28"/>
         </w:rPr>
-        <w:t>本节普通测量以 1088 字节密文为负载，每运行固定预热 100 次。逐次记录含运行编号、实现、类别、序号、时间值及单位，元数据保存源码与程序信息。描述分位数使用 floor(p×(n−1)+0.5) 对应的零基下标，不作插值。历史输出对该规则的命名不够准确，本文保留原数值并明确计算定义。第 3.7 节会话协议的预热次数与预算单独固定，不与本节混用。</w:t>
+        <w:t>普通测量每运行预热 100 次；这是既有工程设置，未取得缓存、温度或频率收敛证明。分位数先按耗时排序，再取零基下标 floor(p×(n−1)+0.5) 的观测值，不在相邻数值间插值。历史命名不准确处以此显式定义为准，封存值保持原样。会话实验另用自己的预热与预算，不与本节混算。</w:t>
       </w:r>
     </w:p>
     <w:p>
@@ -2348,6 +1875,7 @@
         <w:adjustRightInd w:val="0"/>
         <w:snapToGrid w:val="0"/>
         <w:spacing w:line="480" w:lineRule="exact"/>
+        <w:jc w:val="left"/>
         <w:rPr>
           <w:rFonts w:ascii="楷体_GB2312" w:eastAsia="楷体_GB2312" w:hAnsi="Times New Roman"/>
           <w:bCs/>
@@ -2362,27 +1890,7 @@
           <w:sz w:val="28"/>
           <w:szCs w:val="28"/>
         </w:rPr>
-        <w:t xml:space="preserve">条件化成对分析接受 4 至 20 个成对单位，要求调用数相同且整数时间差处于规定范围。设第 k 对的总耗时差为 </w:t>
-      </w:r>
-      <w:proofErr w:type="spellStart"/>
-      <w:r>
-        <w:rPr>
-          <w:rFonts w:ascii="楷体_GB2312" w:eastAsia="楷体_GB2312" w:hAnsi="Times New Roman" w:hint="eastAsia"/>
-          <w:bCs/>
-          <w:sz w:val="28"/>
-          <w:szCs w:val="28"/>
-        </w:rPr>
-        <w:t>d_k</w:t>
-      </w:r>
-      <w:proofErr w:type="spellEnd"/>
-      <w:r>
-        <w:rPr>
-          <w:rFonts w:ascii="楷体_GB2312" w:eastAsia="楷体_GB2312" w:hAnsi="Times New Roman" w:hint="eastAsia"/>
-          <w:bCs/>
-          <w:sz w:val="28"/>
-          <w:szCs w:val="28"/>
-        </w:rPr>
-        <w:t>，统计量为全部差值之和的绝对值；程序枚举 2^m 种对内标签交换，尾部计数包含等值，显著性水平固定为 0.01。独立对内交换或无后效条件不足时，结果标记为证据不足；效应区间还需要成对单位独立同分布的附加前提。</w:t>
+        <w:t>条件化成对分析的软件容量为 4 至 20 个单位，并要求两侧调用数相同、整数时间差落在允许范围。统计量为 |Σd_k|，枚举 2^m 个对内交换状态，尾计数含等值，阈值 0.01。精确性依赖设计所允许的独立对内交换或相应零假设对称性，程序无法从有限耗时自动证明这些条件。4 至 20 不是样本充分性承诺：无并列最极端情形的最小双侧 p 值为 2/2^m，m=4 时为 0.125。弱均值区间的有限样本保证是另一问题，不能与条件交换检验混同。</w:t>
       </w:r>
     </w:p>
     <w:p>
@@ -2405,7 +1913,7 @@
           <w:sz w:val="28"/>
           <w:szCs w:val="28"/>
         </w:rPr>
-        <w:t>精确随机化方法已有成熟理论，作品的改进集中在有限规模下的实现效率。C11 程序通过相邻交换状态增量更新整数和，减少重复求和，同时避免浮点近似改变等值边界。独立手算与 SciPy 对照用于核验计算结果。真实参考记录的后赋标签属于给定数据上的零效应校验，合成偏移属于统计夹具，两者均不冒充密码泄露样本。</w:t>
+        <w:t>作品采用已有的精确随机化原理，工程贡献是有限规模整数复算与可核验记录。C11 入口按相邻交换状态增量更新和，避免重复求和与浮点等值边界改变；本稿不主张该技巧具有算法新颖性。手算、独立卷积或排序秩实现及 SciPy 用于计算对照。该效率服务于重复审计，不代表密码解封装加速、检测灵敏度提升或安全性提高。</w:t>
       </w:r>
     </w:p>
     <w:p>
@@ -2478,7 +1986,7 @@
           <w:sz w:val="28"/>
           <w:szCs w:val="28"/>
         </w:rPr>
-        <w:t>验证围绕三个问题展开：被测程序是否正确完成密码操作，测量记录是否准确对应实际运行，统计计算及其解释是否一致。独立 NIST 向量提供预期答案，接口、失败传播和数据完整性检查覆盖正常与异常路径。源码或编译条件变化后，重新核对受影响的程序；动态检查与正式计时分开构建和执行。</w:t>
+        <w:t>验证分别检查密码功能、运行记录对应关系和统计计算。独立 NIST 向量提供预期答案；接口、失败传播及文件完整性检查覆盖列明的路径。时钟读数与运行元数据由软件内部交叉核对，尚无逻辑分析仪或独立物理时基校准。动态检查与正式计时分开构建，功能通过不自动证明计时精度或统计假设。</w:t>
       </w:r>
     </w:p>
     <w:p>
@@ -2501,7 +2009,7 @@
           <w:sz w:val="28"/>
           <w:szCs w:val="28"/>
         </w:rPr>
-        <w:t>功能测试覆盖四种实现的独立向量、随机源失败、版本等价及接口边界；采集与分析测试检查记录完整性、统计手算、失败处理和源码导出。历史构建分别注册并执行 31、32、33 项检查，后续默认交付构建达到 34 项。各阶段以实际构建和执行范围计数，不把不同时点的通过项相加为一次全量测试。</w:t>
+        <w:t>测试项按源码版本和配置注册。早期 31、32、33 项记录分别保留；2026 年 10 月 8 日封存包的新目录执行中，GCC 普通及 Clang ASan/UBSan 各一次完整运行均通过 34/34。新增检查针对当时新增功能或已发现的失败路径，项目没有证明分支覆盖率完整。本稿引用这些历史日志，不把它们说成当前 HEAD 的新测试，也不把不同时点计数相加。</w:t>
       </w:r>
     </w:p>
     <w:p>
@@ -2524,8 +2032,7 @@
           <w:sz w:val="28"/>
           <w:szCs w:val="28"/>
         </w:rPr>
-        <w:lastRenderedPageBreak/>
-        <w:t>各项确认实验在读取确认结果之前固定参数、方法、成本范围和样本集合，开发数据与确认数据分开保存。未拒绝结果、失败准备及未完成预算均保留原状。最新 v1、v2、v3 属于分别记录的协议版本，不能将后续检出解释为早期实验已经成功，也不能将跨版本尝试合并为一个经统一校正的确认结论。</w:t>
+        <w:t>各版本的参数、输入和预算按当时文本及本地提交保存。本地提交提供作者侧顺序记录，不是第三方预注册。v1 未拒绝后扩为 v2 的 20×5000，v3 再更换种子和协议；分别冻结不能消除跨尝试选择的风险。故 v1 至 v3 统一列为开发历史，报告全部尝试而不声称全研究过程的错误率受控。v4 另设确认种子和停止规则，其未完成会话不并入旧样本。</w:t>
       </w:r>
     </w:p>
     <w:p>
@@ -2577,67 +2084,7 @@
           <w:sz w:val="28"/>
           <w:szCs w:val="28"/>
         </w:rPr>
-        <w:t>每版独立KAT覆盖25组</w:t>
-      </w:r>
-      <w:proofErr w:type="spellStart"/>
-      <w:r>
-        <w:rPr>
-          <w:rFonts w:ascii="楷体_GB2312" w:eastAsia="楷体_GB2312" w:hAnsi="Times New Roman" w:hint="eastAsia"/>
-          <w:bCs/>
-          <w:sz w:val="28"/>
-          <w:szCs w:val="28"/>
-        </w:rPr>
-        <w:t>KeyGen</w:t>
-      </w:r>
-      <w:proofErr w:type="spellEnd"/>
-      <w:r>
-        <w:rPr>
-          <w:rFonts w:ascii="楷体_GB2312" w:eastAsia="楷体_GB2312" w:hAnsi="Times New Roman" w:hint="eastAsia"/>
-          <w:bCs/>
-          <w:sz w:val="28"/>
-          <w:szCs w:val="28"/>
-        </w:rPr>
-        <w:t>、25组</w:t>
-      </w:r>
-      <w:proofErr w:type="spellStart"/>
-      <w:r>
-        <w:rPr>
-          <w:rFonts w:ascii="楷体_GB2312" w:eastAsia="楷体_GB2312" w:hAnsi="Times New Roman" w:hint="eastAsia"/>
-          <w:bCs/>
-          <w:sz w:val="28"/>
-          <w:szCs w:val="28"/>
-        </w:rPr>
-        <w:t>Encaps</w:t>
-      </w:r>
-      <w:proofErr w:type="spellEnd"/>
-      <w:r>
-        <w:rPr>
-          <w:rFonts w:ascii="楷体_GB2312" w:eastAsia="楷体_GB2312" w:hAnsi="Times New Roman" w:hint="eastAsia"/>
-          <w:bCs/>
-          <w:sz w:val="28"/>
-          <w:szCs w:val="28"/>
-        </w:rPr>
-        <w:t>、10组</w:t>
-      </w:r>
-      <w:proofErr w:type="spellStart"/>
-      <w:r>
-        <w:rPr>
-          <w:rFonts w:ascii="楷体_GB2312" w:eastAsia="楷体_GB2312" w:hAnsi="Times New Roman" w:hint="eastAsia"/>
-          <w:bCs/>
-          <w:sz w:val="28"/>
-          <w:szCs w:val="28"/>
-        </w:rPr>
-        <w:t>Decaps</w:t>
-      </w:r>
-      <w:proofErr w:type="spellEnd"/>
-      <w:r>
-        <w:rPr>
-          <w:rFonts w:ascii="楷体_GB2312" w:eastAsia="楷体_GB2312" w:hAnsi="Times New Roman" w:hint="eastAsia"/>
-          <w:bCs/>
-          <w:sz w:val="28"/>
-          <w:szCs w:val="28"/>
-        </w:rPr>
-        <w:t>及20组密钥校验，解封装包含5组隐式拒绝。四版共320组独立用例；接口检查包括空指针及错误长度。三组对参考版的差分各覆盖64个公开种子和三类输入，拒绝样本另核对J(z∥c)。</w:t>
+        <w:t>每版固定公开向量集含 25 组 KeyGen、25 组 Encaps、10 组 Decaps 和 20 组密钥校验，Decaps 含 5 组隐式拒绝；四版共 320 组。这些数量是所用固定向量集的覆盖范围，不是随机抽样的可靠性保证。另以 64 个公开种子和有效、翻位、随机三类输入作参考差分，并对拒绝样本核对 J(z∥c)。差分覆盖未等同于历史全零/全一输入或 v4 多密钥日程的全部组合，不能外推为穷举语义等价。</w:t>
       </w:r>
     </w:p>
     <w:p>
@@ -2723,7 +2170,7 @@
           <w:sz w:val="28"/>
           <w:szCs w:val="28"/>
         </w:rPr>
-        <w:t>统计计算检查覆盖可手算的精确尾计数，例如四个同号等差对应 2/16、差值总和为零对应 16/16，并检查全并列、整数边界、畸形数据和不满足适用条件时的处理。源码导出按清单核验，不含版本库内部目录；导出摘要与 Git 提交分别标识，避免混淆来源。</w:t>
+        <w:t>统计检查包括四个同号等差的尾计数 2/16、总差为零的 16/16，以及并列、整数边界、畸形输入和资格拒绝。3.4 的 8 份固定任务各含 20 对，除计时外还逐项核对 C 与 SciPy 的精确尾计数，覆盖实际 2^20 枚举规模；这与 20 会话 t 检验属于不同计算链。源导出按清单核验，导出摘要与 Git 提交分别标识。</w:t>
       </w:r>
     </w:p>
     <w:p>
@@ -2775,7 +2222,7 @@
           <w:sz w:val="28"/>
           <w:szCs w:val="28"/>
         </w:rPr>
-        <w:t>普通性能在同一Linux目标、固定源码S02和6个运行块执行。每块三种编码无分支形态的实现分别3000正式及100预热，六种方法排列全部出现；三种实现共享该块公开种子、有序输入流和负载比例。18个完整运行，共54000条正式记录、1800次预热；采集过程中不并行安装、编译或其他测量。</w:t>
+        <w:t>普通性能在同一 Linux 目标和固定源码 S02 上执行 6 个运行块。六块恰好覆盖三种实现的全部六种执行排列，用于平衡已知顺序位置；每实现每块 3000 次正式调用、100 次预热。三侧共享该块公开种子、有序输入流与类别比例，共 54000 条正式记录和 1800 次预热。该预算用于有限描述，未据目标效应求得。采集时本项目不并行安装、编译或测量，但无法控制 KVM 宿主其他负载。</w:t>
       </w:r>
     </w:p>
     <w:p>
@@ -2798,17 +2245,7 @@
           <w:sz w:val="28"/>
           <w:szCs w:val="28"/>
         </w:rPr>
-        <w:t>逐次数据支持单次P50/P90/P99；每运行均值独立保留，不池化成同样数量的独立任务。相对参考，hardened均值差101.959ns、相对开销0.220522%，探索性</w:t>
-      </w:r>
-      <w:r>
-        <w:rPr>
-          <w:rFonts w:ascii="楷体_GB2312" w:eastAsia="楷体_GB2312" w:hAnsi="Times New Roman" w:hint="eastAsia"/>
-          <w:bCs/>
-          <w:sz w:val="28"/>
-          <w:szCs w:val="28"/>
-        </w:rPr>
-        <w:lastRenderedPageBreak/>
-        <w:t>99%成对bootstrap区间−3.725至189.399ns；deployable差−30.101ns、开销−0.065103%，区间−240.918至193.997ns。区间均跨零。</w:t>
+        <w:t>图 2 与表 1 描述 E02 的 18 个完整运行，保留逐次 P50/P90/P99 和每运行均值，不把所有调用视为独立任务。hardened 相对 reference 的平均差约为 +102 ns（+0.221%），deployable 约为 −30 ns（−0.065%）。这些是固定运行块的描述差，不是总体防护代价估计。旧 99% 成对 bootstrap 数值仍留在 E02 原件；因 6 个运行对的 iid 条件未经支持，本稿不将其作为有效总体置信区间呈现。</w:t>
       </w:r>
     </w:p>
     <w:p>
@@ -2831,27 +2268,7 @@
           <w:sz w:val="28"/>
           <w:szCs w:val="28"/>
         </w:rPr>
-        <w:t>6个运行对的</w:t>
-      </w:r>
-      <w:proofErr w:type="spellStart"/>
-      <w:r>
-        <w:rPr>
-          <w:rFonts w:ascii="楷体_GB2312" w:eastAsia="楷体_GB2312" w:hAnsi="Times New Roman" w:hint="eastAsia"/>
-          <w:bCs/>
-          <w:sz w:val="28"/>
-          <w:szCs w:val="28"/>
-        </w:rPr>
-        <w:t>iid</w:t>
-      </w:r>
-      <w:proofErr w:type="spellEnd"/>
-      <w:r>
-        <w:rPr>
-          <w:rFonts w:ascii="楷体_GB2312" w:eastAsia="楷体_GB2312" w:hAnsi="Times New Roman" w:hint="eastAsia"/>
-          <w:bCs/>
-          <w:sz w:val="28"/>
-          <w:szCs w:val="28"/>
-        </w:rPr>
-        <w:t>条件在KVM上未得到证明，bootstrap区间仅是该模型下的探索描述，不保证总体覆盖，也不作防护效果判定。hardened保留函数级O0控制，reference/deployable正常优化，比较同时包含优化和代码形态差异；不能把速度差完全归于安全防护。负开销允许存在，不能据此声称更安全。</w:t>
+        <w:t>hardened 保留目标函数的 O0 控制，reference/deployable 正常优化，因而普通性能比较同时改变了优化约束和代码形态。它回答这些具体产物在该输入日程下耗时多少，不能把差值全部归因于防护。保留所有普通长尾及负差值，也不以耗时更短或区间跨零判断实现更安全。</w:t>
       </w:r>
     </w:p>
     <w:p>
@@ -2874,7 +2291,7 @@
           <w:sz w:val="28"/>
           <w:szCs w:val="28"/>
         </w:rPr>
-        <w:t>本轮N01另采18个普通运行，54000条正式记录和1800次预热；hardened与deployable相对reference开销分别为0.824599%及1.091517%，99%探索区间均跨零，完整父窗口合计4.162秒。新源码及产物另列N01；图2和表1仍为旧E02，两个身份不混用，普通开销不判防护效果。</w:t>
+        <w:t>后续 N01 另有 18 个运行、54000 条正式记录和 1800 次预热，hardened 与 deployable 相对 reference 的开销为 0.824599% 和 1.091517%，完整父窗口合计 4.162 秒。deployable 的描述差与 E02 异号，说明这些百分比未形成跨轮稳定估计。源码和产物身份也有变化，现有记录不能分离构建变化与环境影响。图 2 和表 1 只对应 E02；两轮不合并为统一开销结论。</w:t>
       </w:r>
     </w:p>
     <w:p>
@@ -2923,6 +2340,7 @@
     </w:p>
     <w:p>
       <w:pPr>
+        <w:keepNext w:val="0"/>
         <w:widowControl/>
         <w:adjustRightInd w:val="0"/>
         <w:snapToGrid w:val="0"/>
@@ -3163,6 +2581,7 @@
         </w:tc>
       </w:tr>
       <w:tr>
+        <w:trPr/>
         <w:tc>
           <w:tcPr>
             <w:tcW w:w="1100" w:type="dxa"/>
@@ -3333,6 +2752,7 @@
         </w:tc>
       </w:tr>
       <w:tr>
+        <w:trPr/>
         <w:tc>
           <w:tcPr>
             <w:tcW w:w="1100" w:type="dxa"/>
@@ -3503,6 +2923,7 @@
         </w:tc>
       </w:tr>
       <w:tr>
+        <w:trPr/>
         <w:tc>
           <w:tcPr>
             <w:tcW w:w="1100" w:type="dxa"/>
@@ -3673,6 +3094,7 @@
         </w:tc>
       </w:tr>
       <w:tr>
+        <w:trPr/>
         <w:tc>
           <w:tcPr>
             <w:tcW w:w="1100" w:type="dxa"/>
@@ -3843,6 +3265,7 @@
         </w:tc>
       </w:tr>
       <w:tr>
+        <w:trPr/>
         <w:tc>
           <w:tcPr>
             <w:tcW w:w="1100" w:type="dxa"/>
@@ -4013,6 +3436,7 @@
         </w:tc>
       </w:tr>
       <w:tr>
+        <w:trPr/>
         <w:tc>
           <w:tcPr>
             <w:tcW w:w="1100" w:type="dxa"/>
@@ -4184,6 +3608,7 @@
         </w:tc>
       </w:tr>
       <w:tr>
+        <w:trPr/>
         <w:tc>
           <w:tcPr>
             <w:tcW w:w="1100" w:type="dxa"/>
@@ -4354,6 +3779,7 @@
         </w:tc>
       </w:tr>
       <w:tr>
+        <w:trPr/>
         <w:tc>
           <w:tcPr>
             <w:tcW w:w="1100" w:type="dxa"/>
@@ -4524,6 +3950,7 @@
         </w:tc>
       </w:tr>
       <w:tr>
+        <w:trPr/>
         <w:tc>
           <w:tcPr>
             <w:tcW w:w="1100" w:type="dxa"/>
@@ -4694,6 +4121,7 @@
         </w:tc>
       </w:tr>
       <w:tr>
+        <w:trPr/>
         <w:tc>
           <w:tcPr>
             <w:tcW w:w="1100" w:type="dxa"/>
@@ -4864,6 +4292,7 @@
         </w:tc>
       </w:tr>
       <w:tr>
+        <w:trPr/>
         <w:tc>
           <w:tcPr>
             <w:tcW w:w="1100" w:type="dxa"/>
@@ -5034,6 +4463,7 @@
         </w:tc>
       </w:tr>
       <w:tr>
+        <w:trPr/>
         <w:tc>
           <w:tcPr>
             <w:tcW w:w="1100" w:type="dxa"/>
@@ -5204,6 +4634,7 @@
         </w:tc>
       </w:tr>
       <w:tr>
+        <w:trPr/>
         <w:tc>
           <w:tcPr>
             <w:tcW w:w="1100" w:type="dxa"/>
@@ -5374,6 +4805,7 @@
         </w:tc>
       </w:tr>
       <w:tr>
+        <w:trPr/>
         <w:tc>
           <w:tcPr>
             <w:tcW w:w="1100" w:type="dxa"/>
@@ -5544,6 +4976,7 @@
         </w:tc>
       </w:tr>
       <w:tr>
+        <w:trPr/>
         <w:tc>
           <w:tcPr>
             <w:tcW w:w="1100" w:type="dxa"/>
@@ -5714,6 +5147,7 @@
         </w:tc>
       </w:tr>
       <w:tr>
+        <w:trPr/>
         <w:tc>
           <w:tcPr>
             <w:tcW w:w="1100" w:type="dxa"/>
@@ -5884,6 +5318,7 @@
         </w:tc>
       </w:tr>
       <w:tr>
+        <w:trPr/>
         <w:tc>
           <w:tcPr>
             <w:tcW w:w="1100" w:type="dxa"/>
@@ -6054,6 +5489,7 @@
         </w:tc>
       </w:tr>
       <w:tr>
+        <w:trPr/>
         <w:tc>
           <w:tcPr>
             <w:tcW w:w="1100" w:type="dxa"/>
@@ -6244,27 +5680,7 @@
           <w:sz w:val="28"/>
           <w:szCs w:val="28"/>
         </w:rPr>
-        <w:t>表1来源：E02/</w:t>
-      </w:r>
-      <w:proofErr w:type="spellStart"/>
-      <w:r>
-        <w:rPr>
-          <w:rFonts w:ascii="楷体_GB2312" w:eastAsia="楷体_GB2312" w:hAnsi="Times New Roman" w:hint="eastAsia"/>
-          <w:bCs/>
-          <w:sz w:val="28"/>
-          <w:szCs w:val="28"/>
-        </w:rPr>
-        <w:t>performance.report</w:t>
-      </w:r>
-      <w:proofErr w:type="spellEnd"/>
-      <w:r>
-        <w:rPr>
-          <w:rFonts w:ascii="楷体_GB2312" w:eastAsia="楷体_GB2312" w:hAnsi="Times New Roman" w:hint="eastAsia"/>
-          <w:bCs/>
-          <w:sz w:val="28"/>
-          <w:szCs w:val="28"/>
-        </w:rPr>
-        <w:t>及同名CSV/meta；原始长尾完整保留。区间见正文，属于运行级条件描述。</w:t>
+        <w:t>表1 来源：E02/performance.report 及同名 CSV/meta；单位为时钟纳秒表示值。小数仅为均值的计算位数，原始长尾完整保留，不代表物理精度或总体区间。</w:t>
       </w:r>
     </w:p>
     <w:p>
@@ -6316,7 +5732,7 @@
           <w:sz w:val="28"/>
           <w:szCs w:val="28"/>
         </w:rPr>
-        <w:t>历史防护比较在重加密的消息编码步骤引入人工分支。分支条件对应私钥参与解密后得到的消息位，因此具有明确的秘密数据依赖，且可与机器码对应。掩码版本保留相同函数级优化约束，以比较分支与掩码选择；正常优化版本另用于观察真实优化下的代码形态。参考函数原本已无该分支，故这些版本是机制对照，并非对上游新漏洞的修复。</w:t>
+        <w:t>历史机制对照在重加密消息编码处引入有来源的人工分支，条件依赖私钥参与解密得到的消息位。源码与机器码提供机制存在的依据，时间观察仍需独立检验。掩码版本保留同样的函数级优化约束；正常优化版本另行观察。人工对照用于检查工具能否对已知机制产生响应，不代表发现上游新漏洞，也不验证对未知漏洞的普遍定位能力。</w:t>
       </w:r>
     </w:p>
     <w:p>
@@ -6339,7 +5755,7 @@
           <w:sz w:val="28"/>
           <w:szCs w:val="28"/>
         </w:rPr>
-        <w:t>既有 ARM64 五种子档案中，全零对全一主比较在预定阈值 10⁻⁴ 下有 4/5 显著；恒定组对变化组在阈值 10⁻³ 下，人工分支 5/5 显著，参考及正常优化掩码形态均 5/5 未检出，保留函数级优化约束的掩码版本仍有 1/5 显著差异。两种检验的假设和阈值不同，固定组仅重复测量两个密文，名义 p 值也未校正序列依赖，因而这些结果限作历史机制观察。</w:t>
+        <w:t>ARM64 五种子历史保留两套不同问题的分析：全零对全一在阈值 10⁻⁴ 下人工分支 4/5 显著；恒定组对变化组在阈值 10⁻³ 下人工分支 5/5 显著，参考与正常优化掩码均未检出，保留函数级优化约束的掩码仍有 1/5 显著。后者残差未得到归因解释。两套假设与阈值不合并、不择优替代当前协议；重复密文和序列依赖限制使这些记录只承担历史机制观察的作用。</w:t>
       </w:r>
     </w:p>
     <w:p>
@@ -6362,8 +5778,7 @@
           <w:sz w:val="28"/>
           <w:szCs w:val="28"/>
         </w:rPr>
-        <w:lastRenderedPageBreak/>
-        <w:t>2026 年 10 月 8 日的同机 Linux 防护比较进一步使用五个预定种子，每类 5000 次，在同一 KVM 构建中完成采集并通过 37 项检查。原分析器下，人工分支的预定主比较在五种子上均显著，参考、掩码及正常优化掩码形态均未检出；分组比较中，人工分支均值差约为 −1277 至 −1329 ns，掩码为 −26 至 +96 ns。该结果支持这一人工机制在指定条件下掩码后未再检出，仍受重复密文和运行依赖限制。它与第 3.7 节的会话协议及 Ryzen 记录分别解释，不用旧实验的显著性补足新回滚未恢复的问题。</w:t>
+        <w:t>2026 年 10 月 8 日的 Linux KVM 对照使用五个预定种子、每类 5000 次，通过该构建 37 项功能检查。历史分析器对人工分支的主比较均报显著，对参考及两种掩码形态均未检出；分组均值差分别约 −1277 至 −1329 ns 和 −26 至 +96 ns。这里记录各产物的历史输出，不将其解释为已排除运行依赖的防护因果。它不能替代 Ryzen 回滚及 v4 交替对照所需的新证据。</w:t>
       </w:r>
     </w:p>
     <w:p>
@@ -6452,7 +5867,7 @@
           <w:sz w:val="28"/>
           <w:szCs w:val="28"/>
         </w:rPr>
-        <w:t>开发2份固定文件、12次进程只用于兼容与选择；确认采用8份新冻结无秘密任务，每方法每份3次，共48次完整进程，精确尾计数及判定全部一致，原始CSV未变。每份最大C耗时均小于最小SciPy耗时，24个比值中位数0.001388504，范围0.001139408—0.001734854。SciPy总进程56.401718秒，C为0.080189秒；确认观察窗口56.487808秒，开发14.048571秒，均在固定总预算内。</w:t>
+        <w:t>效率对照先用 2 份开发文件作 12 次流程检查，再对 8 份冻结的无秘密任务各重复 3 次；每份含 20 对，两方法共 48 次完整进程。任务数和重复数是固定工程预算，不代表真实工作负载分布。尾计数与判定全部一致；C/SciPy 耗时比中位数 0.001388504，范围 0.001139408—0.001734854。累计完整进程时间为 SciPy 56.401718 秒、C 0.080189 秒。这是所列实现、任务与成本边界的比较，不能只据编程语言归因，也未隔离增量算法本身的收益。</w:t>
       </w:r>
     </w:p>
     <w:p>
@@ -6475,7 +5890,7 @@
           <w:sz w:val="28"/>
           <w:szCs w:val="28"/>
         </w:rPr>
-        <w:t>启动成本敏感性补充沿用这8份任务。SciPy预导入后，48次尾计数仍完全一致，中位窗口比值0.001562070，每份C最大仍小于SciPy最小；基线就绪后49.704188秒，C完整进程0.079016秒，就绪6.559904秒另计。比较观察窗口56.349633秒，未超120秒。这是既有数据的成本边界复核，不是新独立确认、纯内核或密码加速；也不支持灵敏度或安全性提升。固定任务没有总体速度区间，研发完整墙钟未采集。</w:t>
+        <w:t>同 8 份任务的预导入补充仍得到完全相同的尾计数；比值中位数为 0.001562070。SciPy 就绪后累计窗口为 49.704188 秒，C 完整进程为 0.079016 秒；就绪成本 6.559904 秒另计。剔除导入后差距仍存在，不能说优势主要由启动造成；但两侧仍非同语言、同内核基准。该补充只核对成本敏感性，不是新独立确认，也没有总体速度区间。两轮完整观察均未超过各自固定预算。</w:t>
       </w:r>
     </w:p>
     <w:p>
@@ -6525,6 +5940,7 @@
     </w:p>
     <w:p>
       <w:pPr>
+        <w:keepNext w:val="0"/>
         <w:widowControl/>
         <w:adjustRightInd w:val="0"/>
         <w:snapToGrid w:val="0"/>
@@ -6649,6 +6065,7 @@
         </w:tc>
       </w:tr>
       <w:tr>
+        <w:trPr/>
         <w:tc>
           <w:tcPr>
             <w:tcW w:w="4819" w:type="dxa"/>
@@ -6707,6 +6124,7 @@
         </w:tc>
       </w:tr>
       <w:tr>
+        <w:trPr/>
         <w:tc>
           <w:tcPr>
             <w:tcW w:w="4819" w:type="dxa"/>
@@ -6765,6 +6183,7 @@
         </w:tc>
       </w:tr>
       <w:tr>
+        <w:trPr/>
         <w:tc>
           <w:tcPr>
             <w:tcW w:w="4819" w:type="dxa"/>
@@ -6823,6 +6242,7 @@
         </w:tc>
       </w:tr>
       <w:tr>
+        <w:trPr/>
         <w:tc>
           <w:tcPr>
             <w:tcW w:w="4819" w:type="dxa"/>
@@ -6881,6 +6301,7 @@
         </w:tc>
       </w:tr>
       <w:tr>
+        <w:trPr/>
         <w:tc>
           <w:tcPr>
             <w:tcW w:w="4819" w:type="dxa"/>
@@ -6939,6 +6360,7 @@
         </w:tc>
       </w:tr>
       <w:tr>
+        <w:trPr/>
         <w:tc>
           <w:tcPr>
             <w:tcW w:w="4819" w:type="dxa"/>
@@ -7046,7 +6468,7 @@
           <w:sz w:val="28"/>
           <w:szCs w:val="28"/>
         </w:rPr>
-        <w:t>在观察结果前固定12个成对单位。equal每对幅度为1，graded依次为1至12；差值为delta加正负幅度，五个效应值见表3。独立模型的全部4096种符号组合等概率；共同符号模型各仅两种结果。共40964份数据由C生成和验证，单位为合成ns，不是密码采集时间；没有新的ML-KEM解封装调用，不把模型当真实密码噪声分布。</w:t>
+        <w:t>有限校准预先固定 12 个成对单位，以便完整枚举 4096 个符号状态；equal 的幅度均为 1，graded 的幅度依次为 1 至 12。这两个简单结构用于检验离散尾计数和异质幅度下的行为，没有拟合真实密码噪声。差值为 delta 加正负幅度，独立模型等概率枚举，共同符号模型各只有两个结果。五个偏移合计 40964 份合成数据，均由 C 生成和验证，无新增密码调用。</w:t>
       </w:r>
     </w:p>
     <w:p>
@@ -7069,17 +6491,7 @@
           <w:sz w:val="28"/>
           <w:szCs w:val="28"/>
         </w:rPr>
-        <w:t>每份数据分别用现有精确入口和另行实现的整数分布卷积核对，40964份尾计数全部一致；44份预先选定的SciPy审计也一致。独立零效应的误拒绝概率为26/4096和38/4096，均低于alpha=0.01；equal的结果与二项式手算吻合。表</w:t>
-      </w:r>
-      <w:r>
-        <w:rPr>
-          <w:rFonts w:ascii="楷体_GB2312" w:eastAsia="楷体_GB2312" w:hAnsi="Times New Roman" w:hint="eastAsia"/>
-          <w:bCs/>
-          <w:sz w:val="28"/>
-          <w:szCs w:val="28"/>
-        </w:rPr>
-        <w:lastRenderedPageBreak/>
-        <w:t>3保留全部效应结果，graded在效应4时仍只有353/4096检出；equal在效应1时的一份全零数据保留在分母中。</w:t>
+        <w:t>全部尾计数与独立整数卷积一致，44 份预定 SciPy 审计也一致。零偏移条件拒绝数为 26/4096 和 38/4096，均低于 0.01；这是有限模型的精确计数，接近阈值本身不是超标。两种幅度的离散尾部与并列结构不同，不能把计数差外推为总体偏差。graded 在偏移 4 时仅检出 353/4096，说明检出能力强烈依赖信号相对幅度结构；不能据 equal 模型的高检出承诺真实密文流的能力。</w:t>
       </w:r>
     </w:p>
     <w:p>
@@ -7102,27 +6514,7 @@
           <w:sz w:val="28"/>
           <w:szCs w:val="28"/>
         </w:rPr>
-        <w:t xml:space="preserve">共同符号模型保持零均值，但样本之间完全共享符号。若仍套用独立交换规则，两种模型各自的 2 个结果都会被拒绝；实际入口对这 4 份数据均返回证据不足。该对照说明，计算无误不保证推断适用，识别依赖条件是分析的一部分。这里验证的是固定有限模型中的错误与检出行为，尚未校准真实密码总体，也不构成超越 </w:t>
-      </w:r>
-      <w:proofErr w:type="spellStart"/>
-      <w:r>
-        <w:rPr>
-          <w:rFonts w:ascii="楷体_GB2312" w:eastAsia="楷体_GB2312" w:hAnsi="Times New Roman" w:hint="eastAsia"/>
-          <w:bCs/>
-          <w:sz w:val="28"/>
-          <w:szCs w:val="28"/>
-        </w:rPr>
-        <w:t>dudect</w:t>
-      </w:r>
-      <w:proofErr w:type="spellEnd"/>
-      <w:r>
-        <w:rPr>
-          <w:rFonts w:ascii="楷体_GB2312" w:eastAsia="楷体_GB2312" w:hAnsi="Times New Roman" w:hint="eastAsia"/>
-          <w:bCs/>
-          <w:sz w:val="28"/>
-          <w:szCs w:val="28"/>
-        </w:rPr>
-        <w:t xml:space="preserve"> 或 RTLF 的检测证据。</w:t>
+        <w:t>共同符号模型仍有零均值，但全部单位共享符号；若误套独立交换，两种模型的两个结果都会被拒绝。入口依据预先登记的共同依赖结构对这 4 份数据返回证据不足，并非从观测数据自动识别了依赖。真实使用者必须说明随机化、分组和依赖依据；登记不实或前提未知时，软件校验不能提供真实误报保证。有限校准验证计算及适用边界，不比较真实泄露检测优势。</w:t>
       </w:r>
     </w:p>
     <w:p>
@@ -7257,6 +6649,7 @@
         </w:tc>
       </w:tr>
       <w:tr>
+        <w:trPr/>
         <w:tc>
           <w:tcPr>
             <w:tcW w:w="3212" w:type="dxa"/>
@@ -7343,6 +6736,7 @@
         </w:tc>
       </w:tr>
       <w:tr>
+        <w:trPr/>
         <w:tc>
           <w:tcPr>
             <w:tcW w:w="3212" w:type="dxa"/>
@@ -7429,6 +6823,7 @@
         </w:tc>
       </w:tr>
       <w:tr>
+        <w:trPr/>
         <w:tc>
           <w:tcPr>
             <w:tcW w:w="3212" w:type="dxa"/>
@@ -7515,6 +6910,7 @@
         </w:tc>
       </w:tr>
       <w:tr>
+        <w:trPr/>
         <w:tc>
           <w:tcPr>
             <w:tcW w:w="3212" w:type="dxa"/>
@@ -7601,6 +6997,7 @@
         </w:tc>
       </w:tr>
       <w:tr>
+        <w:trPr/>
         <w:tc>
           <w:tcPr>
             <w:tcW w:w="3212" w:type="dxa"/>
@@ -7759,7 +7156,7 @@
           <w:sz w:val="28"/>
           <w:szCs w:val="28"/>
         </w:rPr>
-        <w:t>C04使用E02六份封存普通参考记录。程序完整读取每份3000条及meta/cost并核验资格，每块固定取原序0至23组成12对；采集后独立等概率交换标签，遍历全部4096种组合。时间值不添加偏移，也不按原密文类别或秘密分类。保存144个原时间及24576份差值和计数，新解封装调用为0。</w:t>
+        <w:t>本稿表 4 使用 2026 年 10 月 13 日冻结抽签重算。输入仍是 E02 六份封存参考记录，每块 3000 条。种子 20261013，经 splitmix64 为块 b=1…6 以 20261013+b 派生状态，无放回抽取 24 个下标，按抽取顺序配成 12 对。给定时间对后枚举 4096 个独立标签交换状态，统计量和含等值尾部规则不变。选取规则未按原类别或显著性筛选；它仍是采集后的标签模型，不是采集设计。</w:t>
       </w:r>
     </w:p>
     <w:p>
@@ -7768,6 +7165,7 @@
         <w:adjustRightInd w:val="0"/>
         <w:snapToGrid w:val="0"/>
         <w:spacing w:line="480" w:lineRule="exact"/>
+        <w:jc w:val="left"/>
         <w:rPr>
           <w:rFonts w:ascii="楷体_GB2312" w:eastAsia="楷体_GB2312" w:hAnsi="Times New Roman"/>
           <w:bCs/>
@@ -7782,7 +7180,7 @@
           <w:sz w:val="28"/>
           <w:szCs w:val="28"/>
         </w:rPr>
-        <w:t>整数精确结果与独立逐项求和、排序秩核验逐行一致，24份预定SciPy审计一致，完整动态运行的原始行也一致。表4给出全部六块结果，各自的条件拒绝概率不超过0.01。C任务约0.209秒，读取、计算和原始记录关闭均计入，最终摘要及状态发布另列。</w:t>
+        <w:t>新计算的候选尾计数与独立排序秩逐行一致，两次输出逐字节一致，candidate_oracle_mismatches=0，保存 24576 行标签记录且无新增解封装。旧“原序 0…23”规则的计数为 40、40、40、38、40、38；其 24 份 SciPy 审计和约 0.209 秒成本仅属于旧计算，不转记到新表。旧原件保留，当前表值更新为 38、38、38、36、40、40，来源见 M04。</w:t>
       </w:r>
     </w:p>
     <w:p>
@@ -7806,7 +7204,7 @@
           <w:sz w:val="28"/>
           <w:szCs w:val="28"/>
         </w:rPr>
-        <w:t>表4 后赋标签模型的条件拒绝数 每块4096种标签</w:t>
+        <w:t>表4 冻结抽签后赋标签的条件拒绝数 每块4096种标签</w:t>
       </w:r>
     </w:p>
     <w:tbl>
@@ -7917,6 +7315,7 @@
         </w:tc>
       </w:tr>
       <w:tr>
+        <w:trPr/>
         <w:tc>
           <w:tcPr>
             <w:tcW w:w="3212" w:type="dxa"/>
@@ -7969,7 +7368,7 @@
                 <w:sz w:val="28"/>
                 <w:szCs w:val="28"/>
               </w:rPr>
-              <w:t>40</w:t>
+              <w:t>38</w:t>
             </w:r>
           </w:p>
         </w:tc>
@@ -7997,12 +7396,13 @@
                 <w:sz w:val="28"/>
                 <w:szCs w:val="28"/>
               </w:rPr>
-              <w:t>0.009765625000</w:t>
+              <w:t>0.009277343750</w:t>
             </w:r>
           </w:p>
         </w:tc>
       </w:tr>
       <w:tr>
+        <w:trPr/>
         <w:tc>
           <w:tcPr>
             <w:tcW w:w="3212" w:type="dxa"/>
@@ -8056,7 +7456,7 @@
                 <w:sz w:val="28"/>
                 <w:szCs w:val="28"/>
               </w:rPr>
-              <w:t>40</w:t>
+              <w:t>38</w:t>
             </w:r>
           </w:p>
         </w:tc>
@@ -8084,12 +7484,13 @@
                 <w:sz w:val="28"/>
                 <w:szCs w:val="28"/>
               </w:rPr>
-              <w:t>0.009765625000</w:t>
+              <w:t>0.009277343750</w:t>
             </w:r>
           </w:p>
         </w:tc>
       </w:tr>
       <w:tr>
+        <w:trPr/>
         <w:tc>
           <w:tcPr>
             <w:tcW w:w="3212" w:type="dxa"/>
@@ -8142,7 +7543,7 @@
                 <w:sz w:val="28"/>
                 <w:szCs w:val="28"/>
               </w:rPr>
-              <w:t>40</w:t>
+              <w:t>38</w:t>
             </w:r>
           </w:p>
         </w:tc>
@@ -8170,12 +7571,13 @@
                 <w:sz w:val="28"/>
                 <w:szCs w:val="28"/>
               </w:rPr>
-              <w:t>0.009765625000</w:t>
+              <w:t>0.009277343750</w:t>
             </w:r>
           </w:p>
         </w:tc>
       </w:tr>
       <w:tr>
+        <w:trPr/>
         <w:tc>
           <w:tcPr>
             <w:tcW w:w="3212" w:type="dxa"/>
@@ -8228,7 +7630,7 @@
                 <w:sz w:val="28"/>
                 <w:szCs w:val="28"/>
               </w:rPr>
-              <w:t>38</w:t>
+              <w:t>36</w:t>
             </w:r>
           </w:p>
         </w:tc>
@@ -8256,12 +7658,13 @@
                 <w:sz w:val="28"/>
                 <w:szCs w:val="28"/>
               </w:rPr>
-              <w:t>0.009277343750</w:t>
+              <w:t>0.008789062500</w:t>
             </w:r>
           </w:p>
         </w:tc>
       </w:tr>
       <w:tr>
+        <w:trPr/>
         <w:tc>
           <w:tcPr>
             <w:tcW w:w="3212" w:type="dxa"/>
@@ -8348,6 +7751,7 @@
         </w:tc>
       </w:tr>
       <w:tr>
+        <w:trPr/>
         <w:tc>
           <w:tcPr>
             <w:tcW w:w="3212" w:type="dxa"/>
@@ -8400,7 +7804,7 @@
                 <w:sz w:val="28"/>
                 <w:szCs w:val="28"/>
               </w:rPr>
-              <w:t>38</w:t>
+              <w:t>40</w:t>
             </w:r>
           </w:p>
         </w:tc>
@@ -8428,7 +7832,7 @@
                 <w:sz w:val="28"/>
                 <w:szCs w:val="28"/>
               </w:rPr>
-              <w:t>0.009277343750</w:t>
+              <w:t>0.009765625000</w:t>
             </w:r>
           </w:p>
         </w:tc>
@@ -8441,6 +7845,7 @@
         <w:adjustRightInd w:val="0"/>
         <w:snapToGrid w:val="0"/>
         <w:spacing w:line="480" w:lineRule="exact"/>
+        <w:jc w:val="left"/>
         <w:rPr>
           <w:rFonts w:ascii="楷体_GB2312" w:eastAsia="楷体_GB2312" w:hAnsi="Times New Roman"/>
           <w:bCs/>
@@ -8455,7 +7860,7 @@
           <w:sz w:val="28"/>
           <w:szCs w:val="28"/>
         </w:rPr>
-        <w:t>表4 来源：C04完整标签记录及C报告；条件概率以4096为分母，无Monte Carlo抽样误差，不是总体误报率估计。</w:t>
+        <w:t>表4 来源：docs/evidence/label-redraw-20261013。条件概率以 4096 为分母，无 Monte Carlo 抽样误差；旧规则原件保留在 reference-label-control-20261007。</w:t>
       </w:r>
     </w:p>
     <w:p>
@@ -8478,21 +7883,16 @@
           <w:sz w:val="28"/>
           <w:szCs w:val="28"/>
         </w:rPr>
-        <w:t>本项结论以给定时间对和独立随机标签为条件，不要求这些固定时间值本身独立同分布；它也不表示采集时已经实施该随机化，或真实密文类别具有相同错误率。校验同时核对时钟、程序来源、调用数、完成状态和成本记录，阻止不完整或矛盾记录进入分析。统计规则与原始时间始终保持一致。</w:t>
+        <w:t>本项检验给定时间对上的标签随机化计算，不要求固定的时间值本身 iid，也不能证明真实密文标签具备可交换性。即使观察到条件拒绝概率不超过 0.01，仍不能给出真实密码总体的误报率或检出率。其作用是复算和边界校验，不用于关闭 R04。</w:t>
       </w:r>
     </w:p>
     <w:p>
       <w:pPr>
         <w:pStyle w:val="2"/>
       </w:pPr>
-      <w:bookmarkStart w:id="14" w:name="refined_heading_12"/>
-      <w:r>
-        <w:t xml:space="preserve">3.7 </w:t>
-      </w:r>
-      <w:r>
-        <w:t>时间侧信道检测定位与跨环境验证</w:t>
-      </w:r>
-      <w:bookmarkEnd w:id="14"/>
+      <w:r>
+        <w:t>3.7 时间测量与诊断的证据边界</w:t>
+      </w:r>
     </w:p>
     <w:p>
       <w:pPr>
@@ -8514,7 +7914,7 @@
           <w:sz w:val="28"/>
           <w:szCs w:val="28"/>
         </w:rPr>
-        <w:t>时间侧信道分析的核心，是判断可观察的执行时间是否随输入类别发生可重复的变化，并进一步查明这种变化与实现中的数据依赖有何关系。本节以固定便携 C 实现的 ML-KEM-768 为对象，将完整解封装测量、函数级诊断和防护对照结合起来，同时考察网络、编译器与平台变化对结果解释的影响。被测消息分支为有来源的人工对照，不代表参考实现中新发现的漏洞。</w:t>
+        <w:t>本节将完整调用观察、函数诊断和构建对照分别评价。对象是固定 ML-KEM-768 便携 C 及有来源的人工消息分支；本地实验知道输入生成过程和补丁位置，没有未知密钥恢复或真实远程攻击结论。历史时间差用于检查测量流程，候选表用于缩小人工核查范围，防护因果另需能够区分构建变化与环境变化的对照。</w:t>
       </w:r>
     </w:p>
     <w:p>
@@ -8523,6 +7923,7 @@
         <w:adjustRightInd w:val="0"/>
         <w:snapToGrid w:val="0"/>
         <w:spacing w:line="480" w:lineRule="exact"/>
+        <w:jc w:val="left"/>
         <w:rPr>
           <w:rFonts w:ascii="楷体_GB2312" w:eastAsia="楷体_GB2312" w:hAnsi="Times New Roman"/>
           <w:bCs/>
@@ -8537,21 +7938,16 @@
           <w:sz w:val="28"/>
           <w:szCs w:val="28"/>
         </w:rPr>
-        <w:t>实验区分开发探索与冻结协议下的确认。最新 v3 协议在 Ryzen 9 9950X 上得到主比较的 Holm 拒绝结果；随后诊断中，重加密阶段及其消息编码包装均在 20 次追踪中进入候选前三名。掩码构建未再拒绝，但两次回滚也未恢复拒绝。因此，现有结果支持特定条件下的时间差检测与候选定位，尚不足以完成防护效果的因果确认。以下七节依次说明测量依据、分析方法与适用范围。</w:t>
+        <w:t>截至 2026 年 10 月 14 日，v1 至 v3 均按开发历史呈现。v3 的历史主比较曾通过其族内 Holm 规则，20 次诊断中两个包装均进入前三；效应跨批次反转且两次回滚未恢复拒绝，因果解释未闭合。v4 改用每类 16 条不同密文，但确认仅完成首会话便在覆盖率门停止，primary_token=not_run。交替构建对照未开始，当前没有新的类别差确认或防护配对判定。</w:t>
       </w:r>
     </w:p>
     <w:p>
       <w:pPr>
         <w:pStyle w:val="31"/>
       </w:pPr>
-      <w:bookmarkStart w:id="15" w:name="refined_heading_13"/>
-      <w:r>
-        <w:t xml:space="preserve">3.7.1 </w:t>
-      </w:r>
-      <w:r>
-        <w:t>本地高精度计时与明显时间泄露检测</w:t>
-      </w:r>
-      <w:bookmarkEnd w:id="15"/>
+      <w:r>
+        <w:t>3.7.1 完整调用计时与输入范围</w:t>
+      </w:r>
     </w:p>
     <w:p>
       <w:pPr>
@@ -8559,6 +7955,7 @@
         <w:adjustRightInd w:val="0"/>
         <w:snapToGrid w:val="0"/>
         <w:spacing w:line="480" w:lineRule="exact"/>
+        <w:jc w:val="left"/>
         <w:rPr>
           <w:rFonts w:ascii="楷体_GB2312" w:eastAsia="楷体_GB2312" w:hAnsi="Times New Roman"/>
           <w:bCs/>
@@ -8573,7 +7970,7 @@
           <w:sz w:val="28"/>
           <w:szCs w:val="28"/>
         </w:rPr>
-        <w:t>正式测量以一次完整解封装为观察单位。计时窗口覆盖外部接口检查及内核运算，输入生成、内存分配、预热、结果核对和文件写入均在窗口之外。这一安排使测量对应调用者实际能够观察的操作，减少输入准备与日志开销对类别差异的干扰。局部函数计时则单独用于诊断，不代替完整调用的检测结果。</w:t>
+        <w:t>历史会话采集的窗口位于 src/session_collect.c 的 time_one_decapsulation：先读 CLOCK_MONOTONIC，经编译器屏障调用一次 mlkem_decapsulate，再经屏障读钟；差值包含公开接口检查和内核运算。输入生成、分配、预热、结果消费与 I/O 在该函数外。函数名界定源码范围，实际指令及地址需随冻结产物的反汇编解释，不能用当前重编地址替代历史产物。</w:t>
       </w:r>
     </w:p>
     <w:p>
@@ -8596,8 +7993,7 @@
           <w:sz w:val="28"/>
           <w:szCs w:val="28"/>
         </w:rPr>
-        <w:lastRenderedPageBreak/>
-        <w:t>输入包括有效密文、翻位密文、随机密文，以及全 0 和全 1 封装硬币生成的密文，长度均为 1088 字节。后两类改变的是封装所用硬币，并非直接将消息字节置为常数；在同一密钥下，两类各只有一条密文。因此，重复调用扩大的是对既定输入的观察次数，不能视为同等数量的独立密文。普通运行使用系统安全随机源并处理失败，确定性种子仅用于明确标记的实验入口。</w:t>
+        <w:t>v1 至 v3 的主比较以同一密钥下两种固定封装硬币各生成一条密文，比较的是这对既定输入的重复时间。增加调用次数不能分离密文个体效应与类别效应。v4 每会话派生 16 把密钥，每把密钥的两类各一条密文，每类须有 16 个不同密文；该设计扩大了跨密钥覆盖，仍未代表所有密文或固定未知密钥场景。R=2 指两个 ABBA/BAAB 单元，每条密文在每单元出现两次，故实际每条调用 4 次、每会话总计 128 次。</w:t>
       </w:r>
     </w:p>
     <w:p>
@@ -8606,6 +8002,7 @@
         <w:adjustRightInd w:val="0"/>
         <w:snapToGrid w:val="0"/>
         <w:spacing w:line="480" w:lineRule="exact"/>
+        <w:jc w:val="left"/>
         <w:rPr>
           <w:rFonts w:ascii="楷体_GB2312" w:eastAsia="楷体_GB2312" w:hAnsi="Times New Roman"/>
           <w:bCs/>
@@ -8620,27 +8017,7 @@
           <w:sz w:val="28"/>
           <w:szCs w:val="28"/>
         </w:rPr>
-        <w:t xml:space="preserve">Ryzen 实验在 Ubuntu 24.04、GCC 13.3.0 和 </w:t>
-      </w:r>
-      <w:proofErr w:type="spellStart"/>
-      <w:r>
-        <w:rPr>
-          <w:rFonts w:ascii="楷体_GB2312" w:eastAsia="楷体_GB2312" w:hAnsi="Times New Roman" w:hint="eastAsia"/>
-          <w:bCs/>
-          <w:sz w:val="28"/>
-          <w:szCs w:val="28"/>
-        </w:rPr>
-        <w:t>RelWithDebInfo</w:t>
-      </w:r>
-      <w:proofErr w:type="spellEnd"/>
-      <w:r>
-        <w:rPr>
-          <w:rFonts w:ascii="楷体_GB2312" w:eastAsia="楷体_GB2312" w:hAnsi="Times New Roman" w:hint="eastAsia"/>
-          <w:bCs/>
-          <w:sz w:val="28"/>
-          <w:szCs w:val="28"/>
-        </w:rPr>
-        <w:t xml:space="preserve"> 条件下进行，使用无动态检查插桩的程序，将进程固定到逻辑 CPU2，预热 8 次，采集块长为 50。频率控制未配置。计时采用 CLOCK_MONOTONIC，保存原始整数计数，同时记录报告分辨率与空窗口分布；普通长尾全部保留，未从正式样本中扣除空窗口开销。时钟表示的细粒度有助于记录微小差异，但不等同于同量级的物理测量精度。</w:t>
+        <w:t>历史 Ryzen 运行使用 Ubuntu 24.04、GCC 13.3.0、RelWithDebInfo，无动态插桩，亲和 CPU2，预热 8 次，块长 50。预热和块长缺少收敛或功效依据，调速器为 powersave，未配置频率控制。v4 按 key_index+repeat_index 奇偶决定 ABBA 或 BAAB，用局部对称次序抵消一阶顺序漂移；它不是随机打乱，也未证明消除了后效。冻结协议仍保留预热 8 次，未完成原计划要求的预热收敛验证。</w:t>
       </w:r>
     </w:p>
     <w:p>
@@ -8664,7 +8041,7 @@
           <w:sz w:val="28"/>
           <w:szCs w:val="28"/>
         </w:rPr>
-        <w:t>表 5 汇总了三个协议版本的 Ryzen 主比较。效应定义为全 0 类会话均值减去全 1 类会话均值。v1 与 v2 均未拒绝，v3 在预先冻结的会话检验中拒绝主比较。三个版本分别保留原判定，不将后续成功回填到早期记录，也不把它们合并成一次连续追加样本的实验。</w:t>
+        <w:t>表 5 列出尝试顺序、预算和原判定。v1 至 v3 的效应是单密文对差，v4 的效应来自跨 16 把密钥的输入组，估计对象有变化，不能将数值直接相减为性能或防护收益。v2 与 v3 的规模相同；这不能消除此前加样、改协议与换种子的选择结构。各行保留历史身份，不作全研究过程统一显著性声明。</w:t>
       </w:r>
     </w:p>
     <w:tbl>
@@ -8690,12 +8067,12 @@
         <w:tblLook w:val="04A0" w:firstRow="1" w:lastRow="0" w:firstColumn="1" w:lastColumn="0" w:noHBand="0" w:noVBand="1"/>
       </w:tblPr>
       <w:tblGrid>
-        <w:gridCol w:w="737"/>
-        <w:gridCol w:w="1417"/>
-        <w:gridCol w:w="1984"/>
-        <w:gridCol w:w="1814"/>
+        <w:gridCol w:w="1134"/>
+        <w:gridCol w:w="1587"/>
         <w:gridCol w:w="1984"/>
         <w:gridCol w:w="1587"/>
+        <w:gridCol w:w="1247"/>
+        <w:gridCol w:w="2098"/>
       </w:tblGrid>
       <w:tr>
         <w:tblPrEx>
@@ -8712,144 +8089,173 @@
         </w:trPr>
         <w:tc>
           <w:tcPr>
-            <w:tcW w:w="737" w:type="dxa"/>
-          </w:tcPr>
-          <w:p>
-            <w:pPr>
-              <w:spacing w:before="60" w:after="60" w:line="264" w:lineRule="auto"/>
+            <w:tcW w:w="1134" w:type="dxa"/>
+            <w:vAlign w:val="center"/>
+            <w:tcMar>
+              <w:top w:w="80" w:type="dxa"/>
+              <w:bottom w:w="80" w:type="dxa"/>
+              <w:left w:w="80" w:type="dxa"/>
+              <w:right w:w="80" w:type="dxa"/>
+            </w:tcMar>
+            <w:shd w:fill="F0F0F0"/>
+          </w:tcPr>
+          <w:p>
+            <w:pPr>
+              <w:spacing w:before="0" w:after="0" w:line="280" w:lineRule="exact"/>
               <w:jc w:val="left"/>
+              <w:snapToGrid w:val="0"/>
             </w:pPr>
             <w:r>
               <w:rPr>
                 <w:rFonts w:ascii="Times New Roman" w:hAnsi="Times New Roman"/>
                 <w:b/>
-              </w:rPr>
+                <w:sz w:val="21"/>
+              </w:rPr>
+              <w:t>尝试</w:t>
+              <w:br/>
               <w:t>协议</w:t>
             </w:r>
           </w:p>
         </w:tc>
         <w:tc>
           <w:tcPr>
-            <w:tcW w:w="1417" w:type="dxa"/>
-          </w:tcPr>
-          <w:p>
-            <w:pPr>
-              <w:spacing w:before="60" w:after="60" w:line="264" w:lineRule="auto"/>
+            <w:tcW w:w="1587" w:type="dxa"/>
+            <w:vAlign w:val="center"/>
+            <w:tcMar>
+              <w:top w:w="80" w:type="dxa"/>
+              <w:bottom w:w="80" w:type="dxa"/>
+              <w:left w:w="80" w:type="dxa"/>
+              <w:right w:w="80" w:type="dxa"/>
+            </w:tcMar>
+            <w:shd w:fill="F0F0F0"/>
+          </w:tcPr>
+          <w:p>
+            <w:pPr>
+              <w:spacing w:before="0" w:after="0" w:line="280" w:lineRule="exact"/>
               <w:jc w:val="left"/>
+              <w:snapToGrid w:val="0"/>
             </w:pPr>
             <w:r>
               <w:rPr>
                 <w:rFonts w:ascii="Times New Roman" w:hAnsi="Times New Roman"/>
                 <w:b/>
-              </w:rPr>
-              <w:t>确认种子</w:t>
+                <w:sz w:val="21"/>
+              </w:rPr>
+              <w:t>种子</w:t>
             </w:r>
           </w:p>
         </w:tc>
         <w:tc>
           <w:tcPr>
             <w:tcW w:w="1984" w:type="dxa"/>
-          </w:tcPr>
-          <w:p>
-            <w:pPr>
-              <w:spacing w:before="60" w:after="60" w:line="264" w:lineRule="auto"/>
+            <w:vAlign w:val="center"/>
+            <w:tcMar>
+              <w:top w:w="80" w:type="dxa"/>
+              <w:bottom w:w="80" w:type="dxa"/>
+              <w:left w:w="80" w:type="dxa"/>
+              <w:right w:w="80" w:type="dxa"/>
+            </w:tcMar>
+            <w:shd w:fill="F0F0F0"/>
+          </w:tcPr>
+          <w:p>
+            <w:pPr>
+              <w:spacing w:before="0" w:after="0" w:line="280" w:lineRule="exact"/>
               <w:jc w:val="left"/>
+              <w:snapToGrid w:val="0"/>
             </w:pPr>
             <w:r>
               <w:rPr>
                 <w:rFonts w:ascii="Times New Roman" w:hAnsi="Times New Roman"/>
                 <w:b/>
-              </w:rPr>
-              <w:t>会话数</w:t>
-            </w:r>
+                <w:sz w:val="21"/>
+              </w:rPr>
+              <w:t>规模与输入</w:t>
+            </w:r>
+          </w:p>
+        </w:tc>
+        <w:tc>
+          <w:tcPr>
+            <w:tcW w:w="1587" w:type="dxa"/>
+            <w:vAlign w:val="center"/>
+            <w:tcMar>
+              <w:top w:w="80" w:type="dxa"/>
+              <w:bottom w:w="80" w:type="dxa"/>
+              <w:left w:w="80" w:type="dxa"/>
+              <w:right w:w="80" w:type="dxa"/>
+            </w:tcMar>
+            <w:shd w:fill="F0F0F0"/>
+          </w:tcPr>
+          <w:p>
+            <w:pPr>
+              <w:spacing w:before="0" w:after="0" w:line="280" w:lineRule="exact"/>
+              <w:jc w:val="left"/>
+              <w:snapToGrid w:val="0"/>
+            </w:pPr>
             <w:r>
               <w:rPr>
                 <w:rFonts w:ascii="Times New Roman" w:hAnsi="Times New Roman"/>
                 <w:b/>
-              </w:rPr>
-              <w:t>×</w:t>
-            </w:r>
+                <w:sz w:val="21"/>
+              </w:rPr>
+              <w:t>主效应</w:t>
+              <w:br/>
+              <w:t>计数</w:t>
+            </w:r>
+          </w:p>
+        </w:tc>
+        <w:tc>
+          <w:tcPr>
+            <w:tcW w:w="1247" w:type="dxa"/>
+            <w:vAlign w:val="center"/>
+            <w:tcMar>
+              <w:top w:w="80" w:type="dxa"/>
+              <w:bottom w:w="80" w:type="dxa"/>
+              <w:left w:w="80" w:type="dxa"/>
+              <w:right w:w="80" w:type="dxa"/>
+            </w:tcMar>
+            <w:shd w:fill="F0F0F0"/>
+          </w:tcPr>
+          <w:p>
+            <w:pPr>
+              <w:spacing w:before="0" w:after="0" w:line="280" w:lineRule="exact"/>
+              <w:jc w:val="left"/>
+              <w:snapToGrid w:val="0"/>
+            </w:pPr>
             <w:r>
               <w:rPr>
                 <w:rFonts w:ascii="Times New Roman" w:hAnsi="Times New Roman"/>
                 <w:b/>
-              </w:rPr>
-              <w:t>每类调用数</w:t>
-            </w:r>
-          </w:p>
-        </w:tc>
-        <w:tc>
-          <w:tcPr>
-            <w:tcW w:w="1814" w:type="dxa"/>
-          </w:tcPr>
-          <w:p>
-            <w:pPr>
-              <w:spacing w:before="60" w:after="60" w:line="264" w:lineRule="auto"/>
+                <w:sz w:val="21"/>
+              </w:rPr>
+              <w:t>原始 p 值</w:t>
+            </w:r>
+          </w:p>
+        </w:tc>
+        <w:tc>
+          <w:tcPr>
+            <w:tcW w:w="2098" w:type="dxa"/>
+            <w:vAlign w:val="center"/>
+            <w:tcMar>
+              <w:top w:w="80" w:type="dxa"/>
+              <w:bottom w:w="80" w:type="dxa"/>
+              <w:left w:w="80" w:type="dxa"/>
+              <w:right w:w="80" w:type="dxa"/>
+            </w:tcMar>
+            <w:shd w:fill="F0F0F0"/>
+          </w:tcPr>
+          <w:p>
+            <w:pPr>
+              <w:spacing w:before="0" w:after="0" w:line="280" w:lineRule="exact"/>
               <w:jc w:val="left"/>
+              <w:snapToGrid w:val="0"/>
             </w:pPr>
             <w:r>
               <w:rPr>
                 <w:rFonts w:ascii="Times New Roman" w:hAnsi="Times New Roman"/>
                 <w:b/>
-              </w:rPr>
-              <w:t>主效应（计数）</w:t>
-            </w:r>
-          </w:p>
-        </w:tc>
-        <w:tc>
-          <w:tcPr>
-            <w:tcW w:w="1984" w:type="dxa"/>
-          </w:tcPr>
-          <w:p>
-            <w:pPr>
-              <w:spacing w:before="60" w:after="60" w:line="264" w:lineRule="auto"/>
-              <w:jc w:val="left"/>
-            </w:pPr>
-            <w:r>
-              <w:rPr>
-                <w:rFonts w:ascii="Times New Roman" w:hAnsi="Times New Roman"/>
-                <w:b/>
-              </w:rPr>
-              <w:t>原始双侧</w:t>
-            </w:r>
-            <w:r>
-              <w:rPr>
-                <w:rFonts w:ascii="Times New Roman" w:hAnsi="Times New Roman"/>
-                <w:b/>
-              </w:rPr>
-              <w:t xml:space="preserve"> p </w:t>
-            </w:r>
-            <w:r>
-              <w:rPr>
-                <w:rFonts w:ascii="Times New Roman" w:hAnsi="Times New Roman"/>
-                <w:b/>
-              </w:rPr>
-              <w:t>值</w:t>
-            </w:r>
-          </w:p>
-        </w:tc>
-        <w:tc>
-          <w:tcPr>
-            <w:tcW w:w="1587" w:type="dxa"/>
-          </w:tcPr>
-          <w:p>
-            <w:pPr>
-              <w:spacing w:before="60" w:after="60" w:line="264" w:lineRule="auto"/>
-              <w:jc w:val="left"/>
-            </w:pPr>
-            <w:r>
-              <w:rPr>
-                <w:rFonts w:ascii="Times New Roman" w:hAnsi="Times New Roman"/>
-                <w:b/>
-              </w:rPr>
-              <w:t xml:space="preserve">Holm </w:t>
-            </w:r>
-            <w:r>
-              <w:rPr>
-                <w:rFonts w:ascii="Times New Roman" w:hAnsi="Times New Roman"/>
-                <w:b/>
-              </w:rPr>
-              <w:t>判定</w:t>
+                <w:sz w:val="21"/>
+              </w:rPr>
+              <w:t>身份与判定</w:t>
             </w:r>
           </w:p>
         </w:tc>
@@ -8868,33 +8274,51 @@
         </w:trPr>
         <w:tc>
           <w:tcPr>
-            <w:tcW w:w="737" w:type="dxa"/>
-          </w:tcPr>
-          <w:p>
-            <w:pPr>
-              <w:spacing w:before="60" w:after="60" w:line="264" w:lineRule="auto"/>
+            <w:tcW w:w="1134" w:type="dxa"/>
+            <w:vAlign w:val="center"/>
+            <w:tcMar>
+              <w:top w:w="80" w:type="dxa"/>
+              <w:bottom w:w="80" w:type="dxa"/>
+              <w:left w:w="80" w:type="dxa"/>
+              <w:right w:w="80" w:type="dxa"/>
+            </w:tcMar>
+          </w:tcPr>
+          <w:p>
+            <w:pPr>
+              <w:spacing w:before="0" w:after="0" w:line="280" w:lineRule="exact"/>
               <w:jc w:val="left"/>
+              <w:snapToGrid w:val="0"/>
             </w:pPr>
             <w:r>
               <w:rPr>
                 <w:rFonts w:ascii="Times New Roman" w:hAnsi="Times New Roman"/>
-              </w:rPr>
-              <w:t>v1</w:t>
-            </w:r>
-          </w:p>
-        </w:tc>
-        <w:tc>
-          <w:tcPr>
-            <w:tcW w:w="1417" w:type="dxa"/>
-          </w:tcPr>
-          <w:p>
-            <w:pPr>
-              <w:spacing w:before="60" w:after="60" w:line="264" w:lineRule="auto"/>
+                <w:sz w:val="21"/>
+              </w:rPr>
+              <w:t>1  v1</w:t>
+            </w:r>
+          </w:p>
+        </w:tc>
+        <w:tc>
+          <w:tcPr>
+            <w:tcW w:w="1587" w:type="dxa"/>
+            <w:vAlign w:val="center"/>
+            <w:tcMar>
+              <w:top w:w="80" w:type="dxa"/>
+              <w:bottom w:w="80" w:type="dxa"/>
+              <w:left w:w="80" w:type="dxa"/>
+              <w:right w:w="80" w:type="dxa"/>
+            </w:tcMar>
+          </w:tcPr>
+          <w:p>
+            <w:pPr>
+              <w:spacing w:before="0" w:after="0" w:line="280" w:lineRule="exact"/>
               <w:jc w:val="left"/>
+              <w:snapToGrid w:val="0"/>
             </w:pPr>
             <w:r>
               <w:rPr>
                 <w:rFonts w:ascii="Times New Roman" w:hAnsi="Times New Roman"/>
+                <w:sz w:val="21"/>
               </w:rPr>
               <w:t>20261111</w:t>
             </w:r>
@@ -8903,49 +8327,78 @@
         <w:tc>
           <w:tcPr>
             <w:tcW w:w="1984" w:type="dxa"/>
-          </w:tcPr>
-          <w:p>
-            <w:pPr>
-              <w:spacing w:before="60" w:after="60" w:line="264" w:lineRule="auto"/>
+            <w:vAlign w:val="center"/>
+            <w:tcMar>
+              <w:top w:w="80" w:type="dxa"/>
+              <w:bottom w:w="80" w:type="dxa"/>
+              <w:left w:w="80" w:type="dxa"/>
+              <w:right w:w="80" w:type="dxa"/>
+            </w:tcMar>
+          </w:tcPr>
+          <w:p>
+            <w:pPr>
+              <w:spacing w:before="0" w:after="0" w:line="280" w:lineRule="exact"/>
               <w:jc w:val="left"/>
+              <w:snapToGrid w:val="0"/>
             </w:pPr>
             <w:r>
               <w:rPr>
                 <w:rFonts w:ascii="Times New Roman" w:hAnsi="Times New Roman"/>
+                <w:sz w:val="21"/>
               </w:rPr>
               <w:t>6×1000</w:t>
-            </w:r>
-          </w:p>
-        </w:tc>
-        <w:tc>
-          <w:tcPr>
-            <w:tcW w:w="1814" w:type="dxa"/>
-          </w:tcPr>
-          <w:p>
-            <w:pPr>
-              <w:spacing w:before="60" w:after="60" w:line="264" w:lineRule="auto"/>
+              <w:br/>
+              <w:t>每类一条密文</w:t>
+            </w:r>
+          </w:p>
+        </w:tc>
+        <w:tc>
+          <w:tcPr>
+            <w:tcW w:w="1587" w:type="dxa"/>
+            <w:vAlign w:val="center"/>
+            <w:tcMar>
+              <w:top w:w="80" w:type="dxa"/>
+              <w:bottom w:w="80" w:type="dxa"/>
+              <w:left w:w="80" w:type="dxa"/>
+              <w:right w:w="80" w:type="dxa"/>
+            </w:tcMar>
+          </w:tcPr>
+          <w:p>
+            <w:pPr>
+              <w:spacing w:before="0" w:after="0" w:line="280" w:lineRule="exact"/>
               <w:jc w:val="left"/>
+              <w:snapToGrid w:val="0"/>
             </w:pPr>
             <w:r>
               <w:rPr>
                 <w:rFonts w:ascii="Times New Roman" w:hAnsi="Times New Roman"/>
-              </w:rPr>
-              <w:t>15.44</w:t>
-            </w:r>
-          </w:p>
-        </w:tc>
-        <w:tc>
-          <w:tcPr>
-            <w:tcW w:w="1984" w:type="dxa"/>
-          </w:tcPr>
-          <w:p>
-            <w:pPr>
-              <w:spacing w:before="60" w:after="60" w:line="264" w:lineRule="auto"/>
+                <w:sz w:val="21"/>
+              </w:rPr>
+              <w:t>+15.44</w:t>
+            </w:r>
+          </w:p>
+        </w:tc>
+        <w:tc>
+          <w:tcPr>
+            <w:tcW w:w="1247" w:type="dxa"/>
+            <w:vAlign w:val="center"/>
+            <w:tcMar>
+              <w:top w:w="80" w:type="dxa"/>
+              <w:bottom w:w="80" w:type="dxa"/>
+              <w:left w:w="80" w:type="dxa"/>
+              <w:right w:w="80" w:type="dxa"/>
+            </w:tcMar>
+          </w:tcPr>
+          <w:p>
+            <w:pPr>
+              <w:spacing w:before="0" w:after="0" w:line="280" w:lineRule="exact"/>
               <w:jc w:val="left"/>
+              <w:snapToGrid w:val="0"/>
             </w:pPr>
             <w:r>
               <w:rPr>
                 <w:rFonts w:ascii="Times New Roman" w:hAnsi="Times New Roman"/>
+                <w:sz w:val="21"/>
               </w:rPr>
               <w:t>0.419</w:t>
             </w:r>
@@ -8953,18 +8406,29 @@
         </w:tc>
         <w:tc>
           <w:tcPr>
-            <w:tcW w:w="1587" w:type="dxa"/>
-          </w:tcPr>
-          <w:p>
-            <w:pPr>
-              <w:spacing w:before="60" w:after="60" w:line="264" w:lineRule="auto"/>
+            <w:tcW w:w="2098" w:type="dxa"/>
+            <w:vAlign w:val="center"/>
+            <w:tcMar>
+              <w:top w:w="80" w:type="dxa"/>
+              <w:bottom w:w="80" w:type="dxa"/>
+              <w:left w:w="80" w:type="dxa"/>
+              <w:right w:w="80" w:type="dxa"/>
+            </w:tcMar>
+          </w:tcPr>
+          <w:p>
+            <w:pPr>
+              <w:spacing w:before="0" w:after="0" w:line="280" w:lineRule="exact"/>
               <w:jc w:val="left"/>
+              <w:snapToGrid w:val="0"/>
             </w:pPr>
             <w:r>
               <w:rPr>
                 <w:rFonts w:ascii="Times New Roman" w:hAnsi="Times New Roman"/>
-              </w:rPr>
-              <w:t>不拒绝</w:t>
+                <w:sz w:val="21"/>
+              </w:rPr>
+              <w:t>开发历史</w:t>
+              <w:br/>
+              <w:t>Holm 不拒绝</w:t>
             </w:r>
           </w:p>
         </w:tc>
@@ -8983,33 +8447,51 @@
         </w:trPr>
         <w:tc>
           <w:tcPr>
-            <w:tcW w:w="737" w:type="dxa"/>
-          </w:tcPr>
-          <w:p>
-            <w:pPr>
-              <w:spacing w:before="60" w:after="60" w:line="264" w:lineRule="auto"/>
+            <w:tcW w:w="1134" w:type="dxa"/>
+            <w:vAlign w:val="center"/>
+            <w:tcMar>
+              <w:top w:w="80" w:type="dxa"/>
+              <w:bottom w:w="80" w:type="dxa"/>
+              <w:left w:w="80" w:type="dxa"/>
+              <w:right w:w="80" w:type="dxa"/>
+            </w:tcMar>
+          </w:tcPr>
+          <w:p>
+            <w:pPr>
+              <w:spacing w:before="0" w:after="0" w:line="280" w:lineRule="exact"/>
               <w:jc w:val="left"/>
+              <w:snapToGrid w:val="0"/>
             </w:pPr>
             <w:r>
               <w:rPr>
                 <w:rFonts w:ascii="Times New Roman" w:hAnsi="Times New Roman"/>
-              </w:rPr>
-              <w:t>v2</w:t>
-            </w:r>
-          </w:p>
-        </w:tc>
-        <w:tc>
-          <w:tcPr>
-            <w:tcW w:w="1417" w:type="dxa"/>
-          </w:tcPr>
-          <w:p>
-            <w:pPr>
-              <w:spacing w:before="60" w:after="60" w:line="264" w:lineRule="auto"/>
+                <w:sz w:val="21"/>
+              </w:rPr>
+              <w:t>2  v2</w:t>
+            </w:r>
+          </w:p>
+        </w:tc>
+        <w:tc>
+          <w:tcPr>
+            <w:tcW w:w="1587" w:type="dxa"/>
+            <w:vAlign w:val="center"/>
+            <w:tcMar>
+              <w:top w:w="80" w:type="dxa"/>
+              <w:bottom w:w="80" w:type="dxa"/>
+              <w:left w:w="80" w:type="dxa"/>
+              <w:right w:w="80" w:type="dxa"/>
+            </w:tcMar>
+          </w:tcPr>
+          <w:p>
+            <w:pPr>
+              <w:spacing w:before="0" w:after="0" w:line="280" w:lineRule="exact"/>
               <w:jc w:val="left"/>
+              <w:snapToGrid w:val="0"/>
             </w:pPr>
             <w:r>
               <w:rPr>
                 <w:rFonts w:ascii="Times New Roman" w:hAnsi="Times New Roman"/>
+                <w:sz w:val="21"/>
               </w:rPr>
               <w:t>8675309</w:t>
             </w:r>
@@ -9018,49 +8500,78 @@
         <w:tc>
           <w:tcPr>
             <w:tcW w:w="1984" w:type="dxa"/>
-          </w:tcPr>
-          <w:p>
-            <w:pPr>
-              <w:spacing w:before="60" w:after="60" w:line="264" w:lineRule="auto"/>
+            <w:vAlign w:val="center"/>
+            <w:tcMar>
+              <w:top w:w="80" w:type="dxa"/>
+              <w:bottom w:w="80" w:type="dxa"/>
+              <w:left w:w="80" w:type="dxa"/>
+              <w:right w:w="80" w:type="dxa"/>
+            </w:tcMar>
+          </w:tcPr>
+          <w:p>
+            <w:pPr>
+              <w:spacing w:before="0" w:after="0" w:line="280" w:lineRule="exact"/>
               <w:jc w:val="left"/>
+              <w:snapToGrid w:val="0"/>
             </w:pPr>
             <w:r>
               <w:rPr>
                 <w:rFonts w:ascii="Times New Roman" w:hAnsi="Times New Roman"/>
-              </w:rPr>
-              <w:t>20×5000</w:t>
-            </w:r>
-          </w:p>
-        </w:tc>
-        <w:tc>
-          <w:tcPr>
-            <w:tcW w:w="1814" w:type="dxa"/>
-          </w:tcPr>
-          <w:p>
-            <w:pPr>
-              <w:spacing w:before="60" w:after="60" w:line="264" w:lineRule="auto"/>
+                <w:sz w:val="21"/>
+              </w:rPr>
+              <w:t>增至20×5000</w:t>
+              <w:br/>
+              <w:t>每类一条密文</w:t>
+            </w:r>
+          </w:p>
+        </w:tc>
+        <w:tc>
+          <w:tcPr>
+            <w:tcW w:w="1587" w:type="dxa"/>
+            <w:vAlign w:val="center"/>
+            <w:tcMar>
+              <w:top w:w="80" w:type="dxa"/>
+              <w:bottom w:w="80" w:type="dxa"/>
+              <w:left w:w="80" w:type="dxa"/>
+              <w:right w:w="80" w:type="dxa"/>
+            </w:tcMar>
+          </w:tcPr>
+          <w:p>
+            <w:pPr>
+              <w:spacing w:before="0" w:after="0" w:line="280" w:lineRule="exact"/>
               <w:jc w:val="left"/>
+              <w:snapToGrid w:val="0"/>
             </w:pPr>
             <w:r>
               <w:rPr>
                 <w:rFonts w:ascii="Times New Roman" w:hAnsi="Times New Roman"/>
-              </w:rPr>
-              <w:t>1.40</w:t>
-            </w:r>
-          </w:p>
-        </w:tc>
-        <w:tc>
-          <w:tcPr>
-            <w:tcW w:w="1984" w:type="dxa"/>
-          </w:tcPr>
-          <w:p>
-            <w:pPr>
-              <w:spacing w:before="60" w:after="60" w:line="264" w:lineRule="auto"/>
+                <w:sz w:val="21"/>
+              </w:rPr>
+              <w:t>+1.40</w:t>
+            </w:r>
+          </w:p>
+        </w:tc>
+        <w:tc>
+          <w:tcPr>
+            <w:tcW w:w="1247" w:type="dxa"/>
+            <w:vAlign w:val="center"/>
+            <w:tcMar>
+              <w:top w:w="80" w:type="dxa"/>
+              <w:bottom w:w="80" w:type="dxa"/>
+              <w:left w:w="80" w:type="dxa"/>
+              <w:right w:w="80" w:type="dxa"/>
+            </w:tcMar>
+          </w:tcPr>
+          <w:p>
+            <w:pPr>
+              <w:spacing w:before="0" w:after="0" w:line="280" w:lineRule="exact"/>
               <w:jc w:val="left"/>
+              <w:snapToGrid w:val="0"/>
             </w:pPr>
             <w:r>
               <w:rPr>
                 <w:rFonts w:ascii="Times New Roman" w:hAnsi="Times New Roman"/>
+                <w:sz w:val="21"/>
               </w:rPr>
               <w:t>0.852</w:t>
             </w:r>
@@ -9068,18 +8579,29 @@
         </w:tc>
         <w:tc>
           <w:tcPr>
-            <w:tcW w:w="1587" w:type="dxa"/>
-          </w:tcPr>
-          <w:p>
-            <w:pPr>
-              <w:spacing w:before="60" w:after="60" w:line="264" w:lineRule="auto"/>
+            <w:tcW w:w="2098" w:type="dxa"/>
+            <w:vAlign w:val="center"/>
+            <w:tcMar>
+              <w:top w:w="80" w:type="dxa"/>
+              <w:bottom w:w="80" w:type="dxa"/>
+              <w:left w:w="80" w:type="dxa"/>
+              <w:right w:w="80" w:type="dxa"/>
+            </w:tcMar>
+          </w:tcPr>
+          <w:p>
+            <w:pPr>
+              <w:spacing w:before="0" w:after="0" w:line="280" w:lineRule="exact"/>
               <w:jc w:val="left"/>
+              <w:snapToGrid w:val="0"/>
             </w:pPr>
             <w:r>
               <w:rPr>
                 <w:rFonts w:ascii="Times New Roman" w:hAnsi="Times New Roman"/>
-              </w:rPr>
-              <w:t>不拒绝</w:t>
+                <w:sz w:val="21"/>
+              </w:rPr>
+              <w:t>开发历史</w:t>
+              <w:br/>
+              <w:t>Holm 不拒绝</w:t>
             </w:r>
           </w:p>
         </w:tc>
@@ -9098,33 +8620,51 @@
         </w:trPr>
         <w:tc>
           <w:tcPr>
-            <w:tcW w:w="737" w:type="dxa"/>
-          </w:tcPr>
-          <w:p>
-            <w:pPr>
-              <w:spacing w:before="60" w:after="60" w:line="264" w:lineRule="auto"/>
+            <w:tcW w:w="1134" w:type="dxa"/>
+            <w:vAlign w:val="center"/>
+            <w:tcMar>
+              <w:top w:w="80" w:type="dxa"/>
+              <w:bottom w:w="80" w:type="dxa"/>
+              <w:left w:w="80" w:type="dxa"/>
+              <w:right w:w="80" w:type="dxa"/>
+            </w:tcMar>
+          </w:tcPr>
+          <w:p>
+            <w:pPr>
+              <w:spacing w:before="0" w:after="0" w:line="280" w:lineRule="exact"/>
               <w:jc w:val="left"/>
+              <w:snapToGrid w:val="0"/>
             </w:pPr>
             <w:r>
               <w:rPr>
                 <w:rFonts w:ascii="Times New Roman" w:hAnsi="Times New Roman"/>
-              </w:rPr>
-              <w:t>v3</w:t>
-            </w:r>
-          </w:p>
-        </w:tc>
-        <w:tc>
-          <w:tcPr>
-            <w:tcW w:w="1417" w:type="dxa"/>
-          </w:tcPr>
-          <w:p>
-            <w:pPr>
-              <w:spacing w:before="60" w:after="60" w:line="264" w:lineRule="auto"/>
+                <w:sz w:val="21"/>
+              </w:rPr>
+              <w:t>3  v3</w:t>
+            </w:r>
+          </w:p>
+        </w:tc>
+        <w:tc>
+          <w:tcPr>
+            <w:tcW w:w="1587" w:type="dxa"/>
+            <w:vAlign w:val="center"/>
+            <w:tcMar>
+              <w:top w:w="80" w:type="dxa"/>
+              <w:bottom w:w="80" w:type="dxa"/>
+              <w:left w:w="80" w:type="dxa"/>
+              <w:right w:w="80" w:type="dxa"/>
+            </w:tcMar>
+          </w:tcPr>
+          <w:p>
+            <w:pPr>
+              <w:spacing w:before="0" w:after="0" w:line="280" w:lineRule="exact"/>
               <w:jc w:val="left"/>
+              <w:snapToGrid w:val="0"/>
             </w:pPr>
             <w:r>
               <w:rPr>
                 <w:rFonts w:ascii="Times New Roman" w:hAnsi="Times New Roman"/>
+                <w:sz w:val="21"/>
               </w:rPr>
               <w:t>31415926</w:t>
             </w:r>
@@ -9133,32 +8673,52 @@
         <w:tc>
           <w:tcPr>
             <w:tcW w:w="1984" w:type="dxa"/>
-          </w:tcPr>
-          <w:p>
-            <w:pPr>
-              <w:spacing w:before="60" w:after="60" w:line="264" w:lineRule="auto"/>
+            <w:vAlign w:val="center"/>
+            <w:tcMar>
+              <w:top w:w="80" w:type="dxa"/>
+              <w:bottom w:w="80" w:type="dxa"/>
+              <w:left w:w="80" w:type="dxa"/>
+              <w:right w:w="80" w:type="dxa"/>
+            </w:tcMar>
+          </w:tcPr>
+          <w:p>
+            <w:pPr>
+              <w:spacing w:before="0" w:after="0" w:line="280" w:lineRule="exact"/>
               <w:jc w:val="left"/>
+              <w:snapToGrid w:val="0"/>
             </w:pPr>
             <w:r>
               <w:rPr>
                 <w:rFonts w:ascii="Times New Roman" w:hAnsi="Times New Roman"/>
+                <w:sz w:val="21"/>
               </w:rPr>
               <w:t>20×5000</w:t>
-            </w:r>
-          </w:p>
-        </w:tc>
-        <w:tc>
-          <w:tcPr>
-            <w:tcW w:w="1814" w:type="dxa"/>
-          </w:tcPr>
-          <w:p>
-            <w:pPr>
-              <w:spacing w:before="60" w:after="60" w:line="264" w:lineRule="auto"/>
+              <w:br/>
+              <w:t>更换种子和协议</w:t>
+            </w:r>
+          </w:p>
+        </w:tc>
+        <w:tc>
+          <w:tcPr>
+            <w:tcW w:w="1587" w:type="dxa"/>
+            <w:vAlign w:val="center"/>
+            <w:tcMar>
+              <w:top w:w="80" w:type="dxa"/>
+              <w:bottom w:w="80" w:type="dxa"/>
+              <w:left w:w="80" w:type="dxa"/>
+              <w:right w:w="80" w:type="dxa"/>
+            </w:tcMar>
+          </w:tcPr>
+          <w:p>
+            <w:pPr>
+              <w:spacing w:before="0" w:after="0" w:line="280" w:lineRule="exact"/>
               <w:jc w:val="left"/>
+              <w:snapToGrid w:val="0"/>
             </w:pPr>
             <w:r>
               <w:rPr>
                 <w:rFonts w:ascii="Times New Roman" w:hAnsi="Times New Roman"/>
+                <w:sz w:val="21"/>
               </w:rPr>
               <w:t>−5.467</w:t>
             </w:r>
@@ -9166,35 +8726,405 @@
         </w:tc>
         <w:tc>
           <w:tcPr>
+            <w:tcW w:w="1247" w:type="dxa"/>
+            <w:vAlign w:val="center"/>
+            <w:tcMar>
+              <w:top w:w="80" w:type="dxa"/>
+              <w:bottom w:w="80" w:type="dxa"/>
+              <w:left w:w="80" w:type="dxa"/>
+              <w:right w:w="80" w:type="dxa"/>
+            </w:tcMar>
+          </w:tcPr>
+          <w:p>
+            <w:pPr>
+              <w:spacing w:before="0" w:after="0" w:line="280" w:lineRule="exact"/>
+              <w:jc w:val="left"/>
+              <w:snapToGrid w:val="0"/>
+            </w:pPr>
+            <w:r>
+              <w:rPr>
+                <w:rFonts w:ascii="Times New Roman" w:hAnsi="Times New Roman"/>
+                <w:sz w:val="21"/>
+              </w:rPr>
+              <w:t>0.00287</w:t>
+            </w:r>
+          </w:p>
+        </w:tc>
+        <w:tc>
+          <w:tcPr>
+            <w:tcW w:w="2098" w:type="dxa"/>
+            <w:vAlign w:val="center"/>
+            <w:tcMar>
+              <w:top w:w="80" w:type="dxa"/>
+              <w:bottom w:w="80" w:type="dxa"/>
+              <w:left w:w="80" w:type="dxa"/>
+              <w:right w:w="80" w:type="dxa"/>
+            </w:tcMar>
+          </w:tcPr>
+          <w:p>
+            <w:pPr>
+              <w:spacing w:before="0" w:after="0" w:line="280" w:lineRule="exact"/>
+              <w:jc w:val="left"/>
+              <w:snapToGrid w:val="0"/>
+            </w:pPr>
+            <w:r>
+              <w:rPr>
+                <w:rFonts w:ascii="Times New Roman" w:hAnsi="Times New Roman"/>
+                <w:sz w:val="21"/>
+              </w:rPr>
+              <w:t>开发历史</w:t>
+              <w:br/>
+              <w:t>原规则拒绝</w:t>
+            </w:r>
+          </w:p>
+        </w:tc>
+      </w:tr>
+      <w:tr>
+        <w:tblPrEx>
+          <w:tblCellMar>
+            <w:top w:w="0" w:type="dxa"/>
+            <w:left w:w="0" w:type="dxa"/>
+            <w:bottom w:w="0" w:type="dxa"/>
+            <w:right w:w="0" w:type="dxa"/>
+          </w:tblCellMar>
+        </w:tblPrEx>
+        <w:trPr>
+          <w:cantSplit/>
+        </w:trPr>
+        <w:tc>
+          <w:tcPr>
+            <w:tcW w:w="1134" w:type="dxa"/>
+            <w:vAlign w:val="center"/>
+            <w:tcMar>
+              <w:top w:w="80" w:type="dxa"/>
+              <w:bottom w:w="80" w:type="dxa"/>
+              <w:left w:w="80" w:type="dxa"/>
+              <w:right w:w="80" w:type="dxa"/>
+            </w:tcMar>
+          </w:tcPr>
+          <w:p>
+            <w:pPr>
+              <w:spacing w:before="0" w:after="0" w:line="280" w:lineRule="exact"/>
+              <w:jc w:val="left"/>
+              <w:snapToGrid w:val="0"/>
+            </w:pPr>
+            <w:r>
+              <w:rPr>
+                <w:rFonts w:ascii="Times New Roman" w:hAnsi="Times New Roman"/>
+                <w:sz w:val="21"/>
+              </w:rPr>
+              <w:t>4  v4开发</w:t>
+            </w:r>
+          </w:p>
+        </w:tc>
+        <w:tc>
+          <w:tcPr>
+            <w:tcW w:w="1587" w:type="dxa"/>
+            <w:vAlign w:val="center"/>
+            <w:tcMar>
+              <w:top w:w="80" w:type="dxa"/>
+              <w:bottom w:w="80" w:type="dxa"/>
+              <w:left w:w="80" w:type="dxa"/>
+              <w:right w:w="80" w:type="dxa"/>
+            </w:tcMar>
+          </w:tcPr>
+          <w:p>
+            <w:pPr>
+              <w:spacing w:before="0" w:after="0" w:line="280" w:lineRule="exact"/>
+              <w:jc w:val="left"/>
+              <w:snapToGrid w:val="0"/>
+            </w:pPr>
+            <w:r>
+              <w:rPr>
+                <w:rFonts w:ascii="Times New Roman" w:hAnsi="Times New Roman"/>
+                <w:sz w:val="21"/>
+              </w:rPr>
+              <w:t>20261013001</w:t>
+              <w:br/>
+              <w:t>至20261013008</w:t>
+            </w:r>
+          </w:p>
+        </w:tc>
+        <w:tc>
+          <w:tcPr>
             <w:tcW w:w="1984" w:type="dxa"/>
-          </w:tcPr>
-          <w:p>
-            <w:pPr>
-              <w:spacing w:before="60" w:after="60" w:line="264" w:lineRule="auto"/>
+            <w:vAlign w:val="center"/>
+            <w:tcMar>
+              <w:top w:w="80" w:type="dxa"/>
+              <w:bottom w:w="80" w:type="dxa"/>
+              <w:left w:w="80" w:type="dxa"/>
+              <w:right w:w="80" w:type="dxa"/>
+            </w:tcMar>
+          </w:tcPr>
+          <w:p>
+            <w:pPr>
+              <w:spacing w:before="0" w:after="0" w:line="280" w:lineRule="exact"/>
               <w:jc w:val="left"/>
+              <w:snapToGrid w:val="0"/>
             </w:pPr>
             <w:r>
               <w:rPr>
                 <w:rFonts w:ascii="Times New Roman" w:hAnsi="Times New Roman"/>
-              </w:rPr>
-              <w:t>0.00287</w:t>
+                <w:sz w:val="21"/>
+              </w:rPr>
+              <w:t>8会话</w:t>
+              <w:br/>
+              <w:t>每类16条密文</w:t>
             </w:r>
           </w:p>
         </w:tc>
         <w:tc>
           <w:tcPr>
             <w:tcW w:w="1587" w:type="dxa"/>
-          </w:tcPr>
-          <w:p>
-            <w:pPr>
-              <w:spacing w:before="60" w:after="60" w:line="264" w:lineRule="auto"/>
+            <w:vAlign w:val="center"/>
+            <w:tcMar>
+              <w:top w:w="80" w:type="dxa"/>
+              <w:bottom w:w="80" w:type="dxa"/>
+              <w:left w:w="80" w:type="dxa"/>
+              <w:right w:w="80" w:type="dxa"/>
+            </w:tcMar>
+          </w:tcPr>
+          <w:p>
+            <w:pPr>
+              <w:spacing w:before="0" w:after="0" w:line="280" w:lineRule="exact"/>
               <w:jc w:val="left"/>
+              <w:snapToGrid w:val="0"/>
             </w:pPr>
             <w:r>
               <w:rPr>
                 <w:rFonts w:ascii="Times New Roman" w:hAnsi="Times New Roman"/>
-              </w:rPr>
-              <w:t>拒绝</w:t>
+                <w:sz w:val="21"/>
+              </w:rPr>
+              <w:t>−133.377</w:t>
+            </w:r>
+          </w:p>
+        </w:tc>
+        <w:tc>
+          <w:tcPr>
+            <w:tcW w:w="1247" w:type="dxa"/>
+            <w:vAlign w:val="center"/>
+            <w:tcMar>
+              <w:top w:w="80" w:type="dxa"/>
+              <w:bottom w:w="80" w:type="dxa"/>
+              <w:left w:w="80" w:type="dxa"/>
+              <w:right w:w="80" w:type="dxa"/>
+            </w:tcMar>
+          </w:tcPr>
+          <w:p>
+            <w:pPr>
+              <w:spacing w:before="0" w:after="0" w:line="280" w:lineRule="exact"/>
+              <w:jc w:val="left"/>
+              <w:snapToGrid w:val="0"/>
+            </w:pPr>
+            <w:r>
+              <w:rPr>
+                <w:rFonts w:ascii="Times New Roman" w:hAnsi="Times New Roman"/>
+                <w:sz w:val="21"/>
+              </w:rPr>
+              <w:t>不作确认</w:t>
+            </w:r>
+          </w:p>
+        </w:tc>
+        <w:tc>
+          <w:tcPr>
+            <w:tcW w:w="2098" w:type="dxa"/>
+            <w:vAlign w:val="center"/>
+            <w:tcMar>
+              <w:top w:w="80" w:type="dxa"/>
+              <w:bottom w:w="80" w:type="dxa"/>
+              <w:left w:w="80" w:type="dxa"/>
+              <w:right w:w="80" w:type="dxa"/>
+            </w:tcMar>
+          </w:tcPr>
+          <w:p>
+            <w:pPr>
+              <w:spacing w:before="0" w:after="0" w:line="280" w:lineRule="exact"/>
+              <w:jc w:val="left"/>
+              <w:snapToGrid w:val="0"/>
+            </w:pPr>
+            <w:r>
+              <w:rPr>
+                <w:rFonts w:ascii="Times New Roman" w:hAnsi="Times New Roman"/>
+                <w:sz w:val="21"/>
+              </w:rPr>
+              <w:t>开发符号混合</w:t>
+              <w:br/>
+              <w:t>导出S=40</w:t>
+            </w:r>
+          </w:p>
+        </w:tc>
+      </w:tr>
+      <w:tr>
+        <w:tblPrEx>
+          <w:tblCellMar>
+            <w:top w:w="0" w:type="dxa"/>
+            <w:left w:w="0" w:type="dxa"/>
+            <w:bottom w:w="0" w:type="dxa"/>
+            <w:right w:w="0" w:type="dxa"/>
+          </w:tblCellMar>
+        </w:tblPrEx>
+        <w:trPr>
+          <w:cantSplit/>
+        </w:trPr>
+        <w:tc>
+          <w:tcPr>
+            <w:tcW w:w="1134" w:type="dxa"/>
+            <w:vAlign w:val="center"/>
+            <w:tcMar>
+              <w:top w:w="80" w:type="dxa"/>
+              <w:bottom w:w="80" w:type="dxa"/>
+              <w:left w:w="80" w:type="dxa"/>
+              <w:right w:w="80" w:type="dxa"/>
+            </w:tcMar>
+          </w:tcPr>
+          <w:p>
+            <w:pPr>
+              <w:spacing w:before="0" w:after="0" w:line="280" w:lineRule="exact"/>
+              <w:jc w:val="left"/>
+              <w:snapToGrid w:val="0"/>
+            </w:pPr>
+            <w:r>
+              <w:rPr>
+                <w:rFonts w:ascii="Times New Roman" w:hAnsi="Times New Roman"/>
+                <w:sz w:val="21"/>
+              </w:rPr>
+              <w:t>5  v4确认</w:t>
+            </w:r>
+          </w:p>
+        </w:tc>
+        <w:tc>
+          <w:tcPr>
+            <w:tcW w:w="1587" w:type="dxa"/>
+            <w:vAlign w:val="center"/>
+            <w:tcMar>
+              <w:top w:w="80" w:type="dxa"/>
+              <w:bottom w:w="80" w:type="dxa"/>
+              <w:left w:w="80" w:type="dxa"/>
+              <w:right w:w="80" w:type="dxa"/>
+            </w:tcMar>
+          </w:tcPr>
+          <w:p>
+            <w:pPr>
+              <w:spacing w:before="0" w:after="0" w:line="280" w:lineRule="exact"/>
+              <w:jc w:val="left"/>
+              <w:snapToGrid w:val="0"/>
+            </w:pPr>
+            <w:r>
+              <w:rPr>
+                <w:rFonts w:ascii="Times New Roman" w:hAnsi="Times New Roman"/>
+                <w:sz w:val="21"/>
+              </w:rPr>
+              <w:t>20261014001</w:t>
+            </w:r>
+          </w:p>
+        </w:tc>
+        <w:tc>
+          <w:tcPr>
+            <w:tcW w:w="1984" w:type="dxa"/>
+            <w:vAlign w:val="center"/>
+            <w:tcMar>
+              <w:top w:w="80" w:type="dxa"/>
+              <w:bottom w:w="80" w:type="dxa"/>
+              <w:left w:w="80" w:type="dxa"/>
+              <w:right w:w="80" w:type="dxa"/>
+            </w:tcMar>
+          </w:tcPr>
+          <w:p>
+            <w:pPr>
+              <w:spacing w:before="0" w:after="0" w:line="280" w:lineRule="exact"/>
+              <w:jc w:val="left"/>
+              <w:snapToGrid w:val="0"/>
+            </w:pPr>
+            <w:r>
+              <w:rPr>
+                <w:rFonts w:ascii="Times New Roman" w:hAnsi="Times New Roman"/>
+                <w:sz w:val="21"/>
+              </w:rPr>
+              <w:t>计划40会话</w:t>
+              <w:br/>
+              <w:t>实际1会话128调用</w:t>
+            </w:r>
+          </w:p>
+        </w:tc>
+        <w:tc>
+          <w:tcPr>
+            <w:tcW w:w="1587" w:type="dxa"/>
+            <w:vAlign w:val="center"/>
+            <w:tcMar>
+              <w:top w:w="80" w:type="dxa"/>
+              <w:bottom w:w="80" w:type="dxa"/>
+              <w:left w:w="80" w:type="dxa"/>
+              <w:right w:w="80" w:type="dxa"/>
+            </w:tcMar>
+          </w:tcPr>
+          <w:p>
+            <w:pPr>
+              <w:spacing w:before="0" w:after="0" w:line="280" w:lineRule="exact"/>
+              <w:jc w:val="left"/>
+              <w:snapToGrid w:val="0"/>
+            </w:pPr>
+            <w:r>
+              <w:rPr>
+                <w:rFonts w:ascii="Times New Roman" w:hAnsi="Times New Roman"/>
+                <w:sz w:val="21"/>
+              </w:rPr>
+              <w:t>−131.531</w:t>
+              <w:br/>
+              <w:t>单会话描述</w:t>
+            </w:r>
+          </w:p>
+        </w:tc>
+        <w:tc>
+          <w:tcPr>
+            <w:tcW w:w="1247" w:type="dxa"/>
+            <w:vAlign w:val="center"/>
+            <w:tcMar>
+              <w:top w:w="80" w:type="dxa"/>
+              <w:bottom w:w="80" w:type="dxa"/>
+              <w:left w:w="80" w:type="dxa"/>
+              <w:right w:w="80" w:type="dxa"/>
+            </w:tcMar>
+          </w:tcPr>
+          <w:p>
+            <w:pPr>
+              <w:spacing w:before="0" w:after="0" w:line="280" w:lineRule="exact"/>
+              <w:jc w:val="left"/>
+              <w:snapToGrid w:val="0"/>
+            </w:pPr>
+            <w:r>
+              <w:rPr>
+                <w:rFonts w:ascii="Times New Roman" w:hAnsi="Times New Roman"/>
+                <w:sz w:val="21"/>
+              </w:rPr>
+              <w:t>未运行</w:t>
+            </w:r>
+          </w:p>
+        </w:tc>
+        <w:tc>
+          <w:tcPr>
+            <w:tcW w:w="2098" w:type="dxa"/>
+            <w:vAlign w:val="center"/>
+            <w:tcMar>
+              <w:top w:w="80" w:type="dxa"/>
+              <w:bottom w:w="80" w:type="dxa"/>
+              <w:left w:w="80" w:type="dxa"/>
+              <w:right w:w="80" w:type="dxa"/>
+            </w:tcMar>
+          </w:tcPr>
+          <w:p>
+            <w:pPr>
+              <w:spacing w:before="0" w:after="0" w:line="280" w:lineRule="exact"/>
+              <w:jc w:val="left"/>
+              <w:snapToGrid w:val="0"/>
+            </w:pPr>
+            <w:r>
+              <w:rPr>
+                <w:rFonts w:ascii="Times New Roman" w:hAnsi="Times New Roman"/>
+                <w:sz w:val="21"/>
+              </w:rPr>
+              <w:t>覆盖率0停止</w:t>
+              <w:br/>
+              <w:t>not_run</w:t>
             </w:r>
           </w:p>
         </w:tc>
@@ -9220,7 +9150,7 @@
           <w:sz w:val="28"/>
           <w:szCs w:val="28"/>
         </w:rPr>
-        <w:t>v3 的 t 统计量为 −3.420，Wald 95% 区间为 −8.60 至 −2.33 个计数。其首会话报告分辨率为 1 个计数，256 次同路径空窗口的最大值为 110 个计数，高于主效应的绝对值。这说明微小均值差必须结合多次观察及统计条件解释，不能据此宣称单次调用具有约 5 纳秒的物理精度，也不能仅因差值小于某次空窗开销而否定会话检验。R02 所涉测量能力仍按部分签收处理。</w:t>
+        <w:t>v3 历史 t 值为 −3.420，原 Wald 95% 区间为 −8.60 至 −2.33 个计数，仍受会话假设及多次尝试限制。首会话空窗最大值 110、报告分辨率 1，不是单次误差界，也不是均值差的检测下限。后续频率探测失败不能反向证明历史差异由频率造成；同样，历史未控制频率也不足以排除这种混杂。现有材料不能把约 5.467 个计数解释为逐调用物理精度。</w:t>
       </w:r>
     </w:p>
     <w:p>
@@ -9242,6 +9172,7 @@
         <w:adjustRightInd w:val="0"/>
         <w:snapToGrid w:val="0"/>
         <w:spacing w:line="480" w:lineRule="exact"/>
+        <w:jc w:val="left"/>
         <w:rPr>
           <w:rFonts w:ascii="楷体_GB2312" w:eastAsia="楷体_GB2312" w:hAnsi="Times New Roman"/>
           <w:bCs/>
@@ -9256,17 +9187,7 @@
           <w:sz w:val="28"/>
           <w:szCs w:val="28"/>
         </w:rPr>
-        <w:t>完整调用出现差异后，还需回答差异主要集中在哪一段计算。作品为此设置独立诊断构建，在阶段包装函数的进入与退出处记录时间，分别计算包含子调用的时间和排除子调用后的时间。前者反映某一阶段对总耗时的贡献，后者有助</w:t>
-      </w:r>
-      <w:r>
-        <w:rPr>
-          <w:rFonts w:ascii="楷体_GB2312" w:eastAsia="楷体_GB2312" w:hAnsi="Times New Roman" w:hint="eastAsia"/>
-          <w:bCs/>
-          <w:sz w:val="28"/>
-          <w:szCs w:val="28"/>
-        </w:rPr>
-        <w:lastRenderedPageBreak/>
-        <w:t>于区分外层重加密与内部消息编码，避免将同一段耗时重复解释为多个独立来源。</w:t>
+        <w:t>诊断构建在阶段包装的进入与退出处记录时间。包含时间为退出减进入，排他时间为包含时间减去直接子调用的包含时间；栈匹配与所有排他时间之和等于最外层时间的检查用于发现记账不一致。重加密包含消息编码，二者不是两个独立耗时来源。定义和检查见 src/trace_account.c，诊断记录与无插桩端到端计时分别解释。</w:t>
       </w:r>
     </w:p>
     <w:p>
@@ -9275,6 +9196,7 @@
         <w:adjustRightInd w:val="0"/>
         <w:snapToGrid w:val="0"/>
         <w:spacing w:line="480" w:lineRule="exact"/>
+        <w:jc w:val="left"/>
         <w:rPr>
           <w:rFonts w:ascii="楷体_GB2312" w:eastAsia="楷体_GB2312" w:hAnsi="Times New Roman"/>
           <w:bCs/>
@@ -9289,7 +9211,7 @@
           <w:sz w:val="28"/>
           <w:szCs w:val="28"/>
         </w:rPr>
-        <w:t>部分上游操作以宏或内联函数实现，不能直接将它们视为独立可观测函数。诊断将比较、拒绝密钥派生和选择映射到相应包装阶段，并为消息多项式编码设置单独包装，使该运算位于完整解封装窗口内。记录保存样本编号、模块相对函数编号、进入或退出事件、时间戳及完整性状态，不输出密钥、共享秘密或内部接受标志。阶段映射和事件容量检查用于发现追踪缺失，而不是推断安全性。</w:t>
+        <w:t>诊断映射含 8 个包装：解码、解密、消息提取、消息编码、重加密、比较、拒绝密钥派生和选择；消息编码与重加密共享阶段标签。宏或内联运算按 stage_descriptors 的源码位置映射，映射本身是人工设计。每样本事件容量 128、调用栈上限 64；容量溢出或配对失败使追踪失败，不把不完整事件当完整时间继续分析。事件只保存样本、相对函数编号、进入/退出、时间戳及完整性状态。</w:t>
       </w:r>
     </w:p>
     <w:p>
@@ -9312,7 +9234,7 @@
           <w:sz w:val="28"/>
           <w:szCs w:val="28"/>
         </w:rPr>
-        <w:t>插桩本身会改变程序行为，诊断时间因而需要单独解释。macOS/ARM 参考构建的开销检查中，无插桩全部样本的均值为 24000 个计数，仅记账模式的有效类外层均值为 25500，完整计时钩子为 43500。三项汇总范围并不完全相同，只用于说明诊断扰动，不能据此计算严格的统一开销比例。分析保留原始时间，没有用常数扣除钩子成本来构造所谓无扰动函数时间。</w:t>
+        <w:t>插桩会改变执行和时间结构。macOS/ARM 开销记录中的无插桩全部样本均值为 24000 个计数，仅记账有效类外层均值 25500，完整计时钩子为 43500；汇总范围不同，不能相除为严格统一的开销率。现有记录未证明诊断排序在去掉插桩后保持不变，也没有以固定扣费恢复“无扰动函数时间”。因此排名只提供候选线索。</w:t>
       </w:r>
     </w:p>
     <w:p>
@@ -9321,6 +9243,7 @@
         <w:adjustRightInd w:val="0"/>
         <w:snapToGrid w:val="0"/>
         <w:spacing w:line="480" w:lineRule="exact"/>
+        <w:jc w:val="left"/>
         <w:rPr>
           <w:rFonts w:ascii="楷体_GB2312" w:eastAsia="楷体_GB2312" w:hAnsi="Times New Roman"/>
           <w:bCs/>
@@ -9335,21 +9258,16 @@
           <w:sz w:val="28"/>
           <w:szCs w:val="28"/>
         </w:rPr>
-        <w:t>开发种子 90210 的无插桩窗口核对另得到全 0 类均值 29833.835、全 1 类均值 29812.960，差为 20.875 个计数；该次分辨率为 1，空窗口最大值为 50。它用于核对目标计算确实纳入测量范围，未计入 v3 确认样本。函数追踪的作用是缩小检查范围，其排名需与端到端检测及防护对照共同解释。</w:t>
+        <w:t>开发窗口 90210 的无插桩差为 +20.875 个计数，与 v3 的 −5.467 反号。该窗口只有一个会话，归因标记 csv_only，不作会话序号回归。符号反转保留为未解释的运行间现象；不能因其未进入确认样本而忽略，也不能仅凭反号推断某个确定漂移机制。</w:t>
       </w:r>
     </w:p>
     <w:p>
       <w:pPr>
         <w:pStyle w:val="31"/>
       </w:pPr>
-      <w:bookmarkStart w:id="17" w:name="refined_heading_15"/>
-      <w:r>
-        <w:t xml:space="preserve">3.7.3 </w:t>
-      </w:r>
-      <w:r>
-        <w:t>时间差异的统计显著性与检测能力分析</w:t>
-      </w:r>
-      <w:bookmarkEnd w:id="17"/>
+      <w:r>
+        <w:t>3.7.3 会话统计与确认停止</w:t>
+      </w:r>
     </w:p>
     <w:p>
       <w:pPr>
@@ -9371,7 +9289,7 @@
           <w:sz w:val="28"/>
           <w:szCs w:val="28"/>
         </w:rPr>
-        <w:t>连续调用可能共享缓存、预测器及调度状态，将全部调用直接作为独立样本会夸大证据数量。作品以会话为推断单位：先在各会话内计算两类均值之差，再汇总会话效应。全 0 对全 1 为双侧主比较，同一族还包含有效对全 0、翻位对随机及全 0 对有效，按冻结协议原样保留，并在族内显著性水平 0.01 下应用 Holm 校正。表中的 p 值是校正前的双侧值，是否拒绝以完整族的 Holm 结果为准。</w:t>
+        <w:t>统计单位是会话：先求每会话两类均值差，再对会话效应作双侧单样本 t 检验。v3 历史族有四项，其中 valid 对 message-zero 与反向项在双侧下重复；本稿保留原 Holm 输出，不事后删项提高显著性。v4 冻结族只有 message-zero 对 message-ones 一项，阈值为 0.01；方向一致性另行报告。会话汇总避免把全部调用当作独立样本，但仍需会话间独立性及 t 近似适用依据。</w:t>
       </w:r>
     </w:p>
     <w:p>
@@ -9380,6 +9298,7 @@
         <w:adjustRightInd w:val="0"/>
         <w:snapToGrid w:val="0"/>
         <w:spacing w:line="480" w:lineRule="exact"/>
+        <w:jc w:val="left"/>
         <w:rPr>
           <w:rFonts w:ascii="楷体_GB2312" w:eastAsia="楷体_GB2312" w:hAnsi="Times New Roman"/>
           <w:bCs/>
@@ -9394,7 +9313,7 @@
           <w:sz w:val="28"/>
           <w:szCs w:val="28"/>
         </w:rPr>
-        <w:t>v3 在确认样本采集前固定种子 31415926、20 个会话及每类 5000 次的预算，到达预算即停止。开发种子 31337 和 90210 用于流程检查与方案探索，其分析输出不作为确认结论。v1、v2 的未拒绝结果与各自协议共同保存；v3 的拒绝只属于该版本预先规定的条件，不代表对整个研究过程中所有尝试进行了统一错误率控制。</w:t>
+        <w:t>事后归因显示 v3 前后半没有同号稳定拒绝，居中线性回归的斜率未通过其 Holm 门，原令牌为 not_linear。居中后截距等于原均值，所以截距保留拒绝不能证明“漂移已排除”；斜率未拒绝也不证明不存在漂移。尤其 v2/v3 的逐次原始表和空窗序列不在本地封存树，逐次重算标记 not_checked，无法据现有副本核查会话内时钟斜率或自相关。原因仍未知，详见 M05。</w:t>
       </w:r>
     </w:p>
     <w:p>
@@ -9417,8 +9336,7 @@
           <w:sz w:val="28"/>
           <w:szCs w:val="28"/>
         </w:rPr>
-        <w:lastRenderedPageBreak/>
-        <w:t>统计程序还通过可独立计算的夹具检查。例如，自由度为 1、t 统计量为 3 时，双侧概率应为 1−2 arctan(3)/π，程序结果与之相符。此类校验回答的是计算是否正确；真实数据能否满足推断前提仍须另行审查。将会话内数据等长分块后再平均，不会改变总均值，因而不同块长给出同一主效应也不构成额外独立验证。</w:t>
+        <w:t>v4 的 8 个开发会话效应均值为 −133.376953125，样本标准差为 207.06945898045791，第四会话为正，符号不完全一致。以开发效应和方差代入双侧 t 功效计算，alpha=0.01、目标 0.9、上限 40，得到 S=40、R=2；代入功效为 0.9069806313。该值依赖开发效应能迁移到确认环境及模型前提，8 个开发会话的估计不确定性未被消除，故不是保证 90% 检出的认证。</w:t>
       </w:r>
     </w:p>
     <w:p>
@@ -9427,6 +9345,7 @@
         <w:adjustRightInd w:val="0"/>
         <w:snapToGrid w:val="0"/>
         <w:spacing w:line="480" w:lineRule="exact"/>
+        <w:jc w:val="left"/>
         <w:rPr>
           <w:rFonts w:ascii="楷体_GB2312" w:eastAsia="楷体_GB2312" w:hAnsi="Times New Roman"/>
           <w:bCs/>
@@ -9441,21 +9360,8 @@
           <w:sz w:val="28"/>
           <w:szCs w:val="28"/>
         </w:rPr>
-        <w:t>现有记录没有证明会话内自相关可以忽略，也未证明所测输入足以代表真实密文总体。采用会话分析可避免直接把全部调用数量当作独立样本数，却不能自动消除会话间环境影响。Wald 95% 区间用于呈现效应范围，与族内 0.01 的多重比较判定不同；区间不跨零不必然意味着 Holm 拒绝。因此，本节报告的是冻结规则下的判定，而非真实总体误报率、检出率或恒时认证，R04 仍为部分签收。</w:t>
-      </w:r>
-    </w:p>
-    <w:p>
-      <w:pPr>
-        <w:pStyle w:val="31"/>
-      </w:pPr>
-      <w:bookmarkStart w:id="18" w:name="refined_heading_16"/>
-      <w:r>
-        <w:t xml:space="preserve">3.7.4 </w:t>
-      </w:r>
-      <w:r>
-        <w:t>潜在泄露源的自动化定位与防护验证</w:t>
-      </w:r>
-      <w:bookmarkEnd w:id="18"/>
+        <w:t>确认只完成种子 20261014001 的 s01，128 次正式调用，唯一密文检查通过。两次 scaling_cur_freq 为 3341588 和 2179456 kHz，均在冻结带 4257000…4343000 kHz 外，coverage_fraction=0，现场停止。分析因会话数检查先执行而输出 stopped_session_count、primary_token=not_run；holm_rejected=no 和 direction_consistent=no 是停止路径默认值，不是两个已执行检验的结论。无补抽、无 s02…s40。</w:t>
+      </w:r>
     </w:p>
     <w:p>
       <w:pPr>
@@ -9463,6 +9369,7 @@
         <w:adjustRightInd w:val="0"/>
         <w:snapToGrid w:val="0"/>
         <w:spacing w:line="480" w:lineRule="exact"/>
+        <w:jc w:val="left"/>
         <w:rPr>
           <w:rFonts w:ascii="楷体_GB2312" w:eastAsia="楷体_GB2312" w:hAnsi="Times New Roman"/>
           <w:bCs/>
@@ -9477,7 +9384,7 @@
           <w:sz w:val="28"/>
           <w:szCs w:val="28"/>
         </w:rPr>
-        <w:t>自动定位将时间差转换为可供人工复核的候选函数。排名仅使用阶段、函数、源码位置以及包含差和排他差，不读取预置真值、补丁名称或目标答案；候选表混入此类字段时，程序拒绝处理。端到端未检出时不强制给出根因，检出后也只输出候选排序，以避免把已知补丁位置循环论证为定位成功。</w:t>
+        <w:t>确认退出后写过的频率策略恢复至进入基线。随后单独冻结的频率保持探测在第 4 次 40 ms 空转得到覆盖率 0.66671003122281247，按规则停止，没有再用确认种子。该指标是 scaling_cur_freq 采样区间的带内比例，与 10 月 10 日 APERF 平均反馈几何覆盖不同，不能互相替代。冻结频带、阈值和历史停止记录均未改动。</w:t>
       </w:r>
     </w:p>
     <w:p>
@@ -9486,6 +9393,7 @@
         <w:adjustRightInd w:val="0"/>
         <w:snapToGrid w:val="0"/>
         <w:spacing w:line="480" w:lineRule="exact"/>
+        <w:jc w:val="left"/>
         <w:rPr>
           <w:rFonts w:ascii="楷体_GB2312" w:eastAsia="楷体_GB2312" w:hAnsi="Times New Roman"/>
           <w:bCs/>
@@ -9500,7 +9408,63 @@
           <w:sz w:val="28"/>
           <w:szCs w:val="28"/>
         </w:rPr>
-        <w:t>在 v3 主比较拒绝后，同一种子对应的 20 个会话分别执行一次诊断追踪。重加密阶段与消息编码包装进入前三名均为 20/20，表明候选位置在这组诊断中具有一致性。这里的分母是 20 次追踪，不是 20 个独立漏洞，也不是任意程序上的定位成功率。所有追踪均未断言唯一根因；早先单次追踪保留为补充记录，不与这 20 次混算。</w:t>
+        <w:t>v4 预定的会话 QQ 图、Shapiro-Wilk 和会话内滞后 1 自相关未随确认分析输出。一个完成会话不足以诊断会话效应分布；该会话原始序列本可作单会话依赖描述，但本稿没有把这种补算冒充已完成的确认诊断。这三项原本是描述而非拒绝门，检验不拒绝正态也不能证明独立性。缺失项目照实保留。</w:t>
+      </w:r>
+    </w:p>
+    <w:p>
+      <w:pPr>
+        <w:pStyle w:val="31"/>
+      </w:pPr>
+      <w:r>
+        <w:t>3.7.4 诊断候选与防护对照边界</w:t>
+      </w:r>
+    </w:p>
+    <w:p>
+      <w:pPr>
+        <w:widowControl/>
+        <w:adjustRightInd w:val="0"/>
+        <w:snapToGrid w:val="0"/>
+        <w:spacing w:line="480" w:lineRule="exact"/>
+        <w:jc w:val="left"/>
+        <w:rPr>
+          <w:rFonts w:ascii="楷体_GB2312" w:eastAsia="楷体_GB2312" w:hAnsi="Times New Roman"/>
+          <w:bCs/>
+          <w:sz w:val="28"/>
+          <w:szCs w:val="28"/>
+        </w:rPr>
+      </w:pPr>
+      <w:r>
+        <w:rPr>
+          <w:rFonts w:ascii="楷体_GB2312" w:eastAsia="楷体_GB2312" w:hAnsi="Times New Roman" w:hint="eastAsia"/>
+          <w:bCs/>
+          <w:sz w:val="28"/>
+          <w:szCs w:val="28"/>
+        </w:rPr>
+        <w:t>候选排序先按排他差绝对值降序，再按包含差绝对值降序，仍相同时按阶段和函数标识字典序；前三是相对排名，不是显著性阈值。入口拒绝 ground_truth、target_name 等显式真值字段，但包装划分和阶段映射已利用机制知识，不能称为盲法或未知漏洞定位验证。规则见 src/localize_rank.c，源码位置供人工复查。</w:t>
+      </w:r>
+    </w:p>
+    <w:p>
+      <w:pPr>
+        <w:widowControl/>
+        <w:adjustRightInd w:val="0"/>
+        <w:snapToGrid w:val="0"/>
+        <w:spacing w:line="480" w:lineRule="exact"/>
+        <w:jc w:val="left"/>
+        <w:rPr>
+          <w:rFonts w:ascii="楷体_GB2312" w:eastAsia="楷体_GB2312" w:hAnsi="Times New Roman"/>
+          <w:bCs/>
+          <w:sz w:val="28"/>
+          <w:szCs w:val="28"/>
+        </w:rPr>
+      </w:pPr>
+      <w:r>
+        <w:rPr>
+          <w:rFonts w:ascii="楷体_GB2312" w:eastAsia="楷体_GB2312" w:hAnsi="Times New Roman" w:hint="eastAsia"/>
+          <w:bCs/>
+          <w:sz w:val="28"/>
+          <w:szCs w:val="28"/>
+        </w:rPr>
+        <w:t>v3 的 20 份 rank.txt 中，重加密与消息编码包装均进入前三，single_root_cause 均未断言。设计含 8 个阶段包装，但这 20 份本地记录只有排序摘要，未逐会话附完整候选 CSV，实际候选分母不能仅凭摘要重建。因此 20/20 只表示在这组已知机制诊断中反复出现，不是定位准确率，也不能据一个假设的候选池计算随机命中概率。</w:t>
       </w:r>
     </w:p>
     <w:p>
@@ -9547,17 +9511,7 @@
           <w:sz w:val="28"/>
           <w:szCs w:val="28"/>
         </w:rPr>
-        <w:t>表 6 给出同一判定规则下的防护与回滚结果。掩码后主效应绝对值由 5.467 降至 1.535 个计数，且不再拒绝。可是，恢复分支的新构建及随后在新目录中</w:t>
-      </w:r>
-      <w:r>
-        <w:rPr>
-          <w:rFonts w:ascii="楷体_GB2312" w:eastAsia="楷体_GB2312" w:hAnsi="Times New Roman" w:hint="eastAsia"/>
-          <w:bCs/>
-          <w:sz w:val="28"/>
-          <w:szCs w:val="28"/>
-        </w:rPr>
-        <w:lastRenderedPageBreak/>
-        <w:t>的再次回滚均未恢复拒绝。这一反证限制了防护解释：观测与掩码减弱差异相容，但还不能排除运行状态或其他构建差异的影响。</w:t>
+        <w:t>表 6 逐项保留人工分支、掩码和两次回滚的历史效应与族内判定。掩码不拒绝及回滚未恢复拒绝并存；这些顺序运行没有建立构建处理与环境状态可分离的对照。表中数值不转换为“掩码削弱了泄露”的因果结论。两个回滚原始 p 值虽低于 0.05，原协议门是族水平 0.01，不事后改门，也不以三四个顺序数值证明缓慢漂移。</w:t>
       </w:r>
     </w:p>
     <w:tbl>
@@ -9583,11 +9537,11 @@
         <w:tblLook w:val="04A0" w:firstRow="1" w:lastRow="0" w:firstColumn="1" w:lastColumn="0" w:noHBand="0" w:noVBand="1"/>
       </w:tblPr>
       <w:tblGrid>
-        <w:gridCol w:w="1984"/>
-        <w:gridCol w:w="1701"/>
-        <w:gridCol w:w="1701"/>
-        <w:gridCol w:w="1361"/>
-        <w:gridCol w:w="2778"/>
+        <w:gridCol w:w="1757"/>
+        <w:gridCol w:w="1474"/>
+        <w:gridCol w:w="1531"/>
+        <w:gridCol w:w="1304"/>
+        <w:gridCol w:w="3572"/>
       </w:tblGrid>
       <w:tr>
         <w:tblPrEx>
@@ -9604,35 +9558,55 @@
         </w:trPr>
         <w:tc>
           <w:tcPr>
-            <w:tcW w:w="1984" w:type="dxa"/>
-          </w:tcPr>
-          <w:p>
-            <w:pPr>
-              <w:spacing w:before="60" w:after="60" w:line="264" w:lineRule="auto"/>
+            <w:tcW w:w="1757" w:type="dxa"/>
+            <w:vAlign w:val="center"/>
+            <w:tcMar>
+              <w:top w:w="80" w:type="dxa"/>
+              <w:bottom w:w="80" w:type="dxa"/>
+              <w:left w:w="80" w:type="dxa"/>
+              <w:right w:w="80" w:type="dxa"/>
+            </w:tcMar>
+            <w:shd w:fill="F0F0F0"/>
+          </w:tcPr>
+          <w:p>
+            <w:pPr>
+              <w:spacing w:before="0" w:after="0" w:line="280" w:lineRule="exact"/>
               <w:jc w:val="left"/>
+              <w:snapToGrid w:val="0"/>
             </w:pPr>
             <w:r>
               <w:rPr>
                 <w:rFonts w:ascii="Times New Roman" w:hAnsi="Times New Roman"/>
                 <w:b/>
-              </w:rPr>
-              <w:t>对照条件</w:t>
-            </w:r>
-          </w:p>
-        </w:tc>
-        <w:tc>
-          <w:tcPr>
-            <w:tcW w:w="1701" w:type="dxa"/>
-          </w:tcPr>
-          <w:p>
-            <w:pPr>
-              <w:spacing w:before="60" w:after="60" w:line="264" w:lineRule="auto"/>
+                <w:sz w:val="21"/>
+              </w:rPr>
+              <w:t>历史对照条件</w:t>
+            </w:r>
+          </w:p>
+        </w:tc>
+        <w:tc>
+          <w:tcPr>
+            <w:tcW w:w="1474" w:type="dxa"/>
+            <w:vAlign w:val="center"/>
+            <w:tcMar>
+              <w:top w:w="80" w:type="dxa"/>
+              <w:bottom w:w="80" w:type="dxa"/>
+              <w:left w:w="80" w:type="dxa"/>
+              <w:right w:w="80" w:type="dxa"/>
+            </w:tcMar>
+            <w:shd w:fill="F0F0F0"/>
+          </w:tcPr>
+          <w:p>
+            <w:pPr>
+              <w:spacing w:before="0" w:after="0" w:line="280" w:lineRule="exact"/>
               <w:jc w:val="left"/>
+              <w:snapToGrid w:val="0"/>
             </w:pPr>
             <w:r>
               <w:rPr>
                 <w:rFonts w:ascii="Times New Roman" w:hAnsi="Times New Roman"/>
                 <w:b/>
+                <w:sz w:val="21"/>
               </w:rPr>
               <w:t>主效应（计数）</w:t>
             </w:r>
@@ -9640,17 +9614,27 @@
         </w:tc>
         <w:tc>
           <w:tcPr>
-            <w:tcW w:w="1701" w:type="dxa"/>
-          </w:tcPr>
-          <w:p>
-            <w:pPr>
-              <w:spacing w:before="60" w:after="60" w:line="264" w:lineRule="auto"/>
+            <w:tcW w:w="1531" w:type="dxa"/>
+            <w:vAlign w:val="center"/>
+            <w:tcMar>
+              <w:top w:w="80" w:type="dxa"/>
+              <w:bottom w:w="80" w:type="dxa"/>
+              <w:left w:w="80" w:type="dxa"/>
+              <w:right w:w="80" w:type="dxa"/>
+            </w:tcMar>
+            <w:shd w:fill="F0F0F0"/>
+          </w:tcPr>
+          <w:p>
+            <w:pPr>
+              <w:spacing w:before="0" w:after="0" w:line="280" w:lineRule="exact"/>
               <w:jc w:val="left"/>
+              <w:snapToGrid w:val="0"/>
             </w:pPr>
             <w:r>
               <w:rPr>
                 <w:rFonts w:ascii="Times New Roman" w:hAnsi="Times New Roman"/>
                 <w:b/>
+                <w:sz w:val="21"/>
               </w:rPr>
               <w:t>原始双侧</w:t>
             </w:r>
@@ -9658,6 +9642,7 @@
               <w:rPr>
                 <w:rFonts w:ascii="Times New Roman" w:hAnsi="Times New Roman"/>
                 <w:b/>
+                <w:sz w:val="21"/>
               </w:rPr>
               <w:t xml:space="preserve"> p </w:t>
             </w:r>
@@ -9665,6 +9650,7 @@
               <w:rPr>
                 <w:rFonts w:ascii="Times New Roman" w:hAnsi="Times New Roman"/>
                 <w:b/>
+                <w:sz w:val="21"/>
               </w:rPr>
               <w:t>值</w:t>
             </w:r>
@@ -9672,17 +9658,27 @@
         </w:tc>
         <w:tc>
           <w:tcPr>
-            <w:tcW w:w="1361" w:type="dxa"/>
-          </w:tcPr>
-          <w:p>
-            <w:pPr>
-              <w:spacing w:before="60" w:after="60" w:line="264" w:lineRule="auto"/>
+            <w:tcW w:w="1304" w:type="dxa"/>
+            <w:vAlign w:val="center"/>
+            <w:tcMar>
+              <w:top w:w="80" w:type="dxa"/>
+              <w:bottom w:w="80" w:type="dxa"/>
+              <w:left w:w="80" w:type="dxa"/>
+              <w:right w:w="80" w:type="dxa"/>
+            </w:tcMar>
+            <w:shd w:fill="F0F0F0"/>
+          </w:tcPr>
+          <w:p>
+            <w:pPr>
+              <w:spacing w:before="0" w:after="0" w:line="280" w:lineRule="exact"/>
               <w:jc w:val="left"/>
+              <w:snapToGrid w:val="0"/>
             </w:pPr>
             <w:r>
               <w:rPr>
                 <w:rFonts w:ascii="Times New Roman" w:hAnsi="Times New Roman"/>
                 <w:b/>
+                <w:sz w:val="21"/>
               </w:rPr>
               <w:t xml:space="preserve">Holm </w:t>
             </w:r>
@@ -9690,6 +9686,7 @@
               <w:rPr>
                 <w:rFonts w:ascii="Times New Roman" w:hAnsi="Times New Roman"/>
                 <w:b/>
+                <w:sz w:val="21"/>
               </w:rPr>
               <w:t>判定</w:t>
             </w:r>
@@ -9697,17 +9694,27 @@
         </w:tc>
         <w:tc>
           <w:tcPr>
-            <w:tcW w:w="2778" w:type="dxa"/>
-          </w:tcPr>
-          <w:p>
-            <w:pPr>
-              <w:spacing w:before="60" w:after="60" w:line="264" w:lineRule="auto"/>
+            <w:tcW w:w="3572" w:type="dxa"/>
+            <w:vAlign w:val="center"/>
+            <w:tcMar>
+              <w:top w:w="80" w:type="dxa"/>
+              <w:bottom w:w="80" w:type="dxa"/>
+              <w:left w:w="80" w:type="dxa"/>
+              <w:right w:w="80" w:type="dxa"/>
+            </w:tcMar>
+            <w:shd w:fill="F0F0F0"/>
+          </w:tcPr>
+          <w:p>
+            <w:pPr>
+              <w:spacing w:before="0" w:after="0" w:line="280" w:lineRule="exact"/>
               <w:jc w:val="left"/>
+              <w:snapToGrid w:val="0"/>
             </w:pPr>
             <w:r>
               <w:rPr>
                 <w:rFonts w:ascii="Times New Roman" w:hAnsi="Times New Roman"/>
                 <w:b/>
+                <w:sz w:val="21"/>
               </w:rPr>
               <w:t>结果解释</w:t>
             </w:r>
@@ -9728,22 +9735,32 @@
         </w:trPr>
         <w:tc>
           <w:tcPr>
-            <w:tcW w:w="1984" w:type="dxa"/>
-          </w:tcPr>
-          <w:p>
-            <w:pPr>
-              <w:spacing w:before="60" w:after="60" w:line="264" w:lineRule="auto"/>
+            <w:tcW w:w="1757" w:type="dxa"/>
+            <w:vAlign w:val="center"/>
+            <w:tcMar>
+              <w:top w:w="80" w:type="dxa"/>
+              <w:bottom w:w="80" w:type="dxa"/>
+              <w:left w:w="80" w:type="dxa"/>
+              <w:right w:w="80" w:type="dxa"/>
+            </w:tcMar>
+          </w:tcPr>
+          <w:p>
+            <w:pPr>
+              <w:spacing w:before="0" w:after="0" w:line="280" w:lineRule="exact"/>
               <w:jc w:val="left"/>
+              <w:snapToGrid w:val="0"/>
             </w:pPr>
             <w:r>
               <w:rPr>
                 <w:rFonts w:ascii="Times New Roman" w:hAnsi="Times New Roman"/>
+                <w:sz w:val="21"/>
               </w:rPr>
               <w:t>人工分支</w:t>
             </w:r>
             <w:r>
               <w:rPr>
                 <w:rFonts w:ascii="Times New Roman" w:hAnsi="Times New Roman"/>
+                <w:sz w:val="21"/>
               </w:rPr>
               <w:t xml:space="preserve"> v3</w:t>
             </w:r>
@@ -9751,16 +9768,25 @@
         </w:tc>
         <w:tc>
           <w:tcPr>
-            <w:tcW w:w="1701" w:type="dxa"/>
-          </w:tcPr>
-          <w:p>
-            <w:pPr>
-              <w:spacing w:before="60" w:after="60" w:line="264" w:lineRule="auto"/>
+            <w:tcW w:w="1474" w:type="dxa"/>
+            <w:vAlign w:val="center"/>
+            <w:tcMar>
+              <w:top w:w="80" w:type="dxa"/>
+              <w:bottom w:w="80" w:type="dxa"/>
+              <w:left w:w="80" w:type="dxa"/>
+              <w:right w:w="80" w:type="dxa"/>
+            </w:tcMar>
+          </w:tcPr>
+          <w:p>
+            <w:pPr>
+              <w:spacing w:before="0" w:after="0" w:line="280" w:lineRule="exact"/>
               <w:jc w:val="left"/>
+              <w:snapToGrid w:val="0"/>
             </w:pPr>
             <w:r>
               <w:rPr>
                 <w:rFonts w:ascii="Times New Roman" w:hAnsi="Times New Roman"/>
+                <w:sz w:val="21"/>
               </w:rPr>
               <w:t>−5.467</w:t>
             </w:r>
@@ -9768,16 +9794,25 @@
         </w:tc>
         <w:tc>
           <w:tcPr>
-            <w:tcW w:w="1701" w:type="dxa"/>
-          </w:tcPr>
-          <w:p>
-            <w:pPr>
-              <w:spacing w:before="60" w:after="60" w:line="264" w:lineRule="auto"/>
+            <w:tcW w:w="1531" w:type="dxa"/>
+            <w:vAlign w:val="center"/>
+            <w:tcMar>
+              <w:top w:w="80" w:type="dxa"/>
+              <w:bottom w:w="80" w:type="dxa"/>
+              <w:left w:w="80" w:type="dxa"/>
+              <w:right w:w="80" w:type="dxa"/>
+            </w:tcMar>
+          </w:tcPr>
+          <w:p>
+            <w:pPr>
+              <w:spacing w:before="0" w:after="0" w:line="280" w:lineRule="exact"/>
               <w:jc w:val="left"/>
+              <w:snapToGrid w:val="0"/>
             </w:pPr>
             <w:r>
               <w:rPr>
                 <w:rFonts w:ascii="Times New Roman" w:hAnsi="Times New Roman"/>
+                <w:sz w:val="21"/>
               </w:rPr>
               <w:t>0.00287</w:t>
             </w:r>
@@ -9785,16 +9820,25 @@
         </w:tc>
         <w:tc>
           <w:tcPr>
-            <w:tcW w:w="1361" w:type="dxa"/>
-          </w:tcPr>
-          <w:p>
-            <w:pPr>
-              <w:spacing w:before="60" w:after="60" w:line="264" w:lineRule="auto"/>
+            <w:tcW w:w="1304" w:type="dxa"/>
+            <w:vAlign w:val="center"/>
+            <w:tcMar>
+              <w:top w:w="80" w:type="dxa"/>
+              <w:bottom w:w="80" w:type="dxa"/>
+              <w:left w:w="80" w:type="dxa"/>
+              <w:right w:w="80" w:type="dxa"/>
+            </w:tcMar>
+          </w:tcPr>
+          <w:p>
+            <w:pPr>
+              <w:spacing w:before="0" w:after="0" w:line="280" w:lineRule="exact"/>
               <w:jc w:val="left"/>
+              <w:snapToGrid w:val="0"/>
             </w:pPr>
             <w:r>
               <w:rPr>
                 <w:rFonts w:ascii="Times New Roman" w:hAnsi="Times New Roman"/>
+                <w:sz w:val="21"/>
               </w:rPr>
               <w:t>拒绝</w:t>
             </w:r>
@@ -9802,18 +9846,27 @@
         </w:tc>
         <w:tc>
           <w:tcPr>
-            <w:tcW w:w="2778" w:type="dxa"/>
-          </w:tcPr>
-          <w:p>
-            <w:pPr>
-              <w:spacing w:before="60" w:after="60" w:line="264" w:lineRule="auto"/>
+            <w:tcW w:w="3572" w:type="dxa"/>
+            <w:vAlign w:val="center"/>
+            <w:tcMar>
+              <w:top w:w="80" w:type="dxa"/>
+              <w:bottom w:w="80" w:type="dxa"/>
+              <w:left w:w="80" w:type="dxa"/>
+              <w:right w:w="80" w:type="dxa"/>
+            </w:tcMar>
+          </w:tcPr>
+          <w:p>
+            <w:pPr>
+              <w:spacing w:before="0" w:after="0" w:line="280" w:lineRule="exact"/>
               <w:jc w:val="left"/>
+              <w:snapToGrid w:val="0"/>
             </w:pPr>
             <w:r>
               <w:rPr>
                 <w:rFonts w:ascii="Times New Roman" w:hAnsi="Times New Roman"/>
-              </w:rPr>
-              <w:t>在冻结规则下检出类别差异</w:t>
+                <w:sz w:val="21"/>
+              </w:rPr>
+              <w:t>原规则下单密文对观察</w:t>
             </w:r>
           </w:p>
         </w:tc>
@@ -9832,16 +9885,25 @@
         </w:trPr>
         <w:tc>
           <w:tcPr>
-            <w:tcW w:w="1984" w:type="dxa"/>
-          </w:tcPr>
-          <w:p>
-            <w:pPr>
-              <w:spacing w:before="60" w:after="60" w:line="264" w:lineRule="auto"/>
+            <w:tcW w:w="1757" w:type="dxa"/>
+            <w:vAlign w:val="center"/>
+            <w:tcMar>
+              <w:top w:w="80" w:type="dxa"/>
+              <w:bottom w:w="80" w:type="dxa"/>
+              <w:left w:w="80" w:type="dxa"/>
+              <w:right w:w="80" w:type="dxa"/>
+            </w:tcMar>
+          </w:tcPr>
+          <w:p>
+            <w:pPr>
+              <w:spacing w:before="0" w:after="0" w:line="280" w:lineRule="exact"/>
               <w:jc w:val="left"/>
+              <w:snapToGrid w:val="0"/>
             </w:pPr>
             <w:r>
               <w:rPr>
                 <w:rFonts w:ascii="Times New Roman" w:hAnsi="Times New Roman"/>
+                <w:sz w:val="21"/>
               </w:rPr>
               <w:t>掩码对照</w:t>
             </w:r>
@@ -9849,16 +9911,25 @@
         </w:tc>
         <w:tc>
           <w:tcPr>
-            <w:tcW w:w="1701" w:type="dxa"/>
-          </w:tcPr>
-          <w:p>
-            <w:pPr>
-              <w:spacing w:before="60" w:after="60" w:line="264" w:lineRule="auto"/>
+            <w:tcW w:w="1474" w:type="dxa"/>
+            <w:vAlign w:val="center"/>
+            <w:tcMar>
+              <w:top w:w="80" w:type="dxa"/>
+              <w:bottom w:w="80" w:type="dxa"/>
+              <w:left w:w="80" w:type="dxa"/>
+              <w:right w:w="80" w:type="dxa"/>
+            </w:tcMar>
+          </w:tcPr>
+          <w:p>
+            <w:pPr>
+              <w:spacing w:before="0" w:after="0" w:line="280" w:lineRule="exact"/>
               <w:jc w:val="left"/>
+              <w:snapToGrid w:val="0"/>
             </w:pPr>
             <w:r>
               <w:rPr>
                 <w:rFonts w:ascii="Times New Roman" w:hAnsi="Times New Roman"/>
+                <w:sz w:val="21"/>
               </w:rPr>
               <w:t>−1.535</w:t>
             </w:r>
@@ -9866,16 +9937,25 @@
         </w:tc>
         <w:tc>
           <w:tcPr>
-            <w:tcW w:w="1701" w:type="dxa"/>
-          </w:tcPr>
-          <w:p>
-            <w:pPr>
-              <w:spacing w:before="60" w:after="60" w:line="264" w:lineRule="auto"/>
+            <w:tcW w:w="1531" w:type="dxa"/>
+            <w:vAlign w:val="center"/>
+            <w:tcMar>
+              <w:top w:w="80" w:type="dxa"/>
+              <w:bottom w:w="80" w:type="dxa"/>
+              <w:left w:w="80" w:type="dxa"/>
+              <w:right w:w="80" w:type="dxa"/>
+            </w:tcMar>
+          </w:tcPr>
+          <w:p>
+            <w:pPr>
+              <w:spacing w:before="0" w:after="0" w:line="280" w:lineRule="exact"/>
               <w:jc w:val="left"/>
+              <w:snapToGrid w:val="0"/>
             </w:pPr>
             <w:r>
               <w:rPr>
                 <w:rFonts w:ascii="Times New Roman" w:hAnsi="Times New Roman"/>
+                <w:sz w:val="21"/>
               </w:rPr>
               <w:t>0.197</w:t>
             </w:r>
@@ -9883,16 +9963,25 @@
         </w:tc>
         <w:tc>
           <w:tcPr>
-            <w:tcW w:w="1361" w:type="dxa"/>
-          </w:tcPr>
-          <w:p>
-            <w:pPr>
-              <w:spacing w:before="60" w:after="60" w:line="264" w:lineRule="auto"/>
+            <w:tcW w:w="1304" w:type="dxa"/>
+            <w:vAlign w:val="center"/>
+            <w:tcMar>
+              <w:top w:w="80" w:type="dxa"/>
+              <w:bottom w:w="80" w:type="dxa"/>
+              <w:left w:w="80" w:type="dxa"/>
+              <w:right w:w="80" w:type="dxa"/>
+            </w:tcMar>
+          </w:tcPr>
+          <w:p>
+            <w:pPr>
+              <w:spacing w:before="0" w:after="0" w:line="280" w:lineRule="exact"/>
               <w:jc w:val="left"/>
+              <w:snapToGrid w:val="0"/>
             </w:pPr>
             <w:r>
               <w:rPr>
                 <w:rFonts w:ascii="Times New Roman" w:hAnsi="Times New Roman"/>
+                <w:sz w:val="21"/>
               </w:rPr>
               <w:t>不拒绝</w:t>
             </w:r>
@@ -9900,18 +9989,27 @@
         </w:tc>
         <w:tc>
           <w:tcPr>
-            <w:tcW w:w="2778" w:type="dxa"/>
-          </w:tcPr>
-          <w:p>
-            <w:pPr>
-              <w:spacing w:before="60" w:after="60" w:line="264" w:lineRule="auto"/>
+            <w:tcW w:w="3572" w:type="dxa"/>
+            <w:vAlign w:val="center"/>
+            <w:tcMar>
+              <w:top w:w="80" w:type="dxa"/>
+              <w:bottom w:w="80" w:type="dxa"/>
+              <w:left w:w="80" w:type="dxa"/>
+              <w:right w:w="80" w:type="dxa"/>
+            </w:tcMar>
+          </w:tcPr>
+          <w:p>
+            <w:pPr>
+              <w:spacing w:before="0" w:after="0" w:line="280" w:lineRule="exact"/>
               <w:jc w:val="left"/>
+              <w:snapToGrid w:val="0"/>
             </w:pPr>
             <w:r>
               <w:rPr>
                 <w:rFonts w:ascii="Times New Roman" w:hAnsi="Times New Roman"/>
-              </w:rPr>
-              <w:t>观测效应减小</w:t>
+                <w:sz w:val="21"/>
+              </w:rPr>
+              <w:t>单次运行描述，未作因果判定</w:t>
             </w:r>
           </w:p>
         </w:tc>
@@ -9930,16 +10028,25 @@
         </w:trPr>
         <w:tc>
           <w:tcPr>
-            <w:tcW w:w="1984" w:type="dxa"/>
-          </w:tcPr>
-          <w:p>
-            <w:pPr>
-              <w:spacing w:before="60" w:after="60" w:line="264" w:lineRule="auto"/>
+            <w:tcW w:w="1757" w:type="dxa"/>
+            <w:vAlign w:val="center"/>
+            <w:tcMar>
+              <w:top w:w="80" w:type="dxa"/>
+              <w:bottom w:w="80" w:type="dxa"/>
+              <w:left w:w="80" w:type="dxa"/>
+              <w:right w:w="80" w:type="dxa"/>
+            </w:tcMar>
+          </w:tcPr>
+          <w:p>
+            <w:pPr>
+              <w:spacing w:before="0" w:after="0" w:line="280" w:lineRule="exact"/>
               <w:jc w:val="left"/>
+              <w:snapToGrid w:val="0"/>
             </w:pPr>
             <w:r>
               <w:rPr>
                 <w:rFonts w:ascii="Times New Roman" w:hAnsi="Times New Roman"/>
+                <w:sz w:val="21"/>
               </w:rPr>
               <w:t>首次新构建回滚</w:t>
             </w:r>
@@ -9947,16 +10054,25 @@
         </w:tc>
         <w:tc>
           <w:tcPr>
-            <w:tcW w:w="1701" w:type="dxa"/>
-          </w:tcPr>
-          <w:p>
-            <w:pPr>
-              <w:spacing w:before="60" w:after="60" w:line="264" w:lineRule="auto"/>
+            <w:tcW w:w="1474" w:type="dxa"/>
+            <w:vAlign w:val="center"/>
+            <w:tcMar>
+              <w:top w:w="80" w:type="dxa"/>
+              <w:bottom w:w="80" w:type="dxa"/>
+              <w:left w:w="80" w:type="dxa"/>
+              <w:right w:w="80" w:type="dxa"/>
+            </w:tcMar>
+          </w:tcPr>
+          <w:p>
+            <w:pPr>
+              <w:spacing w:before="0" w:after="0" w:line="280" w:lineRule="exact"/>
               <w:jc w:val="left"/>
+              <w:snapToGrid w:val="0"/>
             </w:pPr>
             <w:r>
               <w:rPr>
                 <w:rFonts w:ascii="Times New Roman" w:hAnsi="Times New Roman"/>
+                <w:sz w:val="21"/>
               </w:rPr>
               <w:t>−2.976</w:t>
             </w:r>
@@ -9964,16 +10080,25 @@
         </w:tc>
         <w:tc>
           <w:tcPr>
-            <w:tcW w:w="1701" w:type="dxa"/>
-          </w:tcPr>
-          <w:p>
-            <w:pPr>
-              <w:spacing w:before="60" w:after="60" w:line="264" w:lineRule="auto"/>
+            <w:tcW w:w="1531" w:type="dxa"/>
+            <w:vAlign w:val="center"/>
+            <w:tcMar>
+              <w:top w:w="80" w:type="dxa"/>
+              <w:bottom w:w="80" w:type="dxa"/>
+              <w:left w:w="80" w:type="dxa"/>
+              <w:right w:w="80" w:type="dxa"/>
+            </w:tcMar>
+          </w:tcPr>
+          <w:p>
+            <w:pPr>
+              <w:spacing w:before="0" w:after="0" w:line="280" w:lineRule="exact"/>
               <w:jc w:val="left"/>
+              <w:snapToGrid w:val="0"/>
             </w:pPr>
             <w:r>
               <w:rPr>
                 <w:rFonts w:ascii="Times New Roman" w:hAnsi="Times New Roman"/>
+                <w:sz w:val="21"/>
               </w:rPr>
               <w:t>0.026</w:t>
             </w:r>
@@ -9981,16 +10106,25 @@
         </w:tc>
         <w:tc>
           <w:tcPr>
-            <w:tcW w:w="1361" w:type="dxa"/>
-          </w:tcPr>
-          <w:p>
-            <w:pPr>
-              <w:spacing w:before="60" w:after="60" w:line="264" w:lineRule="auto"/>
+            <w:tcW w:w="1304" w:type="dxa"/>
+            <w:vAlign w:val="center"/>
+            <w:tcMar>
+              <w:top w:w="80" w:type="dxa"/>
+              <w:bottom w:w="80" w:type="dxa"/>
+              <w:left w:w="80" w:type="dxa"/>
+              <w:right w:w="80" w:type="dxa"/>
+            </w:tcMar>
+          </w:tcPr>
+          <w:p>
+            <w:pPr>
+              <w:spacing w:before="0" w:after="0" w:line="280" w:lineRule="exact"/>
               <w:jc w:val="left"/>
+              <w:snapToGrid w:val="0"/>
             </w:pPr>
             <w:r>
               <w:rPr>
                 <w:rFonts w:ascii="Times New Roman" w:hAnsi="Times New Roman"/>
+                <w:sz w:val="21"/>
               </w:rPr>
               <w:t>不拒绝</w:t>
             </w:r>
@@ -9998,18 +10132,27 @@
         </w:tc>
         <w:tc>
           <w:tcPr>
-            <w:tcW w:w="2778" w:type="dxa"/>
-          </w:tcPr>
-          <w:p>
-            <w:pPr>
-              <w:spacing w:before="60" w:after="60" w:line="264" w:lineRule="auto"/>
+            <w:tcW w:w="3572" w:type="dxa"/>
+            <w:vAlign w:val="center"/>
+            <w:tcMar>
+              <w:top w:w="80" w:type="dxa"/>
+              <w:bottom w:w="80" w:type="dxa"/>
+              <w:left w:w="80" w:type="dxa"/>
+              <w:right w:w="80" w:type="dxa"/>
+            </w:tcMar>
+          </w:tcPr>
+          <w:p>
+            <w:pPr>
+              <w:spacing w:before="0" w:after="0" w:line="280" w:lineRule="exact"/>
               <w:jc w:val="left"/>
+              <w:snapToGrid w:val="0"/>
             </w:pPr>
             <w:r>
               <w:rPr>
                 <w:rFonts w:ascii="Times New Roman" w:hAnsi="Times New Roman"/>
-              </w:rPr>
-              <w:t>未恢复拒绝</w:t>
+                <w:sz w:val="21"/>
+              </w:rPr>
+              <w:t>原规则未恢复拒绝</w:t>
             </w:r>
           </w:p>
         </w:tc>
@@ -10028,16 +10171,25 @@
         </w:trPr>
         <w:tc>
           <w:tcPr>
-            <w:tcW w:w="1984" w:type="dxa"/>
-          </w:tcPr>
-          <w:p>
-            <w:pPr>
-              <w:spacing w:before="60" w:after="60" w:line="264" w:lineRule="auto"/>
+            <w:tcW w:w="1757" w:type="dxa"/>
+            <w:vAlign w:val="center"/>
+            <w:tcMar>
+              <w:top w:w="80" w:type="dxa"/>
+              <w:bottom w:w="80" w:type="dxa"/>
+              <w:left w:w="80" w:type="dxa"/>
+              <w:right w:w="80" w:type="dxa"/>
+            </w:tcMar>
+          </w:tcPr>
+          <w:p>
+            <w:pPr>
+              <w:spacing w:before="0" w:after="0" w:line="280" w:lineRule="exact"/>
               <w:jc w:val="left"/>
+              <w:snapToGrid w:val="0"/>
             </w:pPr>
             <w:r>
               <w:rPr>
                 <w:rFonts w:ascii="Times New Roman" w:hAnsi="Times New Roman"/>
+                <w:sz w:val="21"/>
               </w:rPr>
               <w:t>再次回滚</w:t>
             </w:r>
@@ -10045,16 +10197,25 @@
         </w:tc>
         <w:tc>
           <w:tcPr>
-            <w:tcW w:w="1701" w:type="dxa"/>
-          </w:tcPr>
-          <w:p>
-            <w:pPr>
-              <w:spacing w:before="60" w:after="60" w:line="264" w:lineRule="auto"/>
+            <w:tcW w:w="1474" w:type="dxa"/>
+            <w:vAlign w:val="center"/>
+            <w:tcMar>
+              <w:top w:w="80" w:type="dxa"/>
+              <w:bottom w:w="80" w:type="dxa"/>
+              <w:left w:w="80" w:type="dxa"/>
+              <w:right w:w="80" w:type="dxa"/>
+            </w:tcMar>
+          </w:tcPr>
+          <w:p>
+            <w:pPr>
+              <w:spacing w:before="0" w:after="0" w:line="280" w:lineRule="exact"/>
               <w:jc w:val="left"/>
+              <w:snapToGrid w:val="0"/>
             </w:pPr>
             <w:r>
               <w:rPr>
                 <w:rFonts w:ascii="Times New Roman" w:hAnsi="Times New Roman"/>
+                <w:sz w:val="21"/>
               </w:rPr>
               <w:t>−3.682</w:t>
             </w:r>
@@ -10062,16 +10223,25 @@
         </w:tc>
         <w:tc>
           <w:tcPr>
-            <w:tcW w:w="1701" w:type="dxa"/>
-          </w:tcPr>
-          <w:p>
-            <w:pPr>
-              <w:spacing w:before="60" w:after="60" w:line="264" w:lineRule="auto"/>
+            <w:tcW w:w="1531" w:type="dxa"/>
+            <w:vAlign w:val="center"/>
+            <w:tcMar>
+              <w:top w:w="80" w:type="dxa"/>
+              <w:bottom w:w="80" w:type="dxa"/>
+              <w:left w:w="80" w:type="dxa"/>
+              <w:right w:w="80" w:type="dxa"/>
+            </w:tcMar>
+          </w:tcPr>
+          <w:p>
+            <w:pPr>
+              <w:spacing w:before="0" w:after="0" w:line="280" w:lineRule="exact"/>
               <w:jc w:val="left"/>
+              <w:snapToGrid w:val="0"/>
             </w:pPr>
             <w:r>
               <w:rPr>
                 <w:rFonts w:ascii="Times New Roman" w:hAnsi="Times New Roman"/>
+                <w:sz w:val="21"/>
               </w:rPr>
               <w:t>0.0436</w:t>
             </w:r>
@@ -10079,16 +10249,25 @@
         </w:tc>
         <w:tc>
           <w:tcPr>
-            <w:tcW w:w="1361" w:type="dxa"/>
-          </w:tcPr>
-          <w:p>
-            <w:pPr>
-              <w:spacing w:before="60" w:after="60" w:line="264" w:lineRule="auto"/>
+            <w:tcW w:w="1304" w:type="dxa"/>
+            <w:vAlign w:val="center"/>
+            <w:tcMar>
+              <w:top w:w="80" w:type="dxa"/>
+              <w:bottom w:w="80" w:type="dxa"/>
+              <w:left w:w="80" w:type="dxa"/>
+              <w:right w:w="80" w:type="dxa"/>
+            </w:tcMar>
+          </w:tcPr>
+          <w:p>
+            <w:pPr>
+              <w:spacing w:before="0" w:after="0" w:line="280" w:lineRule="exact"/>
               <w:jc w:val="left"/>
+              <w:snapToGrid w:val="0"/>
             </w:pPr>
             <w:r>
               <w:rPr>
                 <w:rFonts w:ascii="Times New Roman" w:hAnsi="Times New Roman"/>
+                <w:sz w:val="21"/>
               </w:rPr>
               <w:t>不拒绝</w:t>
             </w:r>
@@ -10096,18 +10275,27 @@
         </w:tc>
         <w:tc>
           <w:tcPr>
-            <w:tcW w:w="2778" w:type="dxa"/>
-          </w:tcPr>
-          <w:p>
-            <w:pPr>
-              <w:spacing w:before="60" w:after="60" w:line="264" w:lineRule="auto"/>
+            <w:tcW w:w="3572" w:type="dxa"/>
+            <w:vAlign w:val="center"/>
+            <w:tcMar>
+              <w:top w:w="80" w:type="dxa"/>
+              <w:bottom w:w="80" w:type="dxa"/>
+              <w:left w:w="80" w:type="dxa"/>
+              <w:right w:w="80" w:type="dxa"/>
+            </w:tcMar>
+          </w:tcPr>
+          <w:p>
+            <w:pPr>
+              <w:spacing w:before="0" w:after="0" w:line="280" w:lineRule="exact"/>
               <w:jc w:val="left"/>
+              <w:snapToGrid w:val="0"/>
             </w:pPr>
             <w:r>
               <w:rPr>
                 <w:rFonts w:ascii="Times New Roman" w:hAnsi="Times New Roman"/>
-              </w:rPr>
-              <w:t>未恢复拒绝</w:t>
+                <w:sz w:val="21"/>
+              </w:rPr>
+              <w:t>原规则未恢复拒绝</w:t>
             </w:r>
           </w:p>
         </w:tc>
@@ -10119,6 +10307,7 @@
         <w:adjustRightInd w:val="0"/>
         <w:snapToGrid w:val="0"/>
         <w:spacing w:line="480" w:lineRule="exact"/>
+        <w:jc w:val="left"/>
         <w:rPr>
           <w:rFonts w:ascii="楷体_GB2312" w:eastAsia="楷体_GB2312" w:hAnsi="Times New Roman"/>
           <w:bCs/>
@@ -10133,21 +10322,16 @@
           <w:sz w:val="28"/>
           <w:szCs w:val="28"/>
         </w:rPr>
-        <w:t>因此，检测成立、候选稳定出现和防护因果确认是三个不同层次的结论。当前前两项已有对应记录，最后一项尚未完成；既不能将掩码后未拒绝写成实现恒时，也不能将 20/20 排名写成唯一根因已经证实。</w:t>
+        <w:t>v4 另冻五轮交替构建方案：每轮两侧共享测量种子，只翻转消息编码分支宏，保留相同函数级优化约束及 -falign-functions=32，顺序由冻结种子决定，比较两侧组效应绝对值的配对差。由于频率门停止，五轮均未开始，没有新的功能与反汇编对照包或配对结果。协议中的 protection_causality 和 environment_drift_dominant 是预置令牌名称；未达前者不能在逻辑上自动证明环境漂移主导。本稿不报告任何一个已成立。</w:t>
       </w:r>
     </w:p>
     <w:p>
       <w:pPr>
         <w:pStyle w:val="31"/>
       </w:pPr>
-      <w:bookmarkStart w:id="19" w:name="refined_heading_17"/>
-      <w:r>
-        <w:t xml:space="preserve">3.7.5 </w:t>
-      </w:r>
-      <w:r>
-        <w:t>网络噪声环境下的时间侧信道检测</w:t>
-      </w:r>
-      <w:bookmarkEnd w:id="19"/>
+      <w:r>
+        <w:t>3.7.5 固定长度网络交互的可行性记录</w:t>
+      </w:r>
     </w:p>
     <w:p>
       <w:pPr>
@@ -10169,7 +10353,7 @@
           <w:sz w:val="28"/>
           <w:szCs w:val="28"/>
         </w:rPr>
-        <w:t>网络场景中，客户端可见的是请求到固定应答之间的往返时间，其中同时包含服务端处理与传输、调度等开销。实验采用 1104 字节请求和 32 字节固定确认应答，服务端完成解封装后返回同一内容，不传出共享秘密、内部接受标志或内部耗时。客户端从发送前计时至完整应答接收后，并核对应答内容与服务端完成数。</w:t>
+        <w:t>网络入口用 1104 字节请求和 32 字节固定确认应答，服务端完成一次解封装后返回同一内容，不输出共享秘密、内部接受标志或内部耗时。客户端从发送前计时到完整应答接收后，观察量是 RTT。固定响应内容排除的是显式结果泄漏，不能排除响应时间泄漏；但当前请求记录尚未构成远程类别差的确认设计。</w:t>
       </w:r>
     </w:p>
     <w:p>
@@ -10192,47 +10376,7 @@
           <w:sz w:val="28"/>
           <w:szCs w:val="28"/>
         </w:rPr>
-        <w:t xml:space="preserve">受控噪声测试在 Ryzen 的网络命名空间与 </w:t>
-      </w:r>
-      <w:proofErr w:type="spellStart"/>
-      <w:r>
-        <w:rPr>
-          <w:rFonts w:ascii="楷体_GB2312" w:eastAsia="楷体_GB2312" w:hAnsi="Times New Roman" w:hint="eastAsia"/>
-          <w:bCs/>
-          <w:sz w:val="28"/>
-          <w:szCs w:val="28"/>
-        </w:rPr>
-        <w:t>veth</w:t>
-      </w:r>
-      <w:proofErr w:type="spellEnd"/>
-      <w:r>
-        <w:rPr>
-          <w:rFonts w:ascii="楷体_GB2312" w:eastAsia="楷体_GB2312" w:hAnsi="Times New Roman" w:hint="eastAsia"/>
-          <w:bCs/>
-          <w:sz w:val="28"/>
-          <w:szCs w:val="28"/>
-        </w:rPr>
-        <w:t xml:space="preserve"> 链路上进行，</w:t>
-      </w:r>
-      <w:proofErr w:type="spellStart"/>
-      <w:r>
-        <w:rPr>
-          <w:rFonts w:ascii="楷体_GB2312" w:eastAsia="楷体_GB2312" w:hAnsi="Times New Roman" w:hint="eastAsia"/>
-          <w:bCs/>
-          <w:sz w:val="28"/>
-          <w:szCs w:val="28"/>
-        </w:rPr>
-        <w:t>netem</w:t>
-      </w:r>
-      <w:proofErr w:type="spellEnd"/>
-      <w:r>
-        <w:rPr>
-          <w:rFonts w:ascii="楷体_GB2312" w:eastAsia="楷体_GB2312" w:hAnsi="Times New Roman" w:hint="eastAsia"/>
-          <w:bCs/>
-          <w:sz w:val="28"/>
-          <w:szCs w:val="28"/>
-        </w:rPr>
-        <w:t xml:space="preserve"> 作用于密码计时窗口之外。三档配置各完成 80 个请求，客户端均值分别为 152652.7125、1081638.2875 和 10308449.3625 个计数，按该时钟单位换算约为 152.7、1081.6 和 10308.4 微秒。原配置标记分别为单向 100 微秒、1 毫秒及 10 毫秒；这些是各自网络设置下的 RTT 观察，不能当作跨机器链路结果或严格的单向延迟校准。</w:t>
+        <w:t>Ryzen 的网络命名空间和 veth 链路配合 netem 作三档可行性测试，各 80 次请求，客户端均值约 152.7、1081.6 和 10308.4 微秒。配置标记为单向 100 微秒、1 毫秒和 10 毫秒，不能当作精确单向延迟校准。netem 排队属于客户端 RTT 的组成部分；“在窗口外”仅指本地解封装函数的计算范围，绝不表示它在 RTT 外。80 次是工程连通与记录预算，未按远程微效应功效确定。</w:t>
       </w:r>
     </w:p>
     <w:p>
@@ -10255,7 +10399,7 @@
           <w:sz w:val="28"/>
           <w:szCs w:val="28"/>
         </w:rPr>
-        <w:t>直接跨机器测试由 Mac 客户端通过 TCP 连接 Ryzen 服务端，未使用 SSH 隧道。80 次请求保存了 80 行原始 RTT 和 2560 字节应答，服务端完成数为 80。均值为 30189475 个客户端单调钟纳秒计数，按表示单位换算约为 30.189 毫秒。另一次单请求记录为 26393000 个计数，应答 32 字节，与服务端完成数 1 对应。此前未产生数据行的连接尝试不计入样本。</w:t>
+        <w:t>Mac 到 Ryzen 的直接 TCP 链路未使用 SSH 隧道，80 次请求对应 80 行原始 RTT、2560 字节应答及服务端完成数 80，均值约 30.189 毫秒。另一次单请求为 26.393 毫秒，单独保留。完整 80 行在 M08，可按原序复核；本稿未新增分位数、时序稳定性或类别差分析。无记录的连接失败不计入完成样本。</w:t>
       </w:r>
     </w:p>
     <w:p>
@@ -10278,31 +10422,16 @@
           <w:sz w:val="28"/>
           <w:szCs w:val="28"/>
         </w:rPr>
-        <w:t>直接链路的 RTT 比本地约 30 微秒的解封装大两个数量级以上，表明网络开销是远程分析必须面对的主要观察背景。现有测试验证了固定长度交互、完整记</w:t>
-      </w:r>
-      <w:r>
-        <w:rPr>
-          <w:rFonts w:ascii="楷体_GB2312" w:eastAsia="楷体_GB2312" w:hAnsi="Times New Roman" w:hint="eastAsia"/>
-          <w:bCs/>
-          <w:sz w:val="28"/>
-          <w:szCs w:val="28"/>
-        </w:rPr>
-        <w:lastRenderedPageBreak/>
-        <w:t>录和完成数核对，尚未建立远程类别差的确认结果。单凭这一量级比较，无法判断本地约 5 个计数的差异是否能够在远程重复观察；本节也不据此宣称网络上不存在时间泄露。</w:t>
+        <w:t>RTT 包含传输、排队、服务端处理和调度，远大于本地约 30 微秒计算并不证明细小差异绝对不可检测。现有证据只支持固定长度交互及记录可行性。v4 冻结时已将网络记录排除在确认族之外，不能将其写成远程检测已完成，也不能由未检验推出远程安全。</w:t>
       </w:r>
     </w:p>
     <w:p>
       <w:pPr>
         <w:pStyle w:val="31"/>
       </w:pPr>
-      <w:bookmarkStart w:id="20" w:name="refined_heading_18"/>
-      <w:r>
-        <w:t xml:space="preserve">3.7.6 </w:t>
-      </w:r>
-      <w:r>
-        <w:t>编译器优化对时序行为及防护效果的影响</w:t>
-      </w:r>
-      <w:bookmarkEnd w:id="20"/>
+      <w:r>
+        <w:t>3.7.6 编译配置的探索性比较</w:t>
+      </w:r>
     </w:p>
     <w:p>
       <w:pPr>
@@ -10367,7 +10496,7 @@
           <w:sz w:val="28"/>
           <w:szCs w:val="28"/>
         </w:rPr>
-        <w:t>24 个配置均通过公开 KAT，计时使用无动态检查插桩的程序。后续会话采集复用已核对摘要的二进制，不重新编译。外层 O2 的 8 个配置各采用 20 个会话，其余 16 个配置各采用 5 个会话，每类均为 5000 次；统一使用开发种子 31337。早期每类 20 次的基础计时另行保留，不与会话结果合并。</w:t>
+        <w:t>24 个配置均通过公开 KAT，并使用无动态检查插桩的产物作探索性测量。外层 O2 的 8 格各为 20 会话，其余 16 格各为 5 会话，每类均 5000 次，统一开发种子 31337。预算不一致且未逐格设计功效，不能比较各格检出率或将一格拒绝、另一格不拒绝等同为配置效应显著不同。复用摘要已核对的产物，早期短测另存。</w:t>
       </w:r>
     </w:p>
     <w:p>
@@ -10391,7 +10520,7 @@
           <w:sz w:val="28"/>
           <w:szCs w:val="28"/>
         </w:rPr>
-        <w:t>表 7 选列与分支及掩码对照有关的会话效应。GCC 与 Clang 下人工分支的效应方向不同，提示构建条件会影响观测形态；掩码构建的效应绝对值在这组记录中较小。然而，该批次没有在采集前为每个配置单独冻结检验协议，分析器给出的拒绝标记只能作为探索性输出。</w:t>
+        <w:t>表 7 保留所列 GCC 与 Clang 配置的历史估计和分析器输出；它们没有构成随机化配置对照。人工分支的点估计异号、掩码的绝对值较小都只是这一批次的描述，不能据此归因于编译器或防护。vulnerable/hardened 的目标函数仍受 O0/optnone 约束，因此矩阵没有回答该人工分支在目标函数积极优化下会如何变化。</w:t>
       </w:r>
     </w:p>
     <w:tbl>
@@ -10417,10 +10546,10 @@
         <w:tblLook w:val="04A0" w:firstRow="1" w:lastRow="0" w:firstColumn="1" w:lastColumn="0" w:noHBand="0" w:noVBand="1"/>
       </w:tblPr>
       <w:tblGrid>
-        <w:gridCol w:w="2948"/>
-        <w:gridCol w:w="1757"/>
+        <w:gridCol w:w="3005"/>
+        <w:gridCol w:w="1814"/>
+        <w:gridCol w:w="2438"/>
         <w:gridCol w:w="2381"/>
-        <w:gridCol w:w="2438"/>
       </w:tblGrid>
       <w:tr>
         <w:tblPrEx>
@@ -10437,17 +10566,27 @@
         </w:trPr>
         <w:tc>
           <w:tcPr>
-            <w:tcW w:w="2948" w:type="dxa"/>
-          </w:tcPr>
-          <w:p>
-            <w:pPr>
-              <w:spacing w:before="60" w:after="60" w:line="264" w:lineRule="auto"/>
+            <w:tcW w:w="3005" w:type="dxa"/>
+            <w:vAlign w:val="center"/>
+            <w:tcMar>
+              <w:top w:w="80" w:type="dxa"/>
+              <w:bottom w:w="80" w:type="dxa"/>
+              <w:left w:w="80" w:type="dxa"/>
+              <w:right w:w="80" w:type="dxa"/>
+            </w:tcMar>
+            <w:shd w:fill="F0F0F0"/>
+          </w:tcPr>
+          <w:p>
+            <w:pPr>
+              <w:spacing w:before="0" w:after="0" w:line="280" w:lineRule="exact"/>
               <w:jc w:val="left"/>
+              <w:snapToGrid w:val="0"/>
             </w:pPr>
             <w:r>
               <w:rPr>
                 <w:rFonts w:ascii="Times New Roman" w:hAnsi="Times New Roman"/>
                 <w:b/>
+                <w:sz w:val="21"/>
               </w:rPr>
               <w:t>配置</w:t>
             </w:r>
@@ -10455,17 +10594,27 @@
         </w:tc>
         <w:tc>
           <w:tcPr>
-            <w:tcW w:w="1757" w:type="dxa"/>
-          </w:tcPr>
-          <w:p>
-            <w:pPr>
-              <w:spacing w:before="60" w:after="60" w:line="264" w:lineRule="auto"/>
+            <w:tcW w:w="1814" w:type="dxa"/>
+            <w:vAlign w:val="center"/>
+            <w:tcMar>
+              <w:top w:w="80" w:type="dxa"/>
+              <w:bottom w:w="80" w:type="dxa"/>
+              <w:left w:w="80" w:type="dxa"/>
+              <w:right w:w="80" w:type="dxa"/>
+            </w:tcMar>
+            <w:shd w:fill="F0F0F0"/>
+          </w:tcPr>
+          <w:p>
+            <w:pPr>
+              <w:spacing w:before="0" w:after="0" w:line="280" w:lineRule="exact"/>
               <w:jc w:val="left"/>
+              <w:snapToGrid w:val="0"/>
             </w:pPr>
             <w:r>
               <w:rPr>
                 <w:rFonts w:ascii="Times New Roman" w:hAnsi="Times New Roman"/>
                 <w:b/>
+                <w:sz w:val="21"/>
               </w:rPr>
               <w:t>主效应（计数）</w:t>
             </w:r>
@@ -10473,17 +10622,27 @@
         </w:tc>
         <w:tc>
           <w:tcPr>
-            <w:tcW w:w="2381" w:type="dxa"/>
-          </w:tcPr>
-          <w:p>
-            <w:pPr>
-              <w:spacing w:before="60" w:after="60" w:line="264" w:lineRule="auto"/>
+            <w:tcW w:w="2438" w:type="dxa"/>
+            <w:vAlign w:val="center"/>
+            <w:tcMar>
+              <w:top w:w="80" w:type="dxa"/>
+              <w:bottom w:w="80" w:type="dxa"/>
+              <w:left w:w="80" w:type="dxa"/>
+              <w:right w:w="80" w:type="dxa"/>
+            </w:tcMar>
+            <w:shd w:fill="F0F0F0"/>
+          </w:tcPr>
+          <w:p>
+            <w:pPr>
+              <w:spacing w:before="0" w:after="0" w:line="280" w:lineRule="exact"/>
               <w:jc w:val="left"/>
+              <w:snapToGrid w:val="0"/>
             </w:pPr>
             <w:r>
               <w:rPr>
                 <w:rFonts w:ascii="Times New Roman" w:hAnsi="Times New Roman"/>
                 <w:b/>
+                <w:sz w:val="21"/>
               </w:rPr>
               <w:t>原始双侧</w:t>
             </w:r>
@@ -10491,6 +10650,7 @@
               <w:rPr>
                 <w:rFonts w:ascii="Times New Roman" w:hAnsi="Times New Roman"/>
                 <w:b/>
+                <w:sz w:val="21"/>
               </w:rPr>
               <w:t xml:space="preserve"> p </w:t>
             </w:r>
@@ -10498,6 +10658,7 @@
               <w:rPr>
                 <w:rFonts w:ascii="Times New Roman" w:hAnsi="Times New Roman"/>
                 <w:b/>
+                <w:sz w:val="21"/>
               </w:rPr>
               <w:t>值</w:t>
             </w:r>
@@ -10505,33 +10666,31 @@
         </w:tc>
         <w:tc>
           <w:tcPr>
-            <w:tcW w:w="2438" w:type="dxa"/>
-          </w:tcPr>
-          <w:p>
-            <w:pPr>
-              <w:spacing w:before="60" w:after="60" w:line="264" w:lineRule="auto"/>
+            <w:tcW w:w="2381" w:type="dxa"/>
+            <w:vAlign w:val="center"/>
+            <w:tcMar>
+              <w:top w:w="80" w:type="dxa"/>
+              <w:bottom w:w="80" w:type="dxa"/>
+              <w:left w:w="80" w:type="dxa"/>
+              <w:right w:w="80" w:type="dxa"/>
+            </w:tcMar>
+            <w:shd w:fill="F0F0F0"/>
+          </w:tcPr>
+          <w:p>
+            <w:pPr>
+              <w:spacing w:before="0" w:after="0" w:line="280" w:lineRule="exact"/>
               <w:jc w:val="left"/>
+              <w:snapToGrid w:val="0"/>
             </w:pPr>
             <w:r>
               <w:rPr>
                 <w:rFonts w:ascii="Times New Roman" w:hAnsi="Times New Roman"/>
                 <w:b/>
-              </w:rPr>
-              <w:t>分析器</w:t>
-            </w:r>
-            <w:r>
-              <w:rPr>
-                <w:rFonts w:ascii="Times New Roman" w:hAnsi="Times New Roman"/>
-                <w:b/>
-              </w:rPr>
-              <w:t xml:space="preserve"> Holm </w:t>
-            </w:r>
-            <w:r>
-              <w:rPr>
-                <w:rFonts w:ascii="Times New Roman" w:hAnsi="Times New Roman"/>
-                <w:b/>
-              </w:rPr>
-              <w:t>输出</w:t>
+                <w:sz w:val="21"/>
+              </w:rPr>
+              <w:t>探索性</w:t>
+              <w:br/>
+              <w:t>分析器输出</w:t>
             </w:r>
           </w:p>
         </w:tc>
@@ -10550,16 +10709,25 @@
         </w:trPr>
         <w:tc>
           <w:tcPr>
-            <w:tcW w:w="2948" w:type="dxa"/>
-          </w:tcPr>
-          <w:p>
-            <w:pPr>
-              <w:spacing w:before="60" w:after="60" w:line="264" w:lineRule="auto"/>
+            <w:tcW w:w="3005" w:type="dxa"/>
+            <w:vAlign w:val="center"/>
+            <w:tcMar>
+              <w:top w:w="80" w:type="dxa"/>
+              <w:bottom w:w="80" w:type="dxa"/>
+              <w:left w:w="80" w:type="dxa"/>
+              <w:right w:w="80" w:type="dxa"/>
+            </w:tcMar>
+          </w:tcPr>
+          <w:p>
+            <w:pPr>
+              <w:spacing w:before="0" w:after="0" w:line="280" w:lineRule="exact"/>
               <w:jc w:val="left"/>
+              <w:snapToGrid w:val="0"/>
             </w:pPr>
             <w:r>
               <w:rPr>
                 <w:rFonts w:ascii="Times New Roman" w:hAnsi="Times New Roman"/>
+                <w:sz w:val="21"/>
               </w:rPr>
               <w:t>reference GCC O2</w:t>
             </w:r>
@@ -10567,16 +10735,25 @@
         </w:tc>
         <w:tc>
           <w:tcPr>
-            <w:tcW w:w="1757" w:type="dxa"/>
-          </w:tcPr>
-          <w:p>
-            <w:pPr>
-              <w:spacing w:before="60" w:after="60" w:line="264" w:lineRule="auto"/>
+            <w:tcW w:w="1814" w:type="dxa"/>
+            <w:vAlign w:val="center"/>
+            <w:tcMar>
+              <w:top w:w="80" w:type="dxa"/>
+              <w:bottom w:w="80" w:type="dxa"/>
+              <w:left w:w="80" w:type="dxa"/>
+              <w:right w:w="80" w:type="dxa"/>
+            </w:tcMar>
+          </w:tcPr>
+          <w:p>
+            <w:pPr>
+              <w:spacing w:before="0" w:after="0" w:line="280" w:lineRule="exact"/>
               <w:jc w:val="left"/>
+              <w:snapToGrid w:val="0"/>
             </w:pPr>
             <w:r>
               <w:rPr>
                 <w:rFonts w:ascii="Times New Roman" w:hAnsi="Times New Roman"/>
+                <w:sz w:val="21"/>
               </w:rPr>
               <w:t>−0.033</w:t>
             </w:r>
@@ -10584,33 +10761,51 @@
         </w:tc>
         <w:tc>
           <w:tcPr>
+            <w:tcW w:w="2438" w:type="dxa"/>
+            <w:vAlign w:val="center"/>
+            <w:tcMar>
+              <w:top w:w="80" w:type="dxa"/>
+              <w:bottom w:w="80" w:type="dxa"/>
+              <w:left w:w="80" w:type="dxa"/>
+              <w:right w:w="80" w:type="dxa"/>
+            </w:tcMar>
+          </w:tcPr>
+          <w:p>
+            <w:pPr>
+              <w:spacing w:before="0" w:after="0" w:line="280" w:lineRule="exact"/>
+              <w:jc w:val="left"/>
+              <w:snapToGrid w:val="0"/>
+            </w:pPr>
+            <w:r>
+              <w:rPr>
+                <w:rFonts w:ascii="Times New Roman" w:hAnsi="Times New Roman"/>
+                <w:sz w:val="21"/>
+              </w:rPr>
+              <w:t>0.9833</w:t>
+            </w:r>
+          </w:p>
+        </w:tc>
+        <w:tc>
+          <w:tcPr>
             <w:tcW w:w="2381" w:type="dxa"/>
-          </w:tcPr>
-          <w:p>
-            <w:pPr>
-              <w:spacing w:before="60" w:after="60" w:line="264" w:lineRule="auto"/>
+            <w:vAlign w:val="center"/>
+            <w:tcMar>
+              <w:top w:w="80" w:type="dxa"/>
+              <w:bottom w:w="80" w:type="dxa"/>
+              <w:left w:w="80" w:type="dxa"/>
+              <w:right w:w="80" w:type="dxa"/>
+            </w:tcMar>
+          </w:tcPr>
+          <w:p>
+            <w:pPr>
+              <w:spacing w:before="0" w:after="0" w:line="280" w:lineRule="exact"/>
               <w:jc w:val="left"/>
+              <w:snapToGrid w:val="0"/>
             </w:pPr>
             <w:r>
               <w:rPr>
                 <w:rFonts w:ascii="Times New Roman" w:hAnsi="Times New Roman"/>
-              </w:rPr>
-              <w:t>0.9833</w:t>
-            </w:r>
-          </w:p>
-        </w:tc>
-        <w:tc>
-          <w:tcPr>
-            <w:tcW w:w="2438" w:type="dxa"/>
-          </w:tcPr>
-          <w:p>
-            <w:pPr>
-              <w:spacing w:before="60" w:after="60" w:line="264" w:lineRule="auto"/>
-              <w:jc w:val="left"/>
-            </w:pPr>
-            <w:r>
-              <w:rPr>
-                <w:rFonts w:ascii="Times New Roman" w:hAnsi="Times New Roman"/>
+                <w:sz w:val="21"/>
               </w:rPr>
               <w:t>不拒绝</w:t>
             </w:r>
@@ -10631,28 +10826,39 @@
         </w:trPr>
         <w:tc>
           <w:tcPr>
-            <w:tcW w:w="2948" w:type="dxa"/>
-          </w:tcPr>
-          <w:p>
-            <w:pPr>
-              <w:spacing w:before="60" w:after="60" w:line="264" w:lineRule="auto"/>
+            <w:tcW w:w="3005" w:type="dxa"/>
+            <w:vAlign w:val="center"/>
+            <w:tcMar>
+              <w:top w:w="80" w:type="dxa"/>
+              <w:bottom w:w="80" w:type="dxa"/>
+              <w:left w:w="80" w:type="dxa"/>
+              <w:right w:w="80" w:type="dxa"/>
+            </w:tcMar>
+          </w:tcPr>
+          <w:p>
+            <w:pPr>
+              <w:spacing w:before="0" w:after="0" w:line="280" w:lineRule="exact"/>
               <w:jc w:val="left"/>
+              <w:snapToGrid w:val="0"/>
             </w:pPr>
             <w:r>
               <w:rPr>
                 <w:rFonts w:ascii="Times New Roman" w:hAnsi="Times New Roman"/>
+                <w:sz w:val="21"/>
               </w:rPr>
               <w:t xml:space="preserve">vulnerable GCC </w:t>
             </w:r>
             <w:r>
               <w:rPr>
                 <w:rFonts w:ascii="Times New Roman" w:hAnsi="Times New Roman"/>
+                <w:sz w:val="21"/>
               </w:rPr>
               <w:t>外层</w:t>
             </w:r>
             <w:r>
               <w:rPr>
                 <w:rFonts w:ascii="Times New Roman" w:hAnsi="Times New Roman"/>
+                <w:sz w:val="21"/>
               </w:rPr>
               <w:t xml:space="preserve"> O2</w:t>
             </w:r>
@@ -10660,16 +10866,25 @@
         </w:tc>
         <w:tc>
           <w:tcPr>
-            <w:tcW w:w="1757" w:type="dxa"/>
-          </w:tcPr>
-          <w:p>
-            <w:pPr>
-              <w:spacing w:before="60" w:after="60" w:line="264" w:lineRule="auto"/>
+            <w:tcW w:w="1814" w:type="dxa"/>
+            <w:vAlign w:val="center"/>
+            <w:tcMar>
+              <w:top w:w="80" w:type="dxa"/>
+              <w:bottom w:w="80" w:type="dxa"/>
+              <w:left w:w="80" w:type="dxa"/>
+              <w:right w:w="80" w:type="dxa"/>
+            </w:tcMar>
+          </w:tcPr>
+          <w:p>
+            <w:pPr>
+              <w:spacing w:before="0" w:after="0" w:line="280" w:lineRule="exact"/>
               <w:jc w:val="left"/>
+              <w:snapToGrid w:val="0"/>
             </w:pPr>
             <w:r>
               <w:rPr>
                 <w:rFonts w:ascii="Times New Roman" w:hAnsi="Times New Roman"/>
+                <w:sz w:val="21"/>
               </w:rPr>
               <w:t>−8.153</w:t>
             </w:r>
@@ -10677,33 +10892,51 @@
         </w:tc>
         <w:tc>
           <w:tcPr>
+            <w:tcW w:w="2438" w:type="dxa"/>
+            <w:vAlign w:val="center"/>
+            <w:tcMar>
+              <w:top w:w="80" w:type="dxa"/>
+              <w:bottom w:w="80" w:type="dxa"/>
+              <w:left w:w="80" w:type="dxa"/>
+              <w:right w:w="80" w:type="dxa"/>
+            </w:tcMar>
+          </w:tcPr>
+          <w:p>
+            <w:pPr>
+              <w:spacing w:before="0" w:after="0" w:line="280" w:lineRule="exact"/>
+              <w:jc w:val="left"/>
+              <w:snapToGrid w:val="0"/>
+            </w:pPr>
+            <w:r>
+              <w:rPr>
+                <w:rFonts w:ascii="Times New Roman" w:hAnsi="Times New Roman"/>
+                <w:sz w:val="21"/>
+              </w:rPr>
+              <w:t>4.0590×10⁻⁵</w:t>
+            </w:r>
+          </w:p>
+        </w:tc>
+        <w:tc>
+          <w:tcPr>
             <w:tcW w:w="2381" w:type="dxa"/>
-          </w:tcPr>
-          <w:p>
-            <w:pPr>
-              <w:spacing w:before="60" w:after="60" w:line="264" w:lineRule="auto"/>
+            <w:vAlign w:val="center"/>
+            <w:tcMar>
+              <w:top w:w="80" w:type="dxa"/>
+              <w:bottom w:w="80" w:type="dxa"/>
+              <w:left w:w="80" w:type="dxa"/>
+              <w:right w:w="80" w:type="dxa"/>
+            </w:tcMar>
+          </w:tcPr>
+          <w:p>
+            <w:pPr>
+              <w:spacing w:before="0" w:after="0" w:line="280" w:lineRule="exact"/>
               <w:jc w:val="left"/>
+              <w:snapToGrid w:val="0"/>
             </w:pPr>
             <w:r>
               <w:rPr>
                 <w:rFonts w:ascii="Times New Roman" w:hAnsi="Times New Roman"/>
-              </w:rPr>
-              <w:t>4.0590×10⁻⁵</w:t>
-            </w:r>
-          </w:p>
-        </w:tc>
-        <w:tc>
-          <w:tcPr>
-            <w:tcW w:w="2438" w:type="dxa"/>
-          </w:tcPr>
-          <w:p>
-            <w:pPr>
-              <w:spacing w:before="60" w:after="60" w:line="264" w:lineRule="auto"/>
-              <w:jc w:val="left"/>
-            </w:pPr>
-            <w:r>
-              <w:rPr>
-                <w:rFonts w:ascii="Times New Roman" w:hAnsi="Times New Roman"/>
+                <w:sz w:val="21"/>
               </w:rPr>
               <w:t>拒绝</w:t>
             </w:r>
@@ -10724,28 +10957,39 @@
         </w:trPr>
         <w:tc>
           <w:tcPr>
-            <w:tcW w:w="2948" w:type="dxa"/>
-          </w:tcPr>
-          <w:p>
-            <w:pPr>
-              <w:spacing w:before="60" w:after="60" w:line="264" w:lineRule="auto"/>
+            <w:tcW w:w="3005" w:type="dxa"/>
+            <w:vAlign w:val="center"/>
+            <w:tcMar>
+              <w:top w:w="80" w:type="dxa"/>
+              <w:bottom w:w="80" w:type="dxa"/>
+              <w:left w:w="80" w:type="dxa"/>
+              <w:right w:w="80" w:type="dxa"/>
+            </w:tcMar>
+          </w:tcPr>
+          <w:p>
+            <w:pPr>
+              <w:spacing w:before="0" w:after="0" w:line="280" w:lineRule="exact"/>
               <w:jc w:val="left"/>
+              <w:snapToGrid w:val="0"/>
             </w:pPr>
             <w:r>
               <w:rPr>
                 <w:rFonts w:ascii="Times New Roman" w:hAnsi="Times New Roman"/>
+                <w:sz w:val="21"/>
               </w:rPr>
               <w:t xml:space="preserve">vulnerable Clang </w:t>
             </w:r>
             <w:r>
               <w:rPr>
                 <w:rFonts w:ascii="Times New Roman" w:hAnsi="Times New Roman"/>
+                <w:sz w:val="21"/>
               </w:rPr>
               <w:t>外层</w:t>
             </w:r>
             <w:r>
               <w:rPr>
                 <w:rFonts w:ascii="Times New Roman" w:hAnsi="Times New Roman"/>
+                <w:sz w:val="21"/>
               </w:rPr>
               <w:t xml:space="preserve"> O2</w:t>
             </w:r>
@@ -10753,16 +10997,25 @@
         </w:tc>
         <w:tc>
           <w:tcPr>
-            <w:tcW w:w="1757" w:type="dxa"/>
-          </w:tcPr>
-          <w:p>
-            <w:pPr>
-              <w:spacing w:before="60" w:after="60" w:line="264" w:lineRule="auto"/>
+            <w:tcW w:w="1814" w:type="dxa"/>
+            <w:vAlign w:val="center"/>
+            <w:tcMar>
+              <w:top w:w="80" w:type="dxa"/>
+              <w:bottom w:w="80" w:type="dxa"/>
+              <w:left w:w="80" w:type="dxa"/>
+              <w:right w:w="80" w:type="dxa"/>
+            </w:tcMar>
+          </w:tcPr>
+          <w:p>
+            <w:pPr>
+              <w:spacing w:before="0" w:after="0" w:line="280" w:lineRule="exact"/>
               <w:jc w:val="left"/>
+              <w:snapToGrid w:val="0"/>
             </w:pPr>
             <w:r>
               <w:rPr>
                 <w:rFonts w:ascii="Times New Roman" w:hAnsi="Times New Roman"/>
+                <w:sz w:val="21"/>
               </w:rPr>
               <w:t>5.090</w:t>
             </w:r>
@@ -10770,33 +11023,51 @@
         </w:tc>
         <w:tc>
           <w:tcPr>
+            <w:tcW w:w="2438" w:type="dxa"/>
+            <w:vAlign w:val="center"/>
+            <w:tcMar>
+              <w:top w:w="80" w:type="dxa"/>
+              <w:bottom w:w="80" w:type="dxa"/>
+              <w:left w:w="80" w:type="dxa"/>
+              <w:right w:w="80" w:type="dxa"/>
+            </w:tcMar>
+          </w:tcPr>
+          <w:p>
+            <w:pPr>
+              <w:spacing w:before="0" w:after="0" w:line="280" w:lineRule="exact"/>
+              <w:jc w:val="left"/>
+              <w:snapToGrid w:val="0"/>
+            </w:pPr>
+            <w:r>
+              <w:rPr>
+                <w:rFonts w:ascii="Times New Roman" w:hAnsi="Times New Roman"/>
+                <w:sz w:val="21"/>
+              </w:rPr>
+              <w:t>0.0012595</w:t>
+            </w:r>
+          </w:p>
+        </w:tc>
+        <w:tc>
+          <w:tcPr>
             <w:tcW w:w="2381" w:type="dxa"/>
-          </w:tcPr>
-          <w:p>
-            <w:pPr>
-              <w:spacing w:before="60" w:after="60" w:line="264" w:lineRule="auto"/>
+            <w:vAlign w:val="center"/>
+            <w:tcMar>
+              <w:top w:w="80" w:type="dxa"/>
+              <w:bottom w:w="80" w:type="dxa"/>
+              <w:left w:w="80" w:type="dxa"/>
+              <w:right w:w="80" w:type="dxa"/>
+            </w:tcMar>
+          </w:tcPr>
+          <w:p>
+            <w:pPr>
+              <w:spacing w:before="0" w:after="0" w:line="280" w:lineRule="exact"/>
               <w:jc w:val="left"/>
+              <w:snapToGrid w:val="0"/>
             </w:pPr>
             <w:r>
               <w:rPr>
                 <w:rFonts w:ascii="Times New Roman" w:hAnsi="Times New Roman"/>
-              </w:rPr>
-              <w:t>0.0012595</w:t>
-            </w:r>
-          </w:p>
-        </w:tc>
-        <w:tc>
-          <w:tcPr>
-            <w:tcW w:w="2438" w:type="dxa"/>
-          </w:tcPr>
-          <w:p>
-            <w:pPr>
-              <w:spacing w:before="60" w:after="60" w:line="264" w:lineRule="auto"/>
-              <w:jc w:val="left"/>
-            </w:pPr>
-            <w:r>
-              <w:rPr>
-                <w:rFonts w:ascii="Times New Roman" w:hAnsi="Times New Roman"/>
+                <w:sz w:val="21"/>
               </w:rPr>
               <w:t>拒绝</w:t>
             </w:r>
@@ -10817,28 +11088,39 @@
         </w:trPr>
         <w:tc>
           <w:tcPr>
-            <w:tcW w:w="2948" w:type="dxa"/>
-          </w:tcPr>
-          <w:p>
-            <w:pPr>
-              <w:spacing w:before="60" w:after="60" w:line="264" w:lineRule="auto"/>
+            <w:tcW w:w="3005" w:type="dxa"/>
+            <w:vAlign w:val="center"/>
+            <w:tcMar>
+              <w:top w:w="80" w:type="dxa"/>
+              <w:bottom w:w="80" w:type="dxa"/>
+              <w:left w:w="80" w:type="dxa"/>
+              <w:right w:w="80" w:type="dxa"/>
+            </w:tcMar>
+          </w:tcPr>
+          <w:p>
+            <w:pPr>
+              <w:spacing w:before="0" w:after="0" w:line="280" w:lineRule="exact"/>
               <w:jc w:val="left"/>
+              <w:snapToGrid w:val="0"/>
             </w:pPr>
             <w:r>
               <w:rPr>
                 <w:rFonts w:ascii="Times New Roman" w:hAnsi="Times New Roman"/>
+                <w:sz w:val="21"/>
               </w:rPr>
               <w:t xml:space="preserve">hardened GCC </w:t>
             </w:r>
             <w:r>
               <w:rPr>
                 <w:rFonts w:ascii="Times New Roman" w:hAnsi="Times New Roman"/>
+                <w:sz w:val="21"/>
               </w:rPr>
               <w:t>外层</w:t>
             </w:r>
             <w:r>
               <w:rPr>
                 <w:rFonts w:ascii="Times New Roman" w:hAnsi="Times New Roman"/>
+                <w:sz w:val="21"/>
               </w:rPr>
               <w:t xml:space="preserve"> O2</w:t>
             </w:r>
@@ -10846,16 +11128,25 @@
         </w:tc>
         <w:tc>
           <w:tcPr>
-            <w:tcW w:w="1757" w:type="dxa"/>
-          </w:tcPr>
-          <w:p>
-            <w:pPr>
-              <w:spacing w:before="60" w:after="60" w:line="264" w:lineRule="auto"/>
+            <w:tcW w:w="1814" w:type="dxa"/>
+            <w:vAlign w:val="center"/>
+            <w:tcMar>
+              <w:top w:w="80" w:type="dxa"/>
+              <w:bottom w:w="80" w:type="dxa"/>
+              <w:left w:w="80" w:type="dxa"/>
+              <w:right w:w="80" w:type="dxa"/>
+            </w:tcMar>
+          </w:tcPr>
+          <w:p>
+            <w:pPr>
+              <w:spacing w:before="0" w:after="0" w:line="280" w:lineRule="exact"/>
               <w:jc w:val="left"/>
+              <w:snapToGrid w:val="0"/>
             </w:pPr>
             <w:r>
               <w:rPr>
                 <w:rFonts w:ascii="Times New Roman" w:hAnsi="Times New Roman"/>
+                <w:sz w:val="21"/>
               </w:rPr>
               <w:t>−2.184</w:t>
             </w:r>
@@ -10863,33 +11154,51 @@
         </w:tc>
         <w:tc>
           <w:tcPr>
+            <w:tcW w:w="2438" w:type="dxa"/>
+            <w:vAlign w:val="center"/>
+            <w:tcMar>
+              <w:top w:w="80" w:type="dxa"/>
+              <w:bottom w:w="80" w:type="dxa"/>
+              <w:left w:w="80" w:type="dxa"/>
+              <w:right w:w="80" w:type="dxa"/>
+            </w:tcMar>
+          </w:tcPr>
+          <w:p>
+            <w:pPr>
+              <w:spacing w:before="0" w:after="0" w:line="280" w:lineRule="exact"/>
+              <w:jc w:val="left"/>
+              <w:snapToGrid w:val="0"/>
+            </w:pPr>
+            <w:r>
+              <w:rPr>
+                <w:rFonts w:ascii="Times New Roman" w:hAnsi="Times New Roman"/>
+                <w:sz w:val="21"/>
+              </w:rPr>
+              <w:t>0.0696</w:t>
+            </w:r>
+          </w:p>
+        </w:tc>
+        <w:tc>
+          <w:tcPr>
             <w:tcW w:w="2381" w:type="dxa"/>
-          </w:tcPr>
-          <w:p>
-            <w:pPr>
-              <w:spacing w:before="60" w:after="60" w:line="264" w:lineRule="auto"/>
+            <w:vAlign w:val="center"/>
+            <w:tcMar>
+              <w:top w:w="80" w:type="dxa"/>
+              <w:bottom w:w="80" w:type="dxa"/>
+              <w:left w:w="80" w:type="dxa"/>
+              <w:right w:w="80" w:type="dxa"/>
+            </w:tcMar>
+          </w:tcPr>
+          <w:p>
+            <w:pPr>
+              <w:spacing w:before="0" w:after="0" w:line="280" w:lineRule="exact"/>
               <w:jc w:val="left"/>
+              <w:snapToGrid w:val="0"/>
             </w:pPr>
             <w:r>
               <w:rPr>
                 <w:rFonts w:ascii="Times New Roman" w:hAnsi="Times New Roman"/>
-              </w:rPr>
-              <w:t>0.0696</w:t>
-            </w:r>
-          </w:p>
-        </w:tc>
-        <w:tc>
-          <w:tcPr>
-            <w:tcW w:w="2438" w:type="dxa"/>
-          </w:tcPr>
-          <w:p>
-            <w:pPr>
-              <w:spacing w:before="60" w:after="60" w:line="264" w:lineRule="auto"/>
-              <w:jc w:val="left"/>
-            </w:pPr>
-            <w:r>
-              <w:rPr>
-                <w:rFonts w:ascii="Times New Roman" w:hAnsi="Times New Roman"/>
+                <w:sz w:val="21"/>
               </w:rPr>
               <w:t>不拒绝</w:t>
             </w:r>
@@ -10910,28 +11219,39 @@
         </w:trPr>
         <w:tc>
           <w:tcPr>
-            <w:tcW w:w="2948" w:type="dxa"/>
-          </w:tcPr>
-          <w:p>
-            <w:pPr>
-              <w:spacing w:before="60" w:after="60" w:line="264" w:lineRule="auto"/>
+            <w:tcW w:w="3005" w:type="dxa"/>
+            <w:vAlign w:val="center"/>
+            <w:tcMar>
+              <w:top w:w="80" w:type="dxa"/>
+              <w:bottom w:w="80" w:type="dxa"/>
+              <w:left w:w="80" w:type="dxa"/>
+              <w:right w:w="80" w:type="dxa"/>
+            </w:tcMar>
+          </w:tcPr>
+          <w:p>
+            <w:pPr>
+              <w:spacing w:before="0" w:after="0" w:line="280" w:lineRule="exact"/>
               <w:jc w:val="left"/>
+              <w:snapToGrid w:val="0"/>
             </w:pPr>
             <w:r>
               <w:rPr>
                 <w:rFonts w:ascii="Times New Roman" w:hAnsi="Times New Roman"/>
+                <w:sz w:val="21"/>
               </w:rPr>
               <w:t xml:space="preserve">hardened Clang </w:t>
             </w:r>
             <w:r>
               <w:rPr>
                 <w:rFonts w:ascii="Times New Roman" w:hAnsi="Times New Roman"/>
+                <w:sz w:val="21"/>
               </w:rPr>
               <w:t>外层</w:t>
             </w:r>
             <w:r>
               <w:rPr>
                 <w:rFonts w:ascii="Times New Roman" w:hAnsi="Times New Roman"/>
+                <w:sz w:val="21"/>
               </w:rPr>
               <w:t xml:space="preserve"> O2</w:t>
             </w:r>
@@ -10939,16 +11259,25 @@
         </w:tc>
         <w:tc>
           <w:tcPr>
-            <w:tcW w:w="1757" w:type="dxa"/>
-          </w:tcPr>
-          <w:p>
-            <w:pPr>
-              <w:spacing w:before="60" w:after="60" w:line="264" w:lineRule="auto"/>
+            <w:tcW w:w="1814" w:type="dxa"/>
+            <w:vAlign w:val="center"/>
+            <w:tcMar>
+              <w:top w:w="80" w:type="dxa"/>
+              <w:bottom w:w="80" w:type="dxa"/>
+              <w:left w:w="80" w:type="dxa"/>
+              <w:right w:w="80" w:type="dxa"/>
+            </w:tcMar>
+          </w:tcPr>
+          <w:p>
+            <w:pPr>
+              <w:spacing w:before="0" w:after="0" w:line="280" w:lineRule="exact"/>
               <w:jc w:val="left"/>
+              <w:snapToGrid w:val="0"/>
             </w:pPr>
             <w:r>
               <w:rPr>
                 <w:rFonts w:ascii="Times New Roman" w:hAnsi="Times New Roman"/>
+                <w:sz w:val="21"/>
               </w:rPr>
               <w:t>1.544</w:t>
             </w:r>
@@ -10956,33 +11285,51 @@
         </w:tc>
         <w:tc>
           <w:tcPr>
+            <w:tcW w:w="2438" w:type="dxa"/>
+            <w:vAlign w:val="center"/>
+            <w:tcMar>
+              <w:top w:w="80" w:type="dxa"/>
+              <w:bottom w:w="80" w:type="dxa"/>
+              <w:left w:w="80" w:type="dxa"/>
+              <w:right w:w="80" w:type="dxa"/>
+            </w:tcMar>
+          </w:tcPr>
+          <w:p>
+            <w:pPr>
+              <w:spacing w:before="0" w:after="0" w:line="280" w:lineRule="exact"/>
+              <w:jc w:val="left"/>
+              <w:snapToGrid w:val="0"/>
+            </w:pPr>
+            <w:r>
+              <w:rPr>
+                <w:rFonts w:ascii="Times New Roman" w:hAnsi="Times New Roman"/>
+                <w:sz w:val="21"/>
+              </w:rPr>
+              <w:t>0.2738</w:t>
+            </w:r>
+          </w:p>
+        </w:tc>
+        <w:tc>
+          <w:tcPr>
             <w:tcW w:w="2381" w:type="dxa"/>
-          </w:tcPr>
-          <w:p>
-            <w:pPr>
-              <w:spacing w:before="60" w:after="60" w:line="264" w:lineRule="auto"/>
+            <w:vAlign w:val="center"/>
+            <w:tcMar>
+              <w:top w:w="80" w:type="dxa"/>
+              <w:bottom w:w="80" w:type="dxa"/>
+              <w:left w:w="80" w:type="dxa"/>
+              <w:right w:w="80" w:type="dxa"/>
+            </w:tcMar>
+          </w:tcPr>
+          <w:p>
+            <w:pPr>
+              <w:spacing w:before="0" w:after="0" w:line="280" w:lineRule="exact"/>
               <w:jc w:val="left"/>
+              <w:snapToGrid w:val="0"/>
             </w:pPr>
             <w:r>
               <w:rPr>
                 <w:rFonts w:ascii="Times New Roman" w:hAnsi="Times New Roman"/>
-              </w:rPr>
-              <w:t>0.2738</w:t>
-            </w:r>
-          </w:p>
-        </w:tc>
-        <w:tc>
-          <w:tcPr>
-            <w:tcW w:w="2438" w:type="dxa"/>
-          </w:tcPr>
-          <w:p>
-            <w:pPr>
-              <w:spacing w:before="60" w:after="60" w:line="264" w:lineRule="auto"/>
-              <w:jc w:val="left"/>
-            </w:pPr>
-            <w:r>
-              <w:rPr>
-                <w:rFonts w:ascii="Times New Roman" w:hAnsi="Times New Roman"/>
+                <w:sz w:val="21"/>
               </w:rPr>
               <w:t>不拒绝</w:t>
             </w:r>
@@ -10996,6 +11343,7 @@
         <w:adjustRightInd w:val="0"/>
         <w:snapToGrid w:val="0"/>
         <w:spacing w:line="480" w:lineRule="exact"/>
+        <w:jc w:val="left"/>
         <w:rPr>
           <w:rFonts w:ascii="楷体_GB2312" w:eastAsia="楷体_GB2312" w:hAnsi="Times New Roman"/>
           <w:bCs/>
@@ -11010,42 +11358,16 @@
           <w:sz w:val="28"/>
           <w:szCs w:val="28"/>
         </w:rPr>
-        <w:t xml:space="preserve">按格记录保留 </w:t>
-      </w:r>
-      <w:proofErr w:type="spellStart"/>
-      <w:r>
-        <w:rPr>
-          <w:rFonts w:ascii="楷体_GB2312" w:eastAsia="楷体_GB2312" w:hAnsi="Times New Roman" w:hint="eastAsia"/>
-          <w:bCs/>
-          <w:sz w:val="28"/>
-          <w:szCs w:val="28"/>
-        </w:rPr>
-        <w:t>frozen_per_cell_test</w:t>
-      </w:r>
-      <w:proofErr w:type="spellEnd"/>
-      <w:r>
-        <w:rPr>
-          <w:rFonts w:ascii="楷体_GB2312" w:eastAsia="楷体_GB2312" w:hAnsi="Times New Roman" w:hint="eastAsia"/>
-          <w:bCs/>
-          <w:sz w:val="28"/>
-          <w:szCs w:val="28"/>
-        </w:rPr>
-        <w:t>=no。表 7 不属于 v3 确认，也不能用于宣布某一优化级防护成立或失效。矩阵的价值在于将功能、实际构建条件与探索性时间表现逐一对应，为后续有针对性的确认提供依据，而不是用构建数量代替安全结论。</w:t>
+        <w:t>全部格保留 frozen_per_cell_test=no。v4 协议第 9 节明确保持本节探索性，不转入确认族，也不开逐格确认采集；报告不将原计划中的候选后续工作写成已安排或已执行。矩阵支持功能和构建条件的对应记录，不能证明优化级防护成立或失效。</w:t>
       </w:r>
     </w:p>
     <w:p>
       <w:pPr>
         <w:pStyle w:val="31"/>
       </w:pPr>
-      <w:bookmarkStart w:id="21" w:name="refined_heading_19"/>
-      <w:r>
-        <w:lastRenderedPageBreak/>
-        <w:t xml:space="preserve">3.7.7 </w:t>
-      </w:r>
-      <w:r>
-        <w:t>不同处理器平台上的检测与防护稳定性</w:t>
-      </w:r>
-      <w:bookmarkEnd w:id="21"/>
+      <w:r>
+        <w:t>3.7.7 v1 协议下的跨环境复测</w:t>
+      </w:r>
     </w:p>
     <w:p>
       <w:pPr>
@@ -11076,6 +11398,7 @@
         <w:adjustRightInd w:val="0"/>
         <w:snapToGrid w:val="0"/>
         <w:spacing w:line="480" w:lineRule="exact"/>
+        <w:jc w:val="left"/>
         <w:rPr>
           <w:rFonts w:ascii="楷体_GB2312" w:eastAsia="楷体_GB2312" w:hAnsi="Times New Roman"/>
           <w:bCs/>
@@ -11113,7 +11436,7 @@
           <w:sz w:val="28"/>
           <w:szCs w:val="28"/>
         </w:rPr>
-        <w:t>Apple 上未检出不说明防护更强。当前也没有在 Apple 上取得 v3 的 20×5000 确认记录，没有第三台机器的新确认；历史 KVM 数据及 Mac 到 Ryzen 的网络 RTT 均未并入平台比较。v3 的拒绝、20/20 候选排名、掩码不拒绝和两次回滚未恢复，目前均限于这台 Ryzen 的相应记录。</w:t>
+        <w:t>两侧均未拒绝不证明等效或防护稳定。Apple 未运行 v3 的 20×5000，新 v4 确认也未完成；没有第三台机器的相同确认。v1 预算可以作为历史跨环境复测保留，但不能替代更大预算协议的跨平台复现。此项按 v4 冻结协议保持探索性。</w:t>
       </w:r>
     </w:p>
     <w:p>
@@ -11136,7 +11459,7 @@
           <w:sz w:val="28"/>
           <w:szCs w:val="28"/>
         </w:rPr>
-        <w:t>综合七项验证，作品已能将完整调用测量、冻结规则下的统计判定和诊断候选对应到具体程序与环境。新增结果使检测与定位有了直接实验依据，也揭示了防护解释中尚未排除的混杂因素。逐调用物理精度、真实总体误报与检出能力，以及跨环境防护稳定性仍需补充证据；R02、R04 保持部分签收。上述限制不改变已完成的软件与实验事实，也不因流程可运行而自动消失。</w:t>
+        <w:t>目前能交付的是可运行测量与复算工具及其限定证据。单密文类别推广、跨批次方向反转和新防护因果仍未闭合。R02、R04 保持部分签收：v4 未达到工程覆盖率门，也未形成确认推断及适用前提证据。0.99 是该协议的工程停止条件，不是官方通用硬门或统计充分条件；既不放宽它来补签旧实验，也不把它等同为逐调用恒频或物理精度。</w:t>
       </w:r>
     </w:p>
     <w:p>
@@ -11203,7 +11526,7 @@
           <w:sz w:val="28"/>
           <w:szCs w:val="28"/>
         </w:rPr>
-        <w:t>已验证的范围为 ML-KEM-768 便携 C 实现及报告列明的运行环境。固定长度 TCP 测试提供了远程观察的工程入口，但尚未完成远程类别差确认。后续工作宜优先解释回滚未恢复的原因，在固定构建与运行条件下补充能够区分实现机制和环境影响的对照，再检验结论能否扩展到其他平台与输入。真实非原作者执行仍需单独留下记录；匿名包、现场截图及审批签章按提交要求另行完成。</w:t>
+        <w:t>适用范围限于报告列明的实现和环境。后续若继续研究，应另行冻结能够区分输入个体、构建和环境影响的设计，补齐原始记录与会话诊断，并在其适用范围内评价防护。当前 v4 确认及交替对照仍停止；真实非原作者复现、与本稿配套的匿名包、现场截图、审批及签章仍需各自的实际材料。</w:t>
       </w:r>
     </w:p>
     <w:p>
@@ -11234,6 +11557,7 @@
         <w:adjustRightInd w:val="0"/>
         <w:snapToGrid w:val="0"/>
         <w:spacing w:line="480" w:lineRule="exact"/>
+        <w:jc w:val="left"/>
         <w:rPr>
           <w:rFonts w:ascii="楷体_GB2312" w:eastAsia="楷体_GB2312" w:hAnsi="Times New Roman"/>
           <w:bCs/>
@@ -11248,7 +11572,7 @@
           <w:sz w:val="28"/>
           <w:szCs w:val="28"/>
         </w:rPr>
-        <w:t>本作品围绕 ML-KEM 解封装时间行为，完成了功能验证、完整调用测量、统计复算和候选定位的可运行实现。最新 Ryzen 实验在冻结 v3 协议下经 Holm 校正拒绝主比较的零均值差原假设，主效应为 −5.467 个时钟计数；20 次诊断均将重加密与消息编码列入前三候选。掩码构建的效应绝对值减小且未再拒绝，但两次回滚也未恢复拒绝，因而现阶段支持条件限定的检测与定位，尚不支持唯一根因或恒时防护已经证实。</w:t>
+        <w:t>本作品已实现固定 ML-KEM-768 的功能核验、完整调用测量、统计复算及阶段候选诊断。当前确认状态是 v4 首会话覆盖率为 0、primary_token=not_run，交替构建对照未开始。v3 的 −5.467 个计数及 20/20 候选出现作为开发历史保留，跨批次方向反转、原始序列缺口和回滚未恢复限制其解释。现有材料不能确认一般类别效应、防护因果或恒时安全。</w:t>
       </w:r>
     </w:p>
     <w:p>
@@ -11271,7 +11595,7 @@
           <w:sz w:val="28"/>
           <w:szCs w:val="28"/>
         </w:rPr>
-        <w:t>另外，24 个编译配置通过功能检查并形成探索性会话记录，Mac 与 Ryzen 的直接 TCP 测试保存 80 次完整往返记录；这些成果分别回答构建适配和交互可测性问题。固定无秘密任务中的精确复算效率改进则降低重复核查的计算开销，不意味着密码运算加速或检测灵敏度提高。约 5 个时钟计数不能解释为逐次调用的物理纳秒精度，真实总体错误率与跨环境防护稳定性仍待验证，R02、R04 保持部分签收。本稿为审阅用完整报告，尚未完成与之配套的匿名包、现场截图、审批和签章。</w:t>
+        <w:t>有限无秘密任务上的精确尾计数对照支持计算一致性及所列实现的复算效率；24 格编译矩阵与 80 次直接 TCP 往返分别提供探索和可行性记录。新版表 4 使用冻结抽签后的条件计数，不能代表真实密文总体误报率。此次文稿同步没有产生新的密码计时、确认样本或验收签署，R02、R04 仍为部分签收。</w:t>
       </w:r>
     </w:p>
     <w:p>
@@ -11300,7 +11624,7 @@
         <w:widowControl/>
         <w:adjustRightInd w:val="0"/>
         <w:snapToGrid w:val="0"/>
-        <w:spacing w:line="480" w:lineRule="exact"/>
+        <w:spacing w:line="260" w:lineRule="exact" w:before="0" w:after="80"/>
         <w:jc w:val="left"/>
         <w:rPr>
           <w:rFonts w:ascii="楷体_GB2312" w:eastAsia="楷体_GB2312" w:hAnsi="Times New Roman"/>
@@ -11308,12 +11632,13 @@
           <w:sz w:val="28"/>
           <w:szCs w:val="28"/>
         </w:rPr>
+        <w:snapToGrid w:val="0"/>
       </w:pPr>
       <w:r>
         <w:rPr>
           <w:rFonts w:ascii="楷体_GB2312" w:eastAsia="楷体_GB2312" w:hAnsi="Times New Roman" w:hint="eastAsia"/>
           <w:bCs/>
-          <w:sz w:val="28"/>
+          <w:sz w:val="19"/>
           <w:szCs w:val="28"/>
         </w:rPr>
         <w:t>[1] NIST. Module-Lattice-Based Key-Encapsulation Mechanism Standard. FIPS 203, 2024. https://csrc.nist.gov/pubs/fips/203/final</w:t>
@@ -11324,7 +11649,7 @@
         <w:widowControl/>
         <w:adjustRightInd w:val="0"/>
         <w:snapToGrid w:val="0"/>
-        <w:spacing w:line="480" w:lineRule="exact"/>
+        <w:spacing w:line="260" w:lineRule="exact" w:before="0" w:after="80"/>
         <w:jc w:val="left"/>
         <w:rPr>
           <w:rFonts w:ascii="楷体_GB2312" w:eastAsia="楷体_GB2312" w:hAnsi="Times New Roman"/>
@@ -11332,12 +11657,13 @@
           <w:sz w:val="28"/>
           <w:szCs w:val="28"/>
         </w:rPr>
+        <w:snapToGrid w:val="0"/>
       </w:pPr>
       <w:r>
         <w:rPr>
           <w:rFonts w:ascii="楷体_GB2312" w:eastAsia="楷体_GB2312" w:hAnsi="Times New Roman" w:hint="eastAsia"/>
           <w:bCs/>
-          <w:sz w:val="28"/>
+          <w:sz w:val="19"/>
           <w:szCs w:val="28"/>
         </w:rPr>
         <w:t xml:space="preserve">[2] </w:t>
@@ -11347,7 +11673,7 @@
         <w:rPr>
           <w:rFonts w:ascii="楷体_GB2312" w:eastAsia="楷体_GB2312" w:hAnsi="Times New Roman" w:hint="eastAsia"/>
           <w:bCs/>
-          <w:sz w:val="28"/>
+          <w:sz w:val="19"/>
           <w:szCs w:val="28"/>
         </w:rPr>
         <w:t>pq</w:t>
@@ -11357,7 +11683,7 @@
         <w:rPr>
           <w:rFonts w:ascii="楷体_GB2312" w:eastAsia="楷体_GB2312" w:hAnsi="Times New Roman" w:hint="eastAsia"/>
           <w:bCs/>
-          <w:sz w:val="28"/>
+          <w:sz w:val="19"/>
           <w:szCs w:val="28"/>
         </w:rPr>
         <w:t xml:space="preserve">-code-package. </w:t>
@@ -11367,7 +11693,7 @@
         <w:rPr>
           <w:rFonts w:ascii="楷体_GB2312" w:eastAsia="楷体_GB2312" w:hAnsi="Times New Roman" w:hint="eastAsia"/>
           <w:bCs/>
-          <w:sz w:val="28"/>
+          <w:sz w:val="19"/>
           <w:szCs w:val="28"/>
         </w:rPr>
         <w:t>mlkem</w:t>
@@ -11377,7 +11703,7 @@
         <w:rPr>
           <w:rFonts w:ascii="楷体_GB2312" w:eastAsia="楷体_GB2312" w:hAnsi="Times New Roman" w:hint="eastAsia"/>
           <w:bCs/>
-          <w:sz w:val="28"/>
+          <w:sz w:val="19"/>
           <w:szCs w:val="28"/>
         </w:rPr>
         <w:t>-native固定快照及证明边界。https://github.com/pq-code-package/mlkem-native/blob/b3ba7b32773e657dd37f6f87bce82528459ad8a4/SOUNDNESS.md；预防性值屏障变更：https://github.com/pq-code-package/mlkem-native/pull/1342。</w:t>
@@ -11388,7 +11714,7 @@
         <w:widowControl/>
         <w:adjustRightInd w:val="0"/>
         <w:snapToGrid w:val="0"/>
-        <w:spacing w:line="480" w:lineRule="exact"/>
+        <w:spacing w:line="260" w:lineRule="exact" w:before="0" w:after="80"/>
         <w:jc w:val="left"/>
         <w:rPr>
           <w:rFonts w:ascii="楷体_GB2312" w:eastAsia="楷体_GB2312" w:hAnsi="Times New Roman"/>
@@ -11396,12 +11722,13 @@
           <w:sz w:val="28"/>
           <w:szCs w:val="28"/>
         </w:rPr>
+        <w:snapToGrid w:val="0"/>
       </w:pPr>
       <w:r>
         <w:rPr>
           <w:rFonts w:ascii="楷体_GB2312" w:eastAsia="楷体_GB2312" w:hAnsi="Times New Roman" w:hint="eastAsia"/>
           <w:bCs/>
-          <w:sz w:val="28"/>
+          <w:sz w:val="19"/>
           <w:szCs w:val="28"/>
         </w:rPr>
         <w:t xml:space="preserve">[3] </w:t>
@@ -11411,7 +11738,7 @@
         <w:rPr>
           <w:rFonts w:ascii="楷体_GB2312" w:eastAsia="楷体_GB2312" w:hAnsi="Times New Roman" w:hint="eastAsia"/>
           <w:bCs/>
-          <w:sz w:val="28"/>
+          <w:sz w:val="19"/>
           <w:szCs w:val="28"/>
         </w:rPr>
         <w:t>Reparaz</w:t>
@@ -11421,7 +11748,7 @@
         <w:rPr>
           <w:rFonts w:ascii="楷体_GB2312" w:eastAsia="楷体_GB2312" w:hAnsi="Times New Roman" w:hint="eastAsia"/>
           <w:bCs/>
-          <w:sz w:val="28"/>
+          <w:sz w:val="19"/>
           <w:szCs w:val="28"/>
         </w:rPr>
         <w:t xml:space="preserve"> O, </w:t>
@@ -11431,7 +11758,7 @@
         <w:rPr>
           <w:rFonts w:ascii="楷体_GB2312" w:eastAsia="楷体_GB2312" w:hAnsi="Times New Roman" w:hint="eastAsia"/>
           <w:bCs/>
-          <w:sz w:val="28"/>
+          <w:sz w:val="19"/>
           <w:szCs w:val="28"/>
         </w:rPr>
         <w:t>Balasch</w:t>
@@ -11441,7 +11768,7 @@
         <w:rPr>
           <w:rFonts w:ascii="楷体_GB2312" w:eastAsia="楷体_GB2312" w:hAnsi="Times New Roman" w:hint="eastAsia"/>
           <w:bCs/>
-          <w:sz w:val="28"/>
+          <w:sz w:val="19"/>
           <w:szCs w:val="28"/>
         </w:rPr>
         <w:t xml:space="preserve"> J, </w:t>
@@ -11451,7 +11778,7 @@
         <w:rPr>
           <w:rFonts w:ascii="楷体_GB2312" w:eastAsia="楷体_GB2312" w:hAnsi="Times New Roman" w:hint="eastAsia"/>
           <w:bCs/>
-          <w:sz w:val="28"/>
+          <w:sz w:val="19"/>
           <w:szCs w:val="28"/>
         </w:rPr>
         <w:t>Verbauwhede</w:t>
@@ -11461,7 +11788,7 @@
         <w:rPr>
           <w:rFonts w:ascii="楷体_GB2312" w:eastAsia="楷体_GB2312" w:hAnsi="Times New Roman" w:hint="eastAsia"/>
           <w:bCs/>
-          <w:sz w:val="28"/>
+          <w:sz w:val="19"/>
           <w:szCs w:val="28"/>
         </w:rPr>
         <w:t xml:space="preserve"> I. Dude, is my code constant time? DATE 2017；</w:t>
@@ -11471,7 +11798,7 @@
         <w:rPr>
           <w:rFonts w:ascii="楷体_GB2312" w:eastAsia="楷体_GB2312" w:hAnsi="Times New Roman" w:hint="eastAsia"/>
           <w:bCs/>
-          <w:sz w:val="28"/>
+          <w:sz w:val="19"/>
           <w:szCs w:val="28"/>
         </w:rPr>
         <w:t>dudect</w:t>
@@ -11481,7 +11808,7 @@
         <w:rPr>
           <w:rFonts w:ascii="楷体_GB2312" w:eastAsia="楷体_GB2312" w:hAnsi="Times New Roman" w:hint="eastAsia"/>
           <w:bCs/>
-          <w:sz w:val="28"/>
+          <w:sz w:val="19"/>
           <w:szCs w:val="28"/>
         </w:rPr>
         <w:t>固定dc269651fb2567e46755cfb2a13d3875592968b5。https://github.com/oreparaz/dudect</w:t>
@@ -11492,7 +11819,7 @@
         <w:widowControl/>
         <w:adjustRightInd w:val="0"/>
         <w:snapToGrid w:val="0"/>
-        <w:spacing w:line="480" w:lineRule="exact"/>
+        <w:spacing w:line="260" w:lineRule="exact" w:before="0" w:after="80"/>
         <w:jc w:val="left"/>
         <w:rPr>
           <w:rFonts w:ascii="楷体_GB2312" w:eastAsia="楷体_GB2312" w:hAnsi="Times New Roman"/>
@@ -11500,12 +11827,13 @@
           <w:sz w:val="28"/>
           <w:szCs w:val="28"/>
         </w:rPr>
+        <w:snapToGrid w:val="0"/>
       </w:pPr>
       <w:r>
         <w:rPr>
           <w:rFonts w:ascii="楷体_GB2312" w:eastAsia="楷体_GB2312" w:hAnsi="Times New Roman" w:hint="eastAsia"/>
           <w:bCs/>
-          <w:sz w:val="28"/>
+          <w:sz w:val="19"/>
           <w:szCs w:val="28"/>
         </w:rPr>
         <w:t xml:space="preserve">[4] </w:t>
@@ -11515,7 +11843,7 @@
         <w:rPr>
           <w:rFonts w:ascii="楷体_GB2312" w:eastAsia="楷体_GB2312" w:hAnsi="Times New Roman" w:hint="eastAsia"/>
           <w:bCs/>
-          <w:sz w:val="28"/>
+          <w:sz w:val="19"/>
           <w:szCs w:val="28"/>
         </w:rPr>
         <w:t>Dunsche</w:t>
@@ -11525,7 +11853,7 @@
         <w:rPr>
           <w:rFonts w:ascii="楷体_GB2312" w:eastAsia="楷体_GB2312" w:hAnsi="Times New Roman" w:hint="eastAsia"/>
           <w:bCs/>
-          <w:sz w:val="28"/>
+          <w:sz w:val="19"/>
           <w:szCs w:val="28"/>
         </w:rPr>
         <w:t xml:space="preserve"> M, et al. With Great Power Come Great Side Channels: Statistical Timing Side-Channel Analyses with Bounded Type-1 Errors. USENIX Security 2024；已核对官方勘误。</w:t>
@@ -11534,7 +11862,7 @@
         <w:rPr>
           <w:rFonts w:ascii="楷体_GB2312" w:eastAsia="楷体_GB2312" w:hAnsi="Times New Roman" w:hint="eastAsia"/>
           <w:bCs/>
-          <w:sz w:val="28"/>
+          <w:sz w:val="19"/>
           <w:szCs w:val="28"/>
         </w:rPr>
         <w:lastRenderedPageBreak/>
@@ -11546,7 +11874,7 @@
         <w:widowControl/>
         <w:adjustRightInd w:val="0"/>
         <w:snapToGrid w:val="0"/>
-        <w:spacing w:line="480" w:lineRule="exact"/>
+        <w:spacing w:line="260" w:lineRule="exact" w:before="0" w:after="80"/>
         <w:jc w:val="left"/>
         <w:rPr>
           <w:rFonts w:ascii="楷体_GB2312" w:eastAsia="楷体_GB2312" w:hAnsi="Times New Roman"/>
@@ -11554,12 +11882,13 @@
           <w:sz w:val="28"/>
           <w:szCs w:val="28"/>
         </w:rPr>
+        <w:snapToGrid w:val="0"/>
       </w:pPr>
       <w:r>
         <w:rPr>
           <w:rFonts w:ascii="楷体_GB2312" w:eastAsia="楷体_GB2312" w:hAnsi="Times New Roman" w:hint="eastAsia"/>
           <w:bCs/>
-          <w:sz w:val="28"/>
+          <w:sz w:val="19"/>
           <w:szCs w:val="28"/>
         </w:rPr>
         <w:t xml:space="preserve">[5] SciPy. </w:t>
@@ -11569,7 +11898,7 @@
         <w:rPr>
           <w:rFonts w:ascii="楷体_GB2312" w:eastAsia="楷体_GB2312" w:hAnsi="Times New Roman" w:hint="eastAsia"/>
           <w:bCs/>
-          <w:sz w:val="28"/>
+          <w:sz w:val="19"/>
           <w:szCs w:val="28"/>
         </w:rPr>
         <w:t>permutation_test</w:t>
@@ -11579,7 +11908,7 @@
         <w:rPr>
           <w:rFonts w:ascii="楷体_GB2312" w:eastAsia="楷体_GB2312" w:hAnsi="Times New Roman" w:hint="eastAsia"/>
           <w:bCs/>
-          <w:sz w:val="28"/>
+          <w:sz w:val="19"/>
           <w:szCs w:val="28"/>
         </w:rPr>
         <w:t>官方定义；对照实际版本SciPy1.16.3/NumPy2.3.5。https://docs.scipy.org/doc/scipy/reference/generated/scipy.stats.permutation_test.html</w:t>
@@ -11590,7 +11919,7 @@
         <w:widowControl/>
         <w:adjustRightInd w:val="0"/>
         <w:snapToGrid w:val="0"/>
-        <w:spacing w:line="480" w:lineRule="exact"/>
+        <w:spacing w:line="260" w:lineRule="exact" w:before="0" w:after="80"/>
         <w:jc w:val="left"/>
         <w:rPr>
           <w:rFonts w:ascii="楷体_GB2312" w:eastAsia="楷体_GB2312" w:hAnsi="Times New Roman"/>
@@ -11598,12 +11927,13 @@
           <w:sz w:val="28"/>
           <w:szCs w:val="28"/>
         </w:rPr>
+        <w:snapToGrid w:val="0"/>
       </w:pPr>
       <w:r>
         <w:rPr>
           <w:rFonts w:ascii="楷体_GB2312" w:eastAsia="楷体_GB2312" w:hAnsi="Times New Roman" w:hint="eastAsia"/>
           <w:bCs/>
-          <w:sz w:val="28"/>
+          <w:sz w:val="19"/>
           <w:szCs w:val="28"/>
         </w:rPr>
         <w:t xml:space="preserve">[6] </w:t>
@@ -11613,7 +11943,7 @@
         <w:rPr>
           <w:rFonts w:ascii="楷体_GB2312" w:eastAsia="楷体_GB2312" w:hAnsi="Times New Roman" w:hint="eastAsia"/>
           <w:bCs/>
-          <w:sz w:val="28"/>
+          <w:sz w:val="19"/>
           <w:szCs w:val="28"/>
         </w:rPr>
         <w:t>clangover</w:t>
@@ -11623,7 +11953,7 @@
         <w:rPr>
           <w:rFonts w:ascii="楷体_GB2312" w:eastAsia="楷体_GB2312" w:hAnsi="Times New Roman" w:hint="eastAsia"/>
           <w:bCs/>
-          <w:sz w:val="28"/>
+          <w:sz w:val="19"/>
           <w:szCs w:val="28"/>
         </w:rPr>
         <w:t>机制出处固定7f4d5dc162b77c362a34a0d52949f7a3e1b16d81，原对象是旧Kyber，不能冒称FIPS 203。https://github.com/antoonpurnal/clangover</w:t>
@@ -11649,7 +11979,227 @@
           <w:sz w:val="28"/>
           <w:szCs w:val="28"/>
         </w:rPr>
-        <w:t>历史材料按原证据编号保留。第 3.7 节新增结论对应 2026 年 10 月 11 日的冻结协议、会话判定、KAT、诊断、回滚、编译矩阵与直接 TCP 记录，详见随稿来源索引。旧封存报告及匿名副本保持原样，不视为已经包含本次新增结果。</w:t>
+        <w:t>下列材料路径均相对于随项目提供的仓库根目录。M01 对应有限机制审计；M02 对应记录格式与读取；M03 为 34/34 复跑日志；M04 为新旧标签模型；M05 为历史会话和事后归因；M06 为 v4 冻结协议及开发、停止记录；M07 为诊断、回滚与构建；M08 为网络原始记录。旧封存报告、协议和证据不因本稿修订而改写。</w:t>
+      </w:r>
+    </w:p>
+    <w:p>
+      <w:pPr>
+        <w:widowControl/>
+        <w:adjustRightInd w:val="0"/>
+        <w:snapToGrid w:val="0"/>
+        <w:spacing w:line="260" w:lineRule="exact" w:before="0" w:after="80"/>
+        <w:jc w:val="left"/>
+        <w:rPr>
+          <w:rFonts w:ascii="楷体_GB2312" w:eastAsia="楷体_GB2312" w:hAnsi="Times New Roman"/>
+          <w:bCs/>
+          <w:sz w:val="28"/>
+          <w:szCs w:val="28"/>
+        </w:rPr>
+        <w:snapToGrid w:val="0"/>
+      </w:pPr>
+      <w:r>
+        <w:rPr>
+          <w:sz w:val="19"/>
+        </w:rPr>
+        <w:t>M01：docs/evidence/mechanism-audit-20261011/README.md、audit-run-1.txt；src/mechanism_audit.c。产物、符号范围及正例检查依该记录。</w:t>
+      </w:r>
+    </w:p>
+    <w:p>
+      <w:pPr>
+        <w:widowControl/>
+        <w:adjustRightInd w:val="0"/>
+        <w:snapToGrid w:val="0"/>
+        <w:spacing w:line="260" w:lineRule="exact" w:before="0" w:after="80"/>
+        <w:jc w:val="left"/>
+        <w:rPr>
+          <w:rFonts w:ascii="楷体_GB2312" w:eastAsia="楷体_GB2312" w:hAnsi="Times New Roman"/>
+          <w:bCs/>
+          <w:sz w:val="28"/>
+          <w:szCs w:val="28"/>
+        </w:rPr>
+        <w:snapToGrid w:val="0"/>
+      </w:pPr>
+      <w:r>
+        <w:rPr>
+          <w:sz w:val="19"/>
+        </w:rPr>
+        <w:t>M02：src/mlkem.c、src/random.c、src/session_collect.c；docs/research/v4-protocol-20261013/PROTOCOL.md 第 10 节列出 v4 文件与资格规则。当前源码用于解释入口，历史执行仍以各次冻结产物为准。</w:t>
+      </w:r>
+    </w:p>
+    <w:p>
+      <w:pPr>
+        <w:widowControl/>
+        <w:adjustRightInd w:val="0"/>
+        <w:snapToGrid w:val="0"/>
+        <w:spacing w:line="260" w:lineRule="exact" w:before="0" w:after="80"/>
+        <w:jc w:val="left"/>
+        <w:rPr>
+          <w:rFonts w:ascii="楷体_GB2312" w:eastAsia="楷体_GB2312" w:hAnsi="Times New Roman"/>
+          <w:bCs/>
+          <w:sz w:val="28"/>
+          <w:szCs w:val="28"/>
+        </w:rPr>
+        <w:snapToGrid w:val="0"/>
+      </w:pPr>
+      <w:r>
+        <w:rPr>
+          <w:sz w:val="19"/>
+        </w:rPr>
+        <w:t>M03：docs/evidence/author-proxy-v3-20261008/results/gcc-tests.log 与 clang-sanitize-tests.log，均为 34/34；执行范围及身份见上级 README。</w:t>
+      </w:r>
+    </w:p>
+    <w:p>
+      <w:pPr>
+        <w:widowControl/>
+        <w:adjustRightInd w:val="0"/>
+        <w:snapToGrid w:val="0"/>
+        <w:spacing w:line="260" w:lineRule="exact" w:before="0" w:after="80"/>
+        <w:jc w:val="left"/>
+        <w:rPr>
+          <w:rFonts w:ascii="楷体_GB2312" w:eastAsia="楷体_GB2312" w:hAnsi="Times New Roman"/>
+          <w:bCs/>
+          <w:sz w:val="28"/>
+          <w:szCs w:val="28"/>
+        </w:rPr>
+        <w:snapToGrid w:val="0"/>
+      </w:pPr>
+      <w:r>
+        <w:rPr>
+          <w:sz w:val="19"/>
+        </w:rPr>
+        <w:t>M04：docs/evidence/label-redraw-20261013/README.md、conclusion.txt、selected.csv、raw.csv；旧表在 docs/evidence/reference-label-control-20261007。</w:t>
+      </w:r>
+    </w:p>
+    <w:p>
+      <w:pPr>
+        <w:widowControl/>
+        <w:adjustRightInd w:val="0"/>
+        <w:snapToGrid w:val="0"/>
+        <w:spacing w:line="260" w:lineRule="exact" w:before="0" w:after="80"/>
+        <w:jc w:val="left"/>
+        <w:rPr>
+          <w:rFonts w:ascii="楷体_GB2312" w:eastAsia="楷体_GB2312" w:hAnsi="Times New Roman"/>
+          <w:bCs/>
+          <w:sz w:val="28"/>
+          <w:szCs w:val="28"/>
+        </w:rPr>
+        <w:snapToGrid w:val="0"/>
+      </w:pPr>
+      <w:r>
+        <w:rPr>
+          <w:sz w:val="19"/>
+        </w:rPr>
+        <w:t>M05：docs/evidence/seven-capabilities-20261011 下 ryzen-positive、ryzen-confirm-v2、ryzen-confirm-v3；docs/research/v3-attribution-20261013/results/report.md 明列逐次记录缺口。</w:t>
+      </w:r>
+    </w:p>
+    <w:p>
+      <w:pPr>
+        <w:widowControl/>
+        <w:adjustRightInd w:val="0"/>
+        <w:snapToGrid w:val="0"/>
+        <w:spacing w:line="260" w:lineRule="exact" w:before="0" w:after="80"/>
+        <w:jc w:val="left"/>
+        <w:rPr>
+          <w:rFonts w:ascii="楷体_GB2312" w:eastAsia="楷体_GB2312" w:hAnsi="Times New Roman"/>
+          <w:bCs/>
+          <w:sz w:val="28"/>
+          <w:szCs w:val="28"/>
+        </w:rPr>
+        <w:snapToGrid w:val="0"/>
+      </w:pPr>
+      <w:r>
+        <w:rPr>
+          <w:sz w:val="19"/>
+        </w:rPr>
+        <w:t>M06：docs/research/v4-protocol-20261013/PROTOCOL.md 与 v4-protocol-20261014/PROTOCOL.md；docs/evidence 下 v4-development-20261013、v4-confirmation-20261013、v4-window-diagnosis-20261013、v4-hold-probe-20261014。</w:t>
+      </w:r>
+    </w:p>
+    <w:p>
+      <w:pPr>
+        <w:widowControl/>
+        <w:adjustRightInd w:val="0"/>
+        <w:snapToGrid w:val="0"/>
+        <w:spacing w:line="260" w:lineRule="exact" w:before="0" w:after="80"/>
+        <w:jc w:val="left"/>
+        <w:rPr>
+          <w:rFonts w:ascii="楷体_GB2312" w:eastAsia="楷体_GB2312" w:hAnsi="Times New Roman"/>
+          <w:bCs/>
+          <w:sz w:val="28"/>
+          <w:szCs w:val="28"/>
+        </w:rPr>
+        <w:snapToGrid w:val="0"/>
+      </w:pPr>
+      <w:r>
+        <w:rPr>
+          <w:sz w:val="19"/>
+        </w:rPr>
+        <w:t>M07：docs/evidence/seven-capabilities-20261011 下 trace20-31415926、matrix-sessions-20261011 及回滚记录；src/diagnostic_trace.c、src/trace_account.c、src/localize_rank.c。完整候选池与原序列不足处不由当前源码补造。</w:t>
+      </w:r>
+    </w:p>
+    <w:p>
+      <w:pPr>
+        <w:widowControl/>
+        <w:adjustRightInd w:val="0"/>
+        <w:snapToGrid w:val="0"/>
+        <w:spacing w:line="260" w:lineRule="exact" w:before="0" w:after="80"/>
+        <w:jc w:val="left"/>
+        <w:rPr>
+          <w:rFonts w:ascii="楷体_GB2312" w:eastAsia="楷体_GB2312" w:hAnsi="Times New Roman"/>
+          <w:bCs/>
+          <w:sz w:val="28"/>
+          <w:szCs w:val="28"/>
+        </w:rPr>
+        <w:snapToGrid w:val="0"/>
+      </w:pPr>
+      <w:r>
+        <w:rPr>
+          <w:sz w:val="19"/>
+        </w:rPr>
+        <w:t>M08：docs/evidence/seven-capabilities-20261011/mac-ryzen-rtt-20261011/rtt-80.csv 和 ryzen-network 的三档原始 RTT；80 次完整往返不是远程类别差确认。</w:t>
+      </w:r>
+    </w:p>
+    <w:p>
+      <w:pPr>
+        <w:widowControl/>
+        <w:adjustRightInd w:val="0"/>
+        <w:snapToGrid w:val="0"/>
+        <w:spacing w:line="260" w:lineRule="exact" w:before="0" w:after="80"/>
+        <w:jc w:val="left"/>
+        <w:rPr>
+          <w:rFonts w:ascii="楷体_GB2312" w:eastAsia="楷体_GB2312" w:hAnsi="Times New Roman"/>
+          <w:bCs/>
+          <w:sz w:val="28"/>
+          <w:szCs w:val="28"/>
+        </w:rPr>
+        <w:snapToGrid w:val="0"/>
+      </w:pPr>
+      <w:r>
+        <w:rPr>
+          <w:sz w:val="19"/>
+        </w:rPr>
+        <w:t>历史编号：E01 为 docs/evidence/native-reference-20261007；E02/S02 为 native-final-20261007 的 0e8be6d 固定源码及 performance；N01 为 candidate-round-20261007。以上均在 docs/evidence 下。</w:t>
+      </w:r>
+    </w:p>
+    <w:p>
+      <w:pPr>
+        <w:widowControl/>
+        <w:adjustRightInd w:val="0"/>
+        <w:snapToGrid w:val="0"/>
+        <w:spacing w:line="260" w:lineRule="exact" w:before="0" w:after="80"/>
+        <w:jc w:val="left"/>
+        <w:rPr>
+          <w:rFonts w:ascii="楷体_GB2312" w:eastAsia="楷体_GB2312" w:hAnsi="Times New Roman"/>
+          <w:bCs/>
+          <w:sz w:val="28"/>
+          <w:szCs w:val="28"/>
+        </w:rPr>
+        <w:snapToGrid w:val="0"/>
+      </w:pPr>
+      <w:r>
+        <w:rPr>
+          <w:sz w:val="19"/>
+        </w:rPr>
+        <w:t>效率与校准：docs/evidence/controlled-comparison-20261007、warm-replay-20261007 分别保存完整进程与预导入对照；finite-calibration-20261007 保存 C02 有限模型。</w:t>
       </w:r>
     </w:p>
     <w:sectPr>
